--- a/defense/docs/abstracts/abstract_ru.docx
+++ b/defense/docs/abstracts/abstract_ru.docx
@@ -196,7 +196,7 @@
           <w:i w:val="0"/>
           <w:sz w:val="28"/>
         </w:rPr>
-        <w:t>Разработать и экспериментально обосновать интегрированную систему улучшения изображений глазного дна и классификации на основе CNN для автоматизированной многостадийной диагностики диабетической ретинопатии, в которой 8-этапный конвейер предварительной обработки рассматривается как неотъемлемый компонент модели, обеспечивающий статистически измеримое и воспроизводимое повышение качества пятиклассовой диагностики ДР по сравнению с эквивалентной архитектурой, обученной без данного конвейера, в условиях ограниченных вычислительных ресурсов.</w:t>
+        <w:t>Разработать и экспериментально обосновать интегрированную систему улучшения изображений глазного дна и классификации на основе CNN для автоматизированной многостадийной диагностики диабетической ретинопатии, в которой 8-этапный конвейер предварительной обработки специфицирован как неотъемлемый компонент модели, а не как подготовка данных, и установить — в контролируемом сопоставлении с эквивалентной конфигурацией, обученной без данного конвейера, — какую разницу эта спецификация создаёт для качества пятиклассовой диагностики, для переносимости и для интерпретируемости получаемой модели в условиях ограниченных вычислительных ресурсов.</w:t>
       </w:r>
     </w:p>
     <w:p>
@@ -345,7 +345,7 @@
           <w:i w:val="0"/>
           <w:sz w:val="28"/>
         </w:rPr>
-        <w:t>Процесс автоматизированной диагностики диабетической ретинопатии по цветным изображениям глазного дна с использованием свёрточных нейронных сетей.</w:t>
+        <w:t>Процесс автоматизированной многостадийной диагностики диабетической ретинопатии по цветным изображениям глазного дна с использованием свёрточных нейронных сетей. Процесс изучается целиком — от изображения в том виде, в каком оно выходит из камеры, до пятиклассовой степени тяжести, присваиваемой моделью, — а не в одном лишь шаге классификации.</w:t>
       </w:r>
     </w:p>
     <w:p>
@@ -376,7 +376,7 @@
           <w:i w:val="0"/>
           <w:sz w:val="28"/>
         </w:rPr>
-        <w:t>Методы и модели интеграции предварительной обработки (улучшения) изображений глазного дна с классификацией на основе CNN, а также влияние интегрированного конвейера «предобработка–CNN» на качество диагностики, переносимость, интерпретируемость и устойчивость к смене устройств при пятиклассовой классификации ДР.</w:t>
+        <w:t>Методы и модели интеграции предварительной обработки (улучшения) изображений глазного дна с классификацией на основе CNN, а также свойства, которые обнаруживает получаемая интегрированная конфигурация: качество диагностики при пятиклассовой градации, переносимость на корпуса, не виденные при обучении, согласованность внимания модели с экспертной разметкой патологии и поведение при смене доменов камер. Манипулируемым является именно интеграция, а не предобработка, взятая отдельно от сети, которую она питает.</w:t>
       </w:r>
     </w:p>
     <w:p>
@@ -407,7 +407,7 @@
           <w:i w:val="0"/>
           <w:sz w:val="28"/>
         </w:rPr>
-        <w:t>Методология исследования сочетает теорию обработки изображений, теорию глубокого обучения и экспериментально контролируемую систему валидации. Использованные методы включают: классическую компьютерно-зрительную детекцию (локализацию диска зрительного нерва и фовеа для нормализации поворота), адаптивную коррекцию неравномерности освещения (flat-field correction), CLAHE с двойным ограничением порога в цветовом пространстве LAB, классификацию на основе CNN с backbone-архитектурами ResNet-50 и EfficientNet-B3, перенос знаний с ImageNet для базовой ветви и внутридоменное предобучение для интегрированной ветви — при этом выбор между конкурирующими инициализациями решается приёмочным шлюзом линейного зонда с замороженным backbone, а не постулируется, — Focal Loss для компенсации дисбаланса классов, анализ интерпретируемости Grad-CAM с метриками перекрытия «внимание—очаг» (первичная) и IoU (вторичная), максимальное среднее расхождение (MMD) по признакам предпоследнего слоя для прямого измерения доменного сдвига (с дивергенцией поканальных гистограмм в качестве информационного контекста), а также статистическую систему валидации на основе 5-кратной перекрёстной проверки со стратификацией на уровне пациента, тестов Макнемара и ДеЛонга, моделей со смешанными эффектами, бутстреп-доверительных интервалов и поправок Бонферрони/Холма для множественных сравнений.</w:t>
+        <w:t>Методология исследования сочетает теорию обработки изображений, теорию глубокого обучения и экспериментально контролируемую систему валидации. Использованные методы включают: локализацию диска зрительного нерва и фовеа для нормализации поворота предобученным замороженным детектором на основе регрессии тепловых карт, который не обучается совместно с классификатором, так что предобработка остаётся фиксированным преобразованием; изотропное масштабирование с центрированным дополнением нулями, сохраняющее геометрию круга глазного дна вместо её искажения до фиксированных пропорций; адаптивную коррекцию неравномерности освещения (flat-field correction), применяемую только внутри маски FOV, CLAHE с двойным ограничением порога в цветовом пространстве LAB, классификацию на основе CNN с backbone-архитектурами ResNet-50 и EfficientNet-B3, перенос знаний с ImageNet для базовой ветви и внутридоменное предобучение для интегрированной ветви — при этом выбор между конкурирующими инициализациями решается приёмочным шлюзом линейного зонда с замороженным backbone, а не постулируется, — Focal Loss для компенсации дисбаланса классов, анализ интерпретируемости Grad-CAM с метриками перекрытия «внимание—очаг» (первичная) и IoU (вторичная), максимальное среднее расхождение (MMD) по признакам предпоследнего слоя для прямого измерения доменного сдвига (с дивергенцией поканальных гистограмм в качестве информационного контекста), а также статистическую систему валидации на основе 5-кратной перекрёстной проверки со стратификацией на уровне пациента, тестов Макнемара и ДеЛонга, моделей со смешанными эффектами, бутстреп-доверительных интервалов и поправок Бонферрони/Холма для множественных сравнений.</w:t>
       </w:r>
     </w:p>
     <w:p>
@@ -438,7 +438,7 @@
           <w:i w:val="0"/>
           <w:sz w:val="28"/>
         </w:rPr>
-        <w:t>Восемь наборов данных, организованных в функциональные уровни: EyePACS (~35 126 изображений, основное обучение и абляция, Canon CR-1); APTOS 2019 (~3 662, межнаборный перенос); IDRiD (516 изображений, 81 с пиксельными масками очагов, клиническая валидация и интерпретируемость, Kowa); Messidor-2 (~1 748, внешняя клиническая оценка, Topcon); DDR (~13 673, сдвиг по устройствам, Canon/Topcon); ODIR-5K (~5 000, сдвиг по устройствам, Canon/Zeiss); RFMiD (~3 200, сдвиг по устройствам, Topcon/Kowa); и казахстанский клинический набор (60 изображений, 30 пациентов × 2 глаза, сбалансированный, качественная валидация). Качество изображений оценивается метриками отношения контраст/шум (CNR), энтропии изображения и SSIM.</w:t>
+        <w:t>Восемь наборов данных, организованных в функциональные уровни: EyePACS (~35 126 размеченных изображений, основное обучение и абляция, Canon CR-1), второй, неразмеченный срез которого (~53 576 изображений) служит внутридоменным корпусом предобучения интегрированной ветви и не пересекается с оценочным ни по изображениям, ни по пациентам; APTOS 2019 (~3 662, межнаборный перенос); IDRiD (516 изображений, 81 с пиксельными масками очагов, клиническая валидация и интерпретируемость, Kowa); Messidor-2 (~1 748, внешняя клиническая оценка, Topcon); DDR (~13 673, сдвиг по устройствам, Canon/Topcon); ODIR-5K (~5 000, сдвиг по устройствам, Canon/Zeiss); RFMiD (~3 200, сдвиг по устройствам, Topcon/Kowa); и казахстанский клинический набор (60 изображений, 30 пациентов × 2 глаза, сбалансированный по степеням тяжести, обучение в режиме дефицита данных), который происходит из частных медицинских центров и не подлежит перераспространению, вследствие чего зависящие от него результаты не воспроизводимы внешними исследователями. Наборы для оценки доменного сдвига, размеченные в многозаболеваемых таксономиях, используются только как источники меток ДР. Качество изображений оценивается метриками отношения контраст/шум (CNR), энтропии изображения и SSIM; результаты по разным корпусам приводятся раздельно и никогда не агрегируются в единый показатель.</w:t>
       </w:r>
     </w:p>
     <w:p>
@@ -505,7 +505,7 @@
         </w:rPr>
         <w:t>3.</w:t>
         <w:tab/>
-        <w:t>Адаптирован и валидирован стохастический вариант CLAHE с двойным ограничением в контексте пятиклассовой ДР (L-канал LAB; порог CL = min(clip_factor × tile_area / 256, global_threshold × tile_area); вероятность применения 80% при обучении).</w:t>
+        <w:t>Кумулятивная абляция при единой инициализации отделяет вклад предобработки от инициализации, с которой факторный план его неизбежно смешивает; это разложение не превращает факторный план в однофакторную манипуляцию, и никакое утверждение об изолированном эффекте предобработки на нём не основывается.</w:t>
       </w:r>
     </w:p>
     <w:p>
@@ -522,7 +522,7 @@
         </w:rPr>
         <w:t>4.</w:t>
         <w:tab/>
-        <w:t>Предложена адаптивная коррекция неравномерности освещения, в которой σ гауссова размытия масштабируется по диаметру FOV конкретного изображения, а не использует фиксированное глобальное значение, и применяется только внутри маски FOV.</w:t>
+        <w:t>Формализован и валидирован стохастический вариант CLAHE с двойным ограничением в контексте пятиклассовой ДР (L-канал LAB; порог CL = min(clip_factor × tile_area / 256, global_threshold × tile_area); вероятность применения 80% при обучении), благодаря чему этап служит одновременно оператором улучшения и источником регуляризации. Формулировка развивает ранее опубликованные работы соискателя по улучшению изображений глазного дна, а не возникает здесь впервые; новыми являются её формализация, встраивание в специфицированный конвейер и валидация в задаче пятиклассовой градации.</w:t>
       </w:r>
     </w:p>
     <w:p>
@@ -539,7 +539,7 @@
         </w:rPr>
         <w:t>5.</w:t>
         <w:tab/>
-        <w:t>Введена явная бинарная маска FOV как отдельный этап конвейера, добавляемая 4-м входным каналом, что информирует CNN о допустимых пиксельных областях и предотвращает усвоение артефактов дополнения как признаков.</w:t>
+        <w:t>Предложена адаптивная коррекция неравномерности освещения, в которой σ гауссова размытия масштабируется по диаметру FOV конкретного изображения, а не использует фиксированное глобальное значение, и применяется только внутри маски FOV, так что дополнение нулями не искажается.</w:t>
       </w:r>
     </w:p>
     <w:p>
@@ -556,7 +556,7 @@
         </w:rPr>
         <w:t>6.</w:t>
         <w:tab/>
-        <w:t>Введена метрика перекрытия «внимание–очаг» (Attention–Lesion Overlap, ALO) как первичная асимметричная метрика интерпретируемости, непосредственно измеряющая долю очага поражения, покрытую вниманием модели, дополняемая метрикой Intersection-over-Union (IoU) как вторичной, в сопоставлении с пиксельными масками очагов IDRiD.</w:t>
+        <w:t>Введена явная бинарная маска FOV как отдельный этап конвейера, добавляемая 4-м входным каналом, что информирует CNN о допустимых пиксельных областях и предотвращает усвоение артефактов дополнения как признаков.</w:t>
       </w:r>
     </w:p>
     <w:p>
@@ -573,7 +573,7 @@
         </w:rPr>
         <w:t>7.</w:t>
         <w:tab/>
-        <w:t>Механизм, постулируемый центральной гипотезой, измерен напрямую, а не выведен из своего следствия: расстояние «источник—цель» вычисляется на предпоследнем слое для обеих конфигураций на шести внешних корпусах ценой одних лишь прямых проходов. Вклад несут две особенности плана — нормализация использует статистики домена-источника и никогда не пересчитывается на цели, поэтому измерение является свойством предобработки, а не подогнанной к цели процедуры; и его фальсифицируемость зафиксирована до самого измерения, поскольку два этапа конвейера по построению привязаны к домену-источнику и обращение результата было реальной возможностью.</w:t>
+        <w:t>Введена метрика перекрытия «внимание–очаг» (Attention–Lesion Overlap, ALO) как первичная асимметричная метрика интерпретируемости, непосредственно измеряющая долю очага поражения, покрытую вниманием модели, дополняемая метрикой Intersection-over-Union (IoU) как вторичной, в сопоставлении с пиксельными масками очагов IDRiD. Она устанавливает согласованность свидетельств модели с экспертной разметкой, а не клиническую локализацию патологии.</w:t>
       </w:r>
     </w:p>
     <w:p>
@@ -590,7 +590,7 @@
         </w:rPr>
         <w:t>8.</w:t>
         <w:tab/>
-        <w:t>Интегрированная ветвь инициализируется внутридоменным, а не натурально-изобразительным предобучением, причём выбор между конкурирующими инициализациями решается приёмочным шлюзом линейного зонда с замороженным backbone, а не постулируется. Отрицательный исход приводится как свидетельство: самообучение без меток, обученное с нуля на внутридоменном корпусе, шлюз не прошло — по нескольким протоколам одного семейства и без улучшения от более длительного обучения — и допущено не было.</w:t>
+        <w:t>Механизм, постулируемый центральной гипотезой, измерен напрямую, а не выведен из своего следствия: расстояние «источник—цель» вычисляется на предпоследнем слое для обеих конфигураций на шести внешних корпусах ценой одних лишь прямых проходов. Вклад несут две особенности плана — нормализация использует статистики домена-источника и никогда не пересчитывается на цели, поэтому измерение является свойством предобработки, а не подогнанной к цели процедуры; и его фальсифицируемость зафиксирована до самого измерения, поскольку два этапа конвейера по построению привязаны к домену-источнику и обращение результата было реальной возможностью.</w:t>
       </w:r>
     </w:p>
     <w:p>
@@ -607,7 +607,7 @@
         </w:rPr>
         <w:t>9.</w:t>
         <w:tab/>
-        <w:t>Интегрированный конвейер валидирован на многонаборной, многоприборной архитектуре (EyePACS, APTOS 2019, IDRiD, Messidor-2, DDR, ODIR-5K, RFMiD и казахстанский клинический набор), включая межнаборный перенос, внешнее клиническое качество и доменный сдвиг по устройствам четырёх производителей камер (Canon, Topcon, Kowa, Zeiss).</w:t>
+        <w:t>Интегрированная ветвь инициализируется внутридоменным, а не натурально-изобразительным предобучением, причём выбор между конкурирующими инициализациями решается приёмочным шлюзом линейного зонда с замороженным backbone, а не постулируется. Отрицательный исход приводится как свидетельство: самообучение без меток, обученное с нуля на внутридоменном корпусе, шлюз не прошло — по нескольким протоколам одного семейства и без улучшения от более длительного обучения — и допущено не было.</w:t>
       </w:r>
     </w:p>
     <w:p>
@@ -624,7 +624,41 @@
         </w:rPr>
         <w:t>10.</w:t>
         <w:tab/>
+        <w:t>Интегрированный конвейер валидирован на многоуровневой многонаборной и многоприборной архитектуре (EyePACS, APTOS 2019, IDRiD, Messidor-2, DDR, ODIR-5K, RFMiD и казахстанский клинический набор), организованной по функциям и охватывающей камеры четырёх производителей (Canon, Topcon, Kowa, Zeiss), включая межнаборный перенос, внешнее клиническое качество и доменный сдвиг по устройствам.</w:t>
+      </w:r>
+    </w:p>
+    <w:p>
+      <w:pPr>
+        <w:ind w:left="709" w:hanging="397"/>
+        <w:jc w:val="both"/>
+      </w:pPr>
+      <w:r>
+        <w:rPr>
+          <w:rFonts w:ascii="Times New Roman" w:hAnsi="Times New Roman" w:cs="Times New Roman" w:eastAsia="Times New Roman"/>
+          <w:b w:val="0"/>
+          <w:i w:val="0"/>
+          <w:sz w:val="28"/>
+        </w:rPr>
+        <w:t>11.</w:t>
+        <w:tab/>
         <w:t>Аналитически выявлен дефект, общий для трёх широко используемых мер внешней устойчивости: величина деградации, коэффициент обобщения и коэффициент удержания — каждая нормирует или вычитает внешнее качество ветви относительно её же внутридоменного качества и потому штрафует конфигурацию за её внутридоменную силу. Анализ строго описателен и не реабилитирует ни один результат настоящей работы.</w:t>
+      </w:r>
+    </w:p>
+    <w:p>
+      <w:pPr>
+        <w:ind w:left="709" w:hanging="397"/>
+        <w:jc w:val="both"/>
+      </w:pPr>
+      <w:r>
+        <w:rPr>
+          <w:rFonts w:ascii="Times New Roman" w:hAnsi="Times New Roman" w:cs="Times New Roman" w:eastAsia="Times New Roman"/>
+          <w:b w:val="0"/>
+          <w:i w:val="0"/>
+          <w:sz w:val="28"/>
+        </w:rPr>
+        <w:t>12.</w:t>
+        <w:tab/>
+        <w:t>Два вклада неэмпиричны по замыслу: связанная термооптическая модель отклика тканей глазного дна при лазерном воздействии — только теоретический и вычислительный вклад; и модульная архитектура системы скрининга — только проектный вклад: прототип не реализован, полевые испытания не проводились.</w:t>
       </w:r>
     </w:p>
     <w:p>
@@ -691,7 +725,7 @@
         </w:rPr>
         <w:t>3.</w:t>
         <w:tab/>
-        <w:t>Установлено доминирование интегрированной конфигурации над базовой в рамках контролируемого факторного плана 2×2 (конфигурации A–D) на EyePACS для обеих архитектур ResNet-50 и EfficientNet-B3, оценённое относительно предварительно зарегистрированного критерия доминирования (Эксперимент 1).</w:t>
+        <w:t>Установлено доминирование интегрированной конфигурации над базовой в рамках контролируемого факторного плана 2×2 (конфигурации A–D) на EyePACS для обеих архитектур: критерий удовлетворён по всем трём его компонентам, эффект выдержал поправку на множественные сравнения и не обнаружил взаимодействия с выбором архитектуры (Эксперимент 1, H-1 подтверждена). Это свойство конфигурации, которая отличается от базовой не только предобработкой, но и инициализацией.</w:t>
       </w:r>
     </w:p>
     <w:p>
@@ -708,7 +742,7 @@
         </w:rPr>
         <w:t>4.</w:t>
         <w:tab/>
-        <w:t>Вклад отдельных этапов конвейера количественно оценён посредством кумулятивной компонентной абляции при единой инициализации, а порог CLAHE с двойным ограничением и параметр σ flat-field-коррекции охарактеризованы параметрическими свипами, подкреплёнными метриками качества изображений (CNR, энтропия, SSIM) (Эксперимент 2).</w:t>
+        <w:t>Вклад отдельных этапов конвейера количественно оценён посредством кумулятивной компонентной абляции при единой инициализации: каждый переход между этапами дал вклад, превышающий межфолдовый разброс своего уровня, вклады разделяются на группы с лидирующими двумя фотометрическими этапами, а сама абляция воспроизвела весь внутридоменный прирост. Порог CLAHE и параметр σ flat-field-коррекции обнаружили внутренний оптимум в пределах просмотренных диапазонов, подтверждённый на отложенных данных и подкреплённый метриками качества изображений (CNR, энтропия, SSIM) (Эксперимент 2, H-2 подтверждена).</w:t>
       </w:r>
     </w:p>
     <w:p>
@@ -725,7 +759,7 @@
         </w:rPr>
         <w:t>5.</w:t>
         <w:tab/>
-        <w:t>Сокращение расстояния «источник—цель» в пространстве признаков измерено напрямую на шести внешних корпусах при обязательном условии использования статистик домена-источника, что даёт средний член причинной цепи, к которому остальные гипотезы подступают лишь через его следствие (H-3).</w:t>
+        <w:t>Сокращение расстояния «источник—цель» в пространстве признаков измерено напрямую на шести внешних корпусах при обязательном условии использования статистик домена-источника: расстояние сократилось на каждом рассмотренном корпусе, что даёт средний член причинной цепи, к которому остальные гипотезы подступают лишь через его следствие (H-3 подтверждена, только по направлению).</w:t>
       </w:r>
     </w:p>
     <w:p>
@@ -742,7 +776,7 @@
         </w:rPr>
         <w:t>6.</w:t>
         <w:tab/>
-        <w:t>Межнаборная переносимость конвейера оценена на APTOS 2019 без дообучения относительно предварительно зарегистрированного коэффициента обобщения G ≥ 0,85 (Эксперимент 3).</w:t>
+        <w:t>Модель, обученная на EyePACS с конвейером, перенеслась на APTOS 2019 без дообучения, преодолев предварительно зарегистрированный коэффициент обобщения G ≥ 0,85 и превзойдя базовую конфигурацию на каждой степени тяжести; базовая конфигурация также преодолевает порог, поэтому свидетельство заключено в сравнении, а не в критерии (Эксперимент 3, H-4 подтверждена).</w:t>
       </w:r>
     </w:p>
     <w:p>
@@ -759,7 +793,7 @@
         </w:rPr>
         <w:t>7.</w:t>
         <w:tab/>
-        <w:t>Анализ интерпретируемости Grad-CAM с использованием предложенной метрики перекрытия «внимание—очаг» (ALO, первичная) и IoU (вторичная) относительно пиксельных масок очагов IDRiD охарактеризовал согласованность внимания модели с клинически аннотированными структурами очагов (Эксперимент 4).</w:t>
+        <w:t>Анализ интерпретируемости Grad-CAM с использованием предложенной метрики перекрытия «внимание—очаг» (ALO, первичная) и IoU (вторичная) относительно пиксельных масок очагов IDRiD показал более тесную согласованность внимания модели с экспертной разметкой при интегрированной конфигурации — по всем четырём аннотированным типам очагов и по обеим метрикам (Эксперимент 4, H-5 подтверждена только в своей количественной половине).</w:t>
       </w:r>
     </w:p>
     <w:p>
@@ -776,7 +810,7 @@
         </w:rPr>
         <w:t>8.</w:t>
         <w:tab/>
-        <w:t>Оценены внешнее клиническое качество интегрированной конфигурации (IDRiD, Messidor-2; Эксперимент 5), её приборная устойчивость на камерах четырёх производителей (DDR, ODIR-5K, RFMiD; Эксперимент 6) и обучаемость на малых клинических данных (Эксперимент 7).</w:t>
+        <w:t>На обоих внешних клинических корпусах интегрированная конфигурация достигла более высокого абсолютного weighted F1, причём каждая разница достигает минимально клинически значимой величины при интервале, исключающем ноль (Эксперимент 5, H-7 подтверждена как утверждение об абсолютном внешнем качестве, а не об устойчивости к деградации); качество сохранено на всех пяти группировках камер при сокращении разброса между ними (Эксперимент 6, H-6 подтверждена); в режиме дефицита данных интегрированная конфигурация вновь оказалась сильнее — с преимуществом, сопоставимым с измеренным при обилии данных и не превышающим его (Эксперимент 7).</w:t>
       </w:r>
     </w:p>
     <w:p>
@@ -997,7 +1031,7 @@
         </w:rPr>
         <w:t>7.</w:t>
         <w:tab/>
-        <w:t xml:space="preserve">Внимание модели теснее согласуется с экспертной пиксельной разметкой очагов в интегрированной конфигурации — на всех четырёх аннотированных типах очагов и по обеим мерам (H-5). </w:t>
+        <w:t xml:space="preserve">Внимание модели теснее согласуется с экспертной пиксельной разметкой очагов в интегрированной конфигурации — на всех четырёх аннотированных типах очагов, по первичной и по вторичной мере и устойчиво по порогу внимания (H-5). </w:t>
       </w:r>
       <w:r>
         <w:rPr>
@@ -1032,7 +1066,7 @@
           <w:i/>
           <w:sz w:val="28"/>
         </w:rPr>
-        <w:t>Обе конфигурации преодолевают порог удержания; две из пяти групп суть сами внешние клинические корпуса и не дают независимого воспроизведения; ничто из этого не составляет сертификации устройств.</w:t>
+        <w:t>Обе конфигурации преодолевают порог удержания; две из пяти групп суть сами внешние клинические корпуса и не дают независимого воспроизведения; три группы объединяют несколько моделей камер, а не одно устройство; ничто из этого не составляет сертификации устройств или заявления о готовности к приборно-независимому внедрению.</w:t>
       </w:r>
     </w:p>
     <w:p>
@@ -1058,7 +1092,7 @@
           <w:i/>
           <w:sz w:val="28"/>
         </w:rPr>
-        <w:t>Более высокое абсолютное внешнее качество, а не устойчивость к деградации — относительно собственных внутридоменных уровней обе конфигурации снижаются почти одинаково; запас над порогом на втором корпусе мал, и нижняя граница этого интервала лежит ниже минимально значимой величины.</w:t>
+        <w:t>Более высокое абсолютное внешнее качество, а не устойчивость к деградации — относительно собственных внутридоменных уровней обе конфигурации снижаются почти одинаково; запас над минимально значимой величиной на втором корпусе составляет 0,0041, и нижняя граница этого интервала лежит ниже минимально значимой величины.</w:t>
       </w:r>
     </w:p>
     <w:p>
@@ -1198,7 +1232,7 @@
           <w:i w:val="0"/>
           <w:sz w:val="28"/>
         </w:rPr>
-        <w:t>Работа вносит концептуальное переосмысление предобработки как неотъемлемого компонента модели, со-определяющего доступное CNN пространство признаков (парадигма P2), и подвергает это переосмысление прямой эмпирической проверке в противопоставлении со сквозной парадигмой (P1). Предложены формальная спецификация 8-этапного конвейера, математическая формализация порога CLAHE с двойным ограничением, адаптивной flat-field-коррекции и метрики интерпретируемости ALO, а также строгая статистическая система валидации эффектов предобработки в условиях дисбаланса классов.</w:t>
+        <w:t>Работа вносит концептуальное переосмысление предобработки как неотъемлемого компонента модели, со-определяющего доступное CNN пространство признаков (парадигма P2), и подвергает это переосмысление прямой эмпирической проверке в противопоставлении со сквозной парадигмой (P1). Предложены формальная спецификация 8-этапного конвейера и математические формализации порога CLAHE с двойным ограничением — развивающего ранее опубликованные работы соискателя, а не возникающего здесь впервые, — адаптивной flat-field-коррекции и метрики интерпретируемости ALO, а также статистическая система валидации эффектов предобработки в условиях дисбаланса классов. Ещё один вклад имеет иную природу: механизм, до сих пор привлекавшийся как объяснение, сделан измеримым — как величина, вычислимая на предпоследнем слое при заданном протокольном условии (нормализация по статистикам домена-источника), что делает механистическое утверждение фальсифицируемым независимо от объясняемых им утверждений о качестве. Связанная термооптическая модель отклика тканей глазного дна при лазерном воздействии является теоретическим и вычислительным вкладом.</w:t>
       </w:r>
     </w:p>
     <w:p>
@@ -1229,7 +1263,22 @@
           <w:i w:val="0"/>
           <w:sz w:val="28"/>
         </w:rPr>
-        <w:t xml:space="preserve">Интегрированный конвейер представляет собой переносимый, интерпретируемый и устойчивый к смене устройств режим предобработки для автоматизированной диагностики ДР в условиях вычислительных ограничений. Предложена модульная архитектура автоматизированной системы скрининга ДР с модулями движка предобработки, инференса, телемедицины и поддержки принятия решений в парадигме «врач-в-контуре» (physician-in-the-loop), интегрируемая с системами PACS/EHR и национальной платформой электронного здравоохранения и применимая для скрининга ДР в сельских и удалённых регионах Казахстана. </w:t>
+        <w:t>Интегрированный конвейер представляет собой полностью специфицированный воспроизводимый режим предобработки для автоматизированной диагностики ДР в условиях вычислительных ограничений: он определён поэтапно, с операторами, параметрами и порядком применения, а его реализация воспроизведена в Приложении A. Однако значения параметров зафиксированы на конкретных корпусах и суть свойства этих корпусов, а не переносимые константы.</w:t>
+      </w:r>
+    </w:p>
+    <w:p>
+      <w:pPr>
+        <w:ind w:firstLine="709"/>
+        <w:jc w:val="both"/>
+      </w:pPr>
+      <w:r>
+        <w:rPr>
+          <w:rFonts w:ascii="Times New Roman" w:hAnsi="Times New Roman" w:cs="Times New Roman" w:eastAsia="Times New Roman"/>
+          <w:b w:val="0"/>
+          <w:i w:val="0"/>
+          <w:sz w:val="28"/>
+        </w:rPr>
+        <w:t xml:space="preserve">Предложена модульная архитектура автоматизированной системы скрининга ДР с модулями движка предобработки, инференса, телемедицины в режиме store-and-forward и поддержки принятия решений в парадигме «врач-в-контуре» (physician-in-the-loop), интегрируемая с системами PACS/EHR и национальной платформой электронного здравоохранения и применимая для скрининга ДР в сельских и удалённых регионах Казахстана. Это проектная спецификация: прототип не реализован, внедрение в клинических условиях не испытывалось, а положения о защите данных суть соответствие по замыслу, а не сертифицированное соответствие. Система задумана как поддержка принятия решений, при которой диагноз и ответственность за него остаются за врачом; ничто здесь не предлагается как самостоятельный диагностический инструмент. </w:t>
       </w:r>
       <w:r>
         <w:rPr>
@@ -1238,7 +1287,7 @@
           <w:i/>
           <w:sz w:val="28"/>
         </w:rPr>
-        <w:t>(Акты внедрения и справки об апробации: см. приложения.)</w:t>
+        <w:t>(Публикационный и апробационный отчёт приведён в Приложении D.)</w:t>
       </w:r>
     </w:p>
     <w:p>
@@ -1269,7 +1318,7 @@
           <w:i w:val="0"/>
           <w:sz w:val="28"/>
         </w:rPr>
-        <w:t>Достоверность обеспечивается: использованием крупномасштабных и множественных публичных наборов данных (~35 126 обучающих изображений EyePACS и семь дополнительных наборов); 5-кратной перекрёстной проверкой со стратификацией на уровне пациента и строгим контролем утечки данных; представлением всех первичных метрик в виде «среднее ± стандартное отклонение»; многометрической оценкой (weighted F1, ROC-AUC, Cohen's Kappa с квадратичными весами, accuracy); статистической проверкой гипотез (тесты Макнемара, ДеЛонга), моделями со смешанными эффектами по фолдам, бутстреп-доверительными интервалами (≥ 1000 ресэмплов) и поправками Бонферрони/Холма; критериями успеха, зафиксированными до экспериментов, которые их проверяли, — критерий, написанный после того, как результат стал известен, может быть удовлетворён всегда, поэтому информативной классификацию делает именно порядок. Работа дополнительно помещается в контекст опубликованных систем, но не ранжируется среди них, поскольку никакие две сопоставляемые записи не совпадают одновременно по постановке задачи, корпусу, эталонному стандарту и метрике. Два ограничения этого аппарата заявляются, а не откладываются: поправка на множественные сравнения ограничена тем единственным экспериментом, в рамках которого сравнения планировались, поэтому общедиссертационная вероятность ошибки не заявляется; и ряд оценок опирается на модели одного обученного фолда, поэтому их интервалы количественно описывают лишь выборку оценочного корпуса и занижают полную неопределённость в известную сторону.</w:t>
+        <w:t>Достоверность обеспечивается: использованием крупномасштабных и множественных публичных наборов данных (~35 126 обучающих изображений EyePACS и семь дополнительных наборов); 5-кратной перекрёстной проверкой со стратификацией на уровне пациента и строгим контролем утечки данных; представлением всех первичных метрик в виде «среднее ± стандартное отклонение»; многометрической оценкой (weighted F1, ROC-AUC, Cohen's Kappa с квадратичными весами, accuracy); статистической проверкой гипотез (тесты Макнемара, ДеЛонга), моделями со смешанными эффектами по фолдам, бутстреп-доверительными интервалами (≥ 1000 ресэмплов) и поправками Бонферрони/Холма; критериями успеха, зафиксированными до экспериментов, которые их проверяли, — критерий, написанный после того, как результат стал известен, может быть удовлетворён всегда, поэтому информативной классификацию делает именно порядок. Работа дополнительно помещается в контекст опубликованных систем, но не ранжируется среди них, поскольку никакие две сопоставляемые записи не совпадают одновременно по постановке задачи, корпусу, эталонному стандарту и метрике. Два ограничения этого аппарата заявляются, а не откладываются: поправка на множественные сравнения ограничена тем единственным экспериментом, в рамках которого сравнения планировались, поэтому общедиссертационная вероятность ошибки не заявляется; и ряд оценок опирается на модели одного обученного фолда, поэтому их интервалы количественно описывают лишь выборку оценочного корпуса и занижают полную неопределённость в известную сторону. Третье: один эксперимент опирается на клинический корпус, не подлежащий перераспространению, поэтому внешне невоспроизводим, а калибровка — эмпирическое свойство выходных вероятностей модели, а не гарантия надёжности клинических решений.</w:t>
       </w:r>
     </w:p>
     <w:p>
@@ -1300,7 +1349,7 @@
           <w:i w:val="0"/>
           <w:sz w:val="28"/>
         </w:rPr>
-        <w:t>Результаты исследования докладывались и обсуждались на международных научных форумах, в том числе на 3-м Международном семинаре «Цифровое общество» (DS 2025, г. Стамбул, Турция, 28–30 октября 2025 г.), и опубликованы в международных рецензируемых журналах.</w:t>
+        <w:t>Результаты исследования докладывались и обсуждались на международных научных форумах, в том числе на 3-м Международном семинаре «Цифровое общество» (DS 2025, г. Стамбул, Турция, 28–30 октября 2025 г.), и опубликованы в международных рецензируемых журналах. Документальный отчёт — публикационный каталог вместе с подтверждениями индексации и публикации — воспроизведён в Приложении D.</w:t>
       </w:r>
     </w:p>
     <w:p>
@@ -1316,6 +1365,21 @@
           <w:sz w:val="28"/>
         </w:rPr>
         <w:t>Направление исследования соответствует государственным приоритетам цифровизации здравоохранения и развития технологий искусственного интеллекта Республики Казахстан, в частности: Концепции развития искусственного интеллекта на 2024–2029 годы; Послания Президента Республики Казахстан «Казахстан в эпоху искусственного интеллекта» (8 сентября 2025 г.); и Закона Республики Казахстан «Об искусственном интеллекте» (№ 230-VIII, 17 ноября 2025 г.). Работа выполнена в соответствии с подп. 2 п. 3 ст. 20 Закона Республики Казахстан «О науке».</w:t>
+      </w:r>
+    </w:p>
+    <w:p>
+      <w:pPr>
+        <w:ind w:firstLine="709"/>
+        <w:jc w:val="both"/>
+      </w:pPr>
+      <w:r>
+        <w:rPr>
+          <w:rFonts w:ascii="Times New Roman" w:hAnsi="Times New Roman" w:cs="Times New Roman" w:eastAsia="Times New Roman"/>
+          <w:b w:val="0"/>
+          <w:i w:val="0"/>
+          <w:sz w:val="28"/>
+        </w:rPr>
+        <w:t>Речь идёт о соответствии направления исследования опубликованным национальным приоритетам: это не утверждение о финансировании в рамках государственной программы, о заказе какого-либо органа или об институциональном мандате и не заявление о достижении настоящим исследованием какой-либо программной цели.</w:t>
       </w:r>
     </w:p>
     <w:p>
@@ -1812,7 +1876,22 @@
           <w:i w:val="0"/>
           <w:sz w:val="28"/>
         </w:rPr>
-        <w:t>Диссертация состоит из введения, шести глав, заключения, списка использованных источников и приложений. Работа дополнена таблицами, рисунками и исходным кодом конвейера предварительной обработки.</w:t>
+        <w:t>Диссертация состоит из предваряющих разделов — нормативных ссылок, определений, обозначений и сокращений, — за которыми следуют введение, шесть глав, заключение, список использованных источников и шесть приложений (A–F): исходный код конвейера предобработки, дополнительные экспериментальные результаты и матрицы ошибок, диаграммы архитектуры системы, публикационный и апробационный отчёт, галерея карт внимания и дополнительные таблицы по оценке доменного сдвига на устройствах.</w:t>
+      </w:r>
+    </w:p>
+    <w:p>
+      <w:pPr>
+        <w:ind w:firstLine="709"/>
+        <w:jc w:val="both"/>
+      </w:pPr>
+      <w:r>
+        <w:rPr>
+          <w:rFonts w:ascii="Times New Roman" w:hAnsi="Times New Roman" w:cs="Times New Roman" w:eastAsia="Times New Roman"/>
+          <w:b w:val="0"/>
+          <w:i w:val="0"/>
+          <w:sz w:val="28"/>
+        </w:rPr>
+        <w:t>Диссертация изложена на 264 страницах и содержит 42 таблицы, 26 рисунков и 2 схемы. Список использованных источников насчитывает 107 наименований. Указанные объёмы приведены без учёта приложений.</w:t>
       </w:r>
     </w:p>
     <w:sectPr>

--- a/defense/docs/abstracts/abstract_ru.docx
+++ b/defense/docs/abstracts/abstract_ru.docx
@@ -14,6 +14,7 @@
           <w:b/>
           <w:i w:val="0"/>
           <w:sz w:val="32"/>
+          <w:u w:val="none"/>
         </w:rPr>
         <w:t>АННОТАЦИЯ</w:t>
       </w:r>
@@ -29,8 +30,9 @@
           <w:b/>
           <w:i w:val="0"/>
           <w:sz w:val="28"/>
+          <w:u w:val="none"/>
         </w:rPr>
-        <w:t>к диссертационной работе Есмухамедова Нурмаганбета Сейткалиулы на тему «Автоматизированная диагностика диабетической ретинопатии посредством улучшения изображений глазного дна и классификации с помощью CNN», представленной на соискание степени доктора философии (PhD) по образовательной программе 8D06104 — Вычислительная техника и программное обеспечение</w:t>
+        <w:t>к диссертационной работе Есмухамедова Нурмаганбета Сейткалиулы на тему «Компьютерная система обработки и анализа данных глазного дна для поддержки лазерной коагуляции при лечении диабетической ретинопатии», представленной на соискание степени доктора философии (PhD) по образовательной программе 8D06102 — Компьютерная и программная инженерия</w:t>
       </w:r>
     </w:p>
     <w:p>
@@ -52,6 +54,7 @@
           <w:b/>
           <w:i w:val="0"/>
           <w:sz w:val="28"/>
+          <w:u w:val="none"/>
         </w:rPr>
         <w:t>Общая характеристика исследования</w:t>
       </w:r>
@@ -67,6 +70,7 @@
           <w:b w:val="0"/>
           <w:i w:val="0"/>
           <w:sz w:val="28"/>
+          <w:u w:val="none"/>
         </w:rPr>
         <w:t>Диссертация посвящена исследованию и формализации интеграции улучшения изображений глазного дна (предобработки) с классификацией на основе свёрточных нейронных сетей (CNN) для автоматизированной многостадийной диагностики диабетической ретинопатии (ДР). Центральная идея состоит в том, что предобработка является неотъемлемым компонентом диагностической модели, а не вспомогательной подготовкой данных, поскольку именно она определяет пространство признаков, доступное сети. Для операционализации этой идеи специфицирован и встроен в модель 8-этапный конвейер предобработки, а его эффект подвергнут контролируемому экспериментальному сопоставлению с эквивалентной базовой конфигурацией, обученной без конвейера. Подход валидирован на восьми публичных и клинических наборах изображений глазного дна, полученных камерами четырёх производителей, и охватывает доминирование по качеству диагностики, абляцию компонентов, прямое измерение сокращения доменного сдвига, межнаборный перенос, интерпретируемость, внешнее клиническое качество и доменный сдвиг по устройствам; он ориентирован на автоматизированный скрининг ДР в условиях ограниченных ресурсов, включая инфраструктуру здравоохранения Казахстана.</w:t>
       </w:r>
@@ -83,6 +87,7 @@
           <w:b/>
           <w:i w:val="0"/>
           <w:sz w:val="28"/>
+          <w:u w:val="none"/>
         </w:rPr>
         <w:t>Актуальность темы исследования</w:t>
       </w:r>
@@ -98,6 +103,7 @@
           <w:b w:val="0"/>
           <w:i w:val="0"/>
           <w:sz w:val="28"/>
+          <w:u w:val="none"/>
         </w:rPr>
         <w:t>Диабетическая ретинопатия (ДР) является одной из ведущих причин предотвратимой слепоты среди населения трудоспособного возраста. Поскольку ранние стадии ДР протекают клинически бессимптомно, своевременное выявление заболевания зависит от регулярного скрининга изображений глазного дна. Однако число офтальмологов недостаточно для ручного обследования быстро растущего числа пациентов с диабетом — этот дефицит особенно ощутим в условиях ограниченных ресурсов здравоохранения и в сельских регионах, в том числе в регионах Казахстана. В связи с этим автоматизированная диагностика на основе свёрточных нейронных сетей (CNN) представляет собой практически значимое направление исследований.</w:t>
       </w:r>
@@ -113,6 +119,7 @@
           <w:b w:val="0"/>
           <w:i w:val="0"/>
           <w:sz w:val="28"/>
+          <w:u w:val="none"/>
         </w:rPr>
         <w:t xml:space="preserve">Доминирующая традиция в автоматизированной диагностике ДР — обозначаемая здесь как парадигма </w:t>
       </w:r>
@@ -122,6 +129,7 @@
           <w:b/>
           <w:i w:val="0"/>
           <w:sz w:val="28"/>
+          <w:u w:val="none"/>
         </w:rPr>
         <w:t>P1</w:t>
       </w:r>
@@ -131,6 +139,7 @@
           <w:b w:val="0"/>
           <w:i w:val="0"/>
           <w:sz w:val="28"/>
+          <w:u w:val="none"/>
         </w:rPr>
         <w:t>, парадигма «сквозной» (end-to-end) CNN — рассматривает предварительную обработку изображений как вспомогательную подготовку данных, не требующую методологического обсуждения, исходя из предположения, что достаточно глубокая сеть самостоятельно усваивает необходимые инварианты непосредственно из «сырых» или минимально нормализованных пикселей. Однако на практике изображения глазного дна, полученные разными камерами, при разных условиях освещения и с разным уровнем шума, демонстрируют существенную доменную вариабельность. Эта вариабельность проявляется как сдвиг распределения (distribution shift) в пространстве входных признаков и ухудшает обобщающую способность CNN-моделей, обученных в одном домене, при их применении в другом. Методологический пробел, мотивирующий настоящую диссертацию, заключается в отсутствии формализованного, экспериментально контролируемого рассмотрения предварительной обработки как неотъемлемого компонента диагностической модели.</w:t>
       </w:r>
@@ -146,6 +155,7 @@
           <w:b w:val="0"/>
           <w:i w:val="0"/>
           <w:sz w:val="28"/>
+          <w:u w:val="none"/>
         </w:rPr>
         <w:t xml:space="preserve">В работе развивается альтернативная парадигма — </w:t>
       </w:r>
@@ -155,6 +165,7 @@
           <w:b/>
           <w:i w:val="0"/>
           <w:sz w:val="28"/>
+          <w:u w:val="none"/>
         </w:rPr>
         <w:t>P2</w:t>
       </w:r>
@@ -164,6 +175,7 @@
           <w:b w:val="0"/>
           <w:i w:val="0"/>
           <w:sz w:val="28"/>
+          <w:u w:val="none"/>
         </w:rPr>
         <w:t>, парадигма интегрированной системы «предобработка–CNN», в которой предобработка является неотъемлемым компонентом самой модели, поскольку она определяет пространство признаков, доступное сети, и тем самым со-определяет то, чему сеть способна научиться. Актуальность темы вытекает из необходимости снижения межприборной и межсъёмочной доменной вариабельности при сохранении диагностически значимых признаков сетчатки, причём в условиях вычислительных ограничений, характерных для реальных сред скрининга.</w:t>
       </w:r>
@@ -180,6 +192,7 @@
           <w:b/>
           <w:i w:val="0"/>
           <w:sz w:val="28"/>
+          <w:u w:val="none"/>
         </w:rPr>
         <w:t>Цель исследования</w:t>
       </w:r>
@@ -195,6 +208,7 @@
           <w:b w:val="0"/>
           <w:i w:val="0"/>
           <w:sz w:val="28"/>
+          <w:u w:val="none"/>
         </w:rPr>
         <w:t>Разработать и экспериментально обосновать интегрированную систему улучшения изображений глазного дна и классификации на основе CNN для автоматизированной многостадийной диагностики диабетической ретинопатии, в которой 8-этапный конвейер предварительной обработки специфицирован как неотъемлемый компонент модели, а не как подготовка данных, и установить — в контролируемом сопоставлении с эквивалентной конфигурацией, обученной без данного конвейера, — какую разницу эта спецификация создаёт для качества пятиклассовой диагностики, для переносимости и для интерпретируемости получаемой модели в условиях ограниченных вычислительных ресурсов.</w:t>
       </w:r>
@@ -211,6 +225,7 @@
           <w:b/>
           <w:i w:val="0"/>
           <w:sz w:val="28"/>
+          <w:u w:val="none"/>
         </w:rPr>
         <w:t>Задачи исследования</w:t>
       </w:r>
@@ -226,6 +241,7 @@
           <w:b w:val="0"/>
           <w:i w:val="0"/>
           <w:sz w:val="28"/>
+          <w:u w:val="none"/>
         </w:rPr>
         <w:t>1.</w:t>
         <w:tab/>
@@ -243,6 +259,7 @@
           <w:b w:val="0"/>
           <w:i w:val="0"/>
           <w:sz w:val="28"/>
+          <w:u w:val="none"/>
         </w:rPr>
         <w:t>2.</w:t>
         <w:tab/>
@@ -260,6 +277,7 @@
           <w:b w:val="0"/>
           <w:i w:val="0"/>
           <w:sz w:val="28"/>
+          <w:u w:val="none"/>
         </w:rPr>
         <w:t>3.</w:t>
         <w:tab/>
@@ -277,6 +295,7 @@
           <w:b w:val="0"/>
           <w:i w:val="0"/>
           <w:sz w:val="28"/>
+          <w:u w:val="none"/>
         </w:rPr>
         <w:t>4.</w:t>
         <w:tab/>
@@ -294,6 +313,7 @@
           <w:b w:val="0"/>
           <w:i w:val="0"/>
           <w:sz w:val="28"/>
+          <w:u w:val="none"/>
         </w:rPr>
         <w:t>5.</w:t>
         <w:tab/>
@@ -311,6 +331,7 @@
           <w:b w:val="0"/>
           <w:i w:val="0"/>
           <w:sz w:val="28"/>
+          <w:u w:val="none"/>
         </w:rPr>
         <w:t>6.</w:t>
         <w:tab/>
@@ -329,6 +350,7 @@
           <w:b/>
           <w:i w:val="0"/>
           <w:sz w:val="28"/>
+          <w:u w:val="none"/>
         </w:rPr>
         <w:t>Объект исследования</w:t>
       </w:r>
@@ -344,6 +366,7 @@
           <w:b w:val="0"/>
           <w:i w:val="0"/>
           <w:sz w:val="28"/>
+          <w:u w:val="none"/>
         </w:rPr>
         <w:t>Процесс автоматизированной многостадийной диагностики диабетической ретинопатии по цветным изображениям глазного дна с использованием свёрточных нейронных сетей. Процесс изучается целиком — от изображения в том виде, в каком оно выходит из камеры, до пятиклассовой степени тяжести, присваиваемой моделью, — а не в одном лишь шаге классификации.</w:t>
       </w:r>
@@ -360,6 +383,7 @@
           <w:b/>
           <w:i w:val="0"/>
           <w:sz w:val="28"/>
+          <w:u w:val="none"/>
         </w:rPr>
         <w:t>Предмет исследования</w:t>
       </w:r>
@@ -375,6 +399,7 @@
           <w:b w:val="0"/>
           <w:i w:val="0"/>
           <w:sz w:val="28"/>
+          <w:u w:val="none"/>
         </w:rPr>
         <w:t>Методы и модели интеграции предварительной обработки (улучшения) изображений глазного дна с классификацией на основе CNN, а также свойства, которые обнаруживает получаемая интегрированная конфигурация: качество диагностики при пятиклассовой градации, переносимость на корпуса, не виденные при обучении, согласованность внимания модели с экспертной разметкой патологии и поведение при смене доменов камер. Манипулируемым является именно интеграция, а не предобработка, взятая отдельно от сети, которую она питает.</w:t>
       </w:r>
@@ -391,6 +416,7 @@
           <w:b/>
           <w:i w:val="0"/>
           <w:sz w:val="28"/>
+          <w:u w:val="none"/>
         </w:rPr>
         <w:t>Методология и методы исследования</w:t>
       </w:r>
@@ -406,6 +432,7 @@
           <w:b w:val="0"/>
           <w:i w:val="0"/>
           <w:sz w:val="28"/>
+          <w:u w:val="none"/>
         </w:rPr>
         <w:t>Методология исследования сочетает теорию обработки изображений, теорию глубокого обучения и экспериментально контролируемую систему валидации. Использованные методы включают: локализацию диска зрительного нерва и фовеа для нормализации поворота предобученным замороженным детектором на основе регрессии тепловых карт, который не обучается совместно с классификатором, так что предобработка остаётся фиксированным преобразованием; изотропное масштабирование с центрированным дополнением нулями, сохраняющее геометрию круга глазного дна вместо её искажения до фиксированных пропорций; адаптивную коррекцию неравномерности освещения (flat-field correction), применяемую только внутри маски FOV, CLAHE с двойным ограничением порога в цветовом пространстве LAB, классификацию на основе CNN с backbone-архитектурами ResNet-50 и EfficientNet-B3, перенос знаний с ImageNet для базовой ветви и внутридоменное предобучение для интегрированной ветви — при этом выбор между конкурирующими инициализациями решается приёмочным шлюзом линейного зонда с замороженным backbone, а не постулируется, — Focal Loss для компенсации дисбаланса классов, анализ интерпретируемости Grad-CAM с метриками перекрытия «внимание—очаг» (первичная) и IoU (вторичная), максимальное среднее расхождение (MMD) по признакам предпоследнего слоя для прямого измерения доменного сдвига (с дивергенцией поканальных гистограмм в качестве информационного контекста), а также статистическую систему валидации на основе 5-кратной перекрёстной проверки со стратификацией на уровне пациента, тестов Макнемара и ДеЛонга, моделей со смешанными эффектами, бутстреп-доверительных интервалов и поправок Бонферрони/Холма для множественных сравнений.</w:t>
       </w:r>
@@ -422,6 +449,7 @@
           <w:b/>
           <w:i w:val="0"/>
           <w:sz w:val="28"/>
+          <w:u w:val="none"/>
         </w:rPr>
         <w:t>Эмпирическая (экспериментальная) база</w:t>
       </w:r>
@@ -437,6 +465,7 @@
           <w:b w:val="0"/>
           <w:i w:val="0"/>
           <w:sz w:val="28"/>
+          <w:u w:val="none"/>
         </w:rPr>
         <w:t>Восемь наборов данных, организованных в функциональные уровни: EyePACS (~35 126 размеченных изображений, основное обучение и абляция, Canon CR-1), второй, неразмеченный срез которого (~53 576 изображений) служит внутридоменным корпусом предобучения интегрированной ветви и не пересекается с оценочным ни по изображениям, ни по пациентам; APTOS 2019 (~3 662, межнаборный перенос); IDRiD (516 изображений, 81 с пиксельными масками очагов, клиническая валидация и интерпретируемость, Kowa); Messidor-2 (~1 748, внешняя клиническая оценка, Topcon); DDR (~13 673, сдвиг по устройствам, Canon/Topcon); ODIR-5K (~5 000, сдвиг по устройствам, Canon/Zeiss); RFMiD (~3 200, сдвиг по устройствам, Topcon/Kowa); и казахстанский клинический набор (60 изображений, 30 пациентов × 2 глаза, сбалансированный по степеням тяжести, обучение в режиме дефицита данных), который происходит из частных медицинских центров и не подлежит перераспространению, вследствие чего зависящие от него результаты не воспроизводимы внешними исследователями. Наборы для оценки доменного сдвига, размеченные в многозаболеваемых таксономиях, используются только как источники меток ДР. Качество изображений оценивается метриками отношения контраст/шум (CNR), энтропии изображения и SSIM; результаты по разным корпусам приводятся раздельно и никогда не агрегируются в единый показатель.</w:t>
       </w:r>
@@ -453,6 +482,7 @@
           <w:b/>
           <w:i w:val="0"/>
           <w:sz w:val="28"/>
+          <w:u w:val="none"/>
         </w:rPr>
         <w:t>Научная новизна</w:t>
       </w:r>
@@ -468,6 +498,7 @@
           <w:b w:val="0"/>
           <w:i w:val="0"/>
           <w:sz w:val="28"/>
+          <w:u w:val="none"/>
         </w:rPr>
         <w:t>1.</w:t>
         <w:tab/>
@@ -485,6 +516,7 @@
           <w:b w:val="0"/>
           <w:i w:val="0"/>
           <w:sz w:val="28"/>
+          <w:u w:val="none"/>
         </w:rPr>
         <w:t>2.</w:t>
         <w:tab/>
@@ -502,6 +534,7 @@
           <w:b w:val="0"/>
           <w:i w:val="0"/>
           <w:sz w:val="28"/>
+          <w:u w:val="none"/>
         </w:rPr>
         <w:t>3.</w:t>
         <w:tab/>
@@ -519,6 +552,7 @@
           <w:b w:val="0"/>
           <w:i w:val="0"/>
           <w:sz w:val="28"/>
+          <w:u w:val="none"/>
         </w:rPr>
         <w:t>4.</w:t>
         <w:tab/>
@@ -536,6 +570,7 @@
           <w:b w:val="0"/>
           <w:i w:val="0"/>
           <w:sz w:val="28"/>
+          <w:u w:val="none"/>
         </w:rPr>
         <w:t>5.</w:t>
         <w:tab/>
@@ -553,6 +588,7 @@
           <w:b w:val="0"/>
           <w:i w:val="0"/>
           <w:sz w:val="28"/>
+          <w:u w:val="none"/>
         </w:rPr>
         <w:t>6.</w:t>
         <w:tab/>
@@ -570,6 +606,7 @@
           <w:b w:val="0"/>
           <w:i w:val="0"/>
           <w:sz w:val="28"/>
+          <w:u w:val="none"/>
         </w:rPr>
         <w:t>7.</w:t>
         <w:tab/>
@@ -587,6 +624,7 @@
           <w:b w:val="0"/>
           <w:i w:val="0"/>
           <w:sz w:val="28"/>
+          <w:u w:val="none"/>
         </w:rPr>
         <w:t>8.</w:t>
         <w:tab/>
@@ -604,6 +642,7 @@
           <w:b w:val="0"/>
           <w:i w:val="0"/>
           <w:sz w:val="28"/>
+          <w:u w:val="none"/>
         </w:rPr>
         <w:t>9.</w:t>
         <w:tab/>
@@ -621,6 +660,7 @@
           <w:b w:val="0"/>
           <w:i w:val="0"/>
           <w:sz w:val="28"/>
+          <w:u w:val="none"/>
         </w:rPr>
         <w:t>10.</w:t>
         <w:tab/>
@@ -638,6 +678,7 @@
           <w:b w:val="0"/>
           <w:i w:val="0"/>
           <w:sz w:val="28"/>
+          <w:u w:val="none"/>
         </w:rPr>
         <w:t>11.</w:t>
         <w:tab/>
@@ -655,6 +696,7 @@
           <w:b w:val="0"/>
           <w:i w:val="0"/>
           <w:sz w:val="28"/>
+          <w:u w:val="none"/>
         </w:rPr>
         <w:t>12.</w:t>
         <w:tab/>
@@ -673,6 +715,7 @@
           <w:b/>
           <w:i w:val="0"/>
           <w:sz w:val="28"/>
+          <w:u w:val="none"/>
         </w:rPr>
         <w:t>Основные результаты исследования</w:t>
       </w:r>
@@ -688,6 +731,7 @@
           <w:b w:val="0"/>
           <w:i w:val="0"/>
           <w:sz w:val="28"/>
+          <w:u w:val="none"/>
         </w:rPr>
         <w:t>1.</w:t>
         <w:tab/>
@@ -705,6 +749,7 @@
           <w:b w:val="0"/>
           <w:i w:val="0"/>
           <w:sz w:val="28"/>
+          <w:u w:val="none"/>
         </w:rPr>
         <w:t>2.</w:t>
         <w:tab/>
@@ -722,6 +767,7 @@
           <w:b w:val="0"/>
           <w:i w:val="0"/>
           <w:sz w:val="28"/>
+          <w:u w:val="none"/>
         </w:rPr>
         <w:t>3.</w:t>
         <w:tab/>
@@ -739,6 +785,7 @@
           <w:b w:val="0"/>
           <w:i w:val="0"/>
           <w:sz w:val="28"/>
+          <w:u w:val="none"/>
         </w:rPr>
         <w:t>4.</w:t>
         <w:tab/>
@@ -756,6 +803,7 @@
           <w:b w:val="0"/>
           <w:i w:val="0"/>
           <w:sz w:val="28"/>
+          <w:u w:val="none"/>
         </w:rPr>
         <w:t>5.</w:t>
         <w:tab/>
@@ -773,6 +821,7 @@
           <w:b w:val="0"/>
           <w:i w:val="0"/>
           <w:sz w:val="28"/>
+          <w:u w:val="none"/>
         </w:rPr>
         <w:t>6.</w:t>
         <w:tab/>
@@ -790,6 +839,7 @@
           <w:b w:val="0"/>
           <w:i w:val="0"/>
           <w:sz w:val="28"/>
+          <w:u w:val="none"/>
         </w:rPr>
         <w:t>7.</w:t>
         <w:tab/>
@@ -807,6 +857,7 @@
           <w:b w:val="0"/>
           <w:i w:val="0"/>
           <w:sz w:val="28"/>
+          <w:u w:val="none"/>
         </w:rPr>
         <w:t>8.</w:t>
         <w:tab/>
@@ -824,6 +875,7 @@
           <w:b w:val="0"/>
           <w:i w:val="0"/>
           <w:sz w:val="28"/>
+          <w:u w:val="none"/>
         </w:rPr>
         <w:t>9.</w:t>
         <w:tab/>
@@ -842,6 +894,7 @@
           <w:b/>
           <w:i w:val="0"/>
           <w:sz w:val="28"/>
+          <w:u w:val="none"/>
         </w:rPr>
         <w:t>Положения, выносимые на защиту</w:t>
       </w:r>
@@ -857,6 +910,7 @@
           <w:b w:val="0"/>
           <w:i w:val="0"/>
           <w:sz w:val="28"/>
+          <w:u w:val="none"/>
         </w:rPr>
         <w:t>Каждое положение выносится на защиту в той силе, которую поддерживает его заранее заданный критерий, и каждое несёт оговорку, неотделимую от него: положение, приведённое без своей оговорки, есть иное и более сильное утверждение, чем то, которое поддержано данными.</w:t>
       </w:r>
@@ -872,6 +926,7 @@
           <w:b w:val="0"/>
           <w:i w:val="0"/>
           <w:sz w:val="28"/>
+          <w:u w:val="none"/>
         </w:rPr>
         <w:t>1.</w:t>
         <w:tab/>
@@ -883,6 +938,7 @@
           <w:b w:val="0"/>
           <w:i/>
           <w:sz w:val="28"/>
+          <w:u w:val="none"/>
         </w:rPr>
         <w:t>Это положение методологическое и неэмпирическое: экспериментальные результаты согласуются с ним в исследованных условиях и не устанавливают его универсально.</w:t>
       </w:r>
@@ -898,6 +954,7 @@
           <w:b w:val="0"/>
           <w:i w:val="0"/>
           <w:sz w:val="28"/>
+          <w:u w:val="none"/>
         </w:rPr>
         <w:t>2.</w:t>
         <w:tab/>
@@ -909,6 +966,7 @@
           <w:b w:val="0"/>
           <w:i/>
           <w:sz w:val="28"/>
+          <w:u w:val="none"/>
         </w:rPr>
         <w:t>Две ветви различаются не только предобработкой, но и инициализацией, поэтому положение касается конфигурации как целого; кумулятивная абляция разлагает этот композит, но не растворяет его, и никакая часть эффекта не приписывается предобработке в отдельности.</w:t>
       </w:r>
@@ -924,6 +982,7 @@
           <w:b w:val="0"/>
           <w:i w:val="0"/>
           <w:sz w:val="28"/>
+          <w:u w:val="none"/>
         </w:rPr>
         <w:t>3.</w:t>
         <w:tab/>
@@ -935,6 +994,7 @@
           <w:b w:val="0"/>
           <w:i/>
           <w:sz w:val="28"/>
+          <w:u w:val="none"/>
         </w:rPr>
         <w:t>Ограничено проверенными диапазонами; оптимальные значения суть свойства данного корпуса и конвейера, а не переносимые константы.</w:t>
       </w:r>
@@ -950,6 +1010,7 @@
           <w:b w:val="0"/>
           <w:i w:val="0"/>
           <w:sz w:val="28"/>
+          <w:u w:val="none"/>
         </w:rPr>
         <w:t>4.</w:t>
         <w:tab/>
@@ -961,6 +1022,7 @@
           <w:b w:val="0"/>
           <w:i/>
           <w:sz w:val="28"/>
+          <w:u w:val="none"/>
         </w:rPr>
         <w:t>Только на уровне разрешения групп: соседние ранги лежат в пределах шума, строгий порядок этапов на защиту не выносится, а канал маски FOV не был выделен изолированно.</w:t>
       </w:r>
@@ -976,6 +1038,7 @@
           <w:b w:val="0"/>
           <w:i w:val="0"/>
           <w:sz w:val="28"/>
+          <w:u w:val="none"/>
         </w:rPr>
         <w:t>5.</w:t>
         <w:tab/>
@@ -987,6 +1050,7 @@
           <w:b w:val="0"/>
           <w:i/>
           <w:sz w:val="28"/>
+          <w:u w:val="none"/>
         </w:rPr>
         <w:t>Только по направлению — величина сокращения расстояния не отслеживает величину прироста качества; утверждение механистическое и не несёт заявлений о диагностическом качестве или совместимости с устройствами.</w:t>
       </w:r>
@@ -1002,6 +1066,7 @@
           <w:b w:val="0"/>
           <w:i w:val="0"/>
           <w:sz w:val="28"/>
+          <w:u w:val="none"/>
         </w:rPr>
         <w:t>6.</w:t>
         <w:tab/>
@@ -1013,6 +1078,7 @@
           <w:b w:val="0"/>
           <w:i/>
           <w:sz w:val="28"/>
+          <w:u w:val="none"/>
         </w:rPr>
         <w:t>Базовая конфигурация также преодолевает порог, поэтому критерий не различает ветви; доказательство лежит в сравнении.</w:t>
       </w:r>
@@ -1028,6 +1094,7 @@
           <w:b w:val="0"/>
           <w:i w:val="0"/>
           <w:sz w:val="28"/>
+          <w:u w:val="none"/>
         </w:rPr>
         <w:t>7.</w:t>
         <w:tab/>
@@ -1039,6 +1106,7 @@
           <w:b w:val="0"/>
           <w:i/>
           <w:sz w:val="28"/>
+          <w:u w:val="none"/>
         </w:rPr>
         <w:t>Согласованность между свидетельством модели и экспертной разметкой, а не клиническая локализация патологии; один аннотированный корпус и один фолд; качественное исследование на клиническом корпусе выполнено не было.</w:t>
       </w:r>
@@ -1054,6 +1122,7 @@
           <w:b w:val="0"/>
           <w:i w:val="0"/>
           <w:sz w:val="28"/>
+          <w:u w:val="none"/>
         </w:rPr>
         <w:t>8.</w:t>
         <w:tab/>
@@ -1065,6 +1134,7 @@
           <w:b w:val="0"/>
           <w:i/>
           <w:sz w:val="28"/>
+          <w:u w:val="none"/>
         </w:rPr>
         <w:t>Обе конфигурации преодолевают порог удержания; две из пяти групп суть сами внешние клинические корпуса и не дают независимого воспроизведения; три группы объединяют несколько моделей камер, а не одно устройство; ничто из этого не составляет сертификации устройств или заявления о готовности к приборно-независимому внедрению.</w:t>
       </w:r>
@@ -1080,6 +1150,7 @@
           <w:b w:val="0"/>
           <w:i w:val="0"/>
           <w:sz w:val="28"/>
+          <w:u w:val="none"/>
         </w:rPr>
         <w:t>9.</w:t>
         <w:tab/>
@@ -1091,6 +1162,7 @@
           <w:b w:val="0"/>
           <w:i/>
           <w:sz w:val="28"/>
+          <w:u w:val="none"/>
         </w:rPr>
         <w:t>Более высокое абсолютное внешнее качество, а не устойчивость к деградации — относительно собственных внутридоменных уровней обе конфигурации снижаются почти одинаково; запас над минимально значимой величиной на втором корпусе составляет 0,0041, и нижняя граница этого интервала лежит ниже минимально значимой величины.</w:t>
       </w:r>
@@ -1106,6 +1178,7 @@
           <w:b w:val="0"/>
           <w:i w:val="0"/>
           <w:sz w:val="28"/>
+          <w:u w:val="none"/>
         </w:rPr>
         <w:t>10.</w:t>
         <w:tab/>
@@ -1117,6 +1190,7 @@
           <w:b w:val="0"/>
           <w:i/>
           <w:sz w:val="28"/>
+          <w:u w:val="none"/>
         </w:rPr>
         <w:t>Аналитично и строго описательно: не реабилитирует ни один результат настоящей работы.</w:t>
       </w:r>
@@ -1132,6 +1206,7 @@
           <w:b w:val="0"/>
           <w:i w:val="0"/>
           <w:sz w:val="28"/>
+          <w:u w:val="none"/>
         </w:rPr>
         <w:t>11.</w:t>
         <w:tab/>
@@ -1143,6 +1218,7 @@
           <w:b w:val="0"/>
           <w:i/>
           <w:sz w:val="28"/>
+          <w:u w:val="none"/>
         </w:rPr>
         <w:t>Выносятся соответственно как теоретический и проектный вклад — модель клинически не валидирована, а архитектура не прототипирована и не испытана в полевых условиях.</w:t>
       </w:r>
@@ -1158,6 +1234,7 @@
           <w:b w:val="0"/>
           <w:i w:val="0"/>
           <w:sz w:val="28"/>
+          <w:u w:val="none"/>
         </w:rPr>
         <w:t xml:space="preserve">Ещё один результат предлагается как наблюдение, а не как положение на защиту: в предзарегистрированной оценке на корпусе примерно в семьдесят раз меньшем обучающего, при обучении обеих ветвей из одной инициализации, интегрированная конфигурация вновь оказалась сильнее — с запасом, </w:t>
       </w:r>
@@ -1167,6 +1244,7 @@
           <w:b/>
           <w:i w:val="0"/>
           <w:sz w:val="28"/>
+          <w:u w:val="none"/>
         </w:rPr>
         <w:t>сопоставимым с приростом на обильных данных, но не превосходящим его</w:t>
       </w:r>
@@ -1176,6 +1254,7 @@
           <w:b w:val="0"/>
           <w:i w:val="0"/>
           <w:sz w:val="28"/>
+          <w:u w:val="none"/>
         </w:rPr>
         <w:t>. Задействованный клинический корпус не подлежит распространению, поэтому данный результат внешне невоспроизводим.</w:t>
       </w:r>
@@ -1191,6 +1270,7 @@
           <w:b/>
           <w:i w:val="0"/>
           <w:sz w:val="28"/>
+          <w:u w:val="none"/>
         </w:rPr>
         <w:t>Не выносятся на защиту:</w:t>
       </w:r>
@@ -1200,6 +1280,7 @@
           <w:b w:val="0"/>
           <w:i w:val="0"/>
           <w:sz w:val="28"/>
+          <w:u w:val="none"/>
         </w:rPr>
         <w:t xml:space="preserve"> клиническая валидность, готовность к автономному внедрению, сертификация устройств, локализация патологии, превосходство над какой-либо поименованной опубликованной системой, а также распространение результатов за пределы корпусов, устройств и аппаратуры, на которых они получены.</w:t>
       </w:r>
@@ -1216,6 +1297,7 @@
           <w:b/>
           <w:i w:val="0"/>
           <w:sz w:val="28"/>
+          <w:u w:val="none"/>
         </w:rPr>
         <w:t>Теоретическая значимость</w:t>
       </w:r>
@@ -1231,6 +1313,7 @@
           <w:b w:val="0"/>
           <w:i w:val="0"/>
           <w:sz w:val="28"/>
+          <w:u w:val="none"/>
         </w:rPr>
         <w:t>Работа вносит концептуальное переосмысление предобработки как неотъемлемого компонента модели, со-определяющего доступное CNN пространство признаков (парадигма P2), и подвергает это переосмысление прямой эмпирической проверке в противопоставлении со сквозной парадигмой (P1). Предложены формальная спецификация 8-этапного конвейера и математические формализации порога CLAHE с двойным ограничением — развивающего ранее опубликованные работы соискателя, а не возникающего здесь впервые, — адаптивной flat-field-коррекции и метрики интерпретируемости ALO, а также статистическая система валидации эффектов предобработки в условиях дисбаланса классов. Ещё один вклад имеет иную природу: механизм, до сих пор привлекавшийся как объяснение, сделан измеримым — как величина, вычислимая на предпоследнем слое при заданном протокольном условии (нормализация по статистикам домена-источника), что делает механистическое утверждение фальсифицируемым независимо от объясняемых им утверждений о качестве. Связанная термооптическая модель отклика тканей глазного дна при лазерном воздействии является теоретическим и вычислительным вкладом.</w:t>
       </w:r>
@@ -1247,6 +1330,7 @@
           <w:b/>
           <w:i w:val="0"/>
           <w:sz w:val="28"/>
+          <w:u w:val="none"/>
         </w:rPr>
         <w:t>Практическая значимость</w:t>
       </w:r>
@@ -1262,6 +1346,7 @@
           <w:b w:val="0"/>
           <w:i w:val="0"/>
           <w:sz w:val="28"/>
+          <w:u w:val="none"/>
         </w:rPr>
         <w:t>Интегрированный конвейер представляет собой полностью специфицированный воспроизводимый режим предобработки для автоматизированной диагностики ДР в условиях вычислительных ограничений: он определён поэтапно, с операторами, параметрами и порядком применения, а его реализация воспроизведена в Приложении A. Однако значения параметров зафиксированы на конкретных корпусах и суть свойства этих корпусов, а не переносимые константы.</w:t>
       </w:r>
@@ -1277,6 +1362,7 @@
           <w:b w:val="0"/>
           <w:i w:val="0"/>
           <w:sz w:val="28"/>
+          <w:u w:val="none"/>
         </w:rPr>
         <w:t xml:space="preserve">Предложена модульная архитектура автоматизированной системы скрининга ДР с модулями движка предобработки, инференса, телемедицины в режиме store-and-forward и поддержки принятия решений в парадигме «врач-в-контуре» (physician-in-the-loop), интегрируемая с системами PACS/EHR и национальной платформой электронного здравоохранения и применимая для скрининга ДР в сельских и удалённых регионах Казахстана. Это проектная спецификация: прототип не реализован, внедрение в клинических условиях не испытывалось, а положения о защите данных суть соответствие по замыслу, а не сертифицированное соответствие. Система задумана как поддержка принятия решений, при которой диагноз и ответственность за него остаются за врачом; ничто здесь не предлагается как самостоятельный диагностический инструмент. </w:t>
       </w:r>
@@ -1286,6 +1372,7 @@
           <w:b w:val="0"/>
           <w:i/>
           <w:sz w:val="28"/>
+          <w:u w:val="none"/>
         </w:rPr>
         <w:t>(Публикационный и апробационный отчёт приведён в Приложении D.)</w:t>
       </w:r>
@@ -1302,6 +1389,7 @@
           <w:b/>
           <w:i w:val="0"/>
           <w:sz w:val="28"/>
+          <w:u w:val="none"/>
         </w:rPr>
         <w:t>Достоверность результатов</w:t>
       </w:r>
@@ -1317,6 +1405,7 @@
           <w:b w:val="0"/>
           <w:i w:val="0"/>
           <w:sz w:val="28"/>
+          <w:u w:val="none"/>
         </w:rPr>
         <w:t>Достоверность обеспечивается: использованием крупномасштабных и множественных публичных наборов данных (~35 126 обучающих изображений EyePACS и семь дополнительных наборов); 5-кратной перекрёстной проверкой со стратификацией на уровне пациента и строгим контролем утечки данных; представлением всех первичных метрик в виде «среднее ± стандартное отклонение»; многометрической оценкой (weighted F1, ROC-AUC, Cohen's Kappa с квадратичными весами, accuracy); статистической проверкой гипотез (тесты Макнемара, ДеЛонга), моделями со смешанными эффектами по фолдам, бутстреп-доверительными интервалами (≥ 1000 ресэмплов) и поправками Бонферрони/Холма; критериями успеха, зафиксированными до экспериментов, которые их проверяли, — критерий, написанный после того, как результат стал известен, может быть удовлетворён всегда, поэтому информативной классификацию делает именно порядок. Работа дополнительно помещается в контекст опубликованных систем, но не ранжируется среди них, поскольку никакие две сопоставляемые записи не совпадают одновременно по постановке задачи, корпусу, эталонному стандарту и метрике. Два ограничения этого аппарата заявляются, а не откладываются: поправка на множественные сравнения ограничена тем единственным экспериментом, в рамках которого сравнения планировались, поэтому общедиссертационная вероятность ошибки не заявляется; и ряд оценок опирается на модели одного обученного фолда, поэтому их интервалы количественно описывают лишь выборку оценочного корпуса и занижают полную неопределённость в известную сторону. Третье: один эксперимент опирается на клинический корпус, не подлежащий перераспространению, поэтому внешне невоспроизводим, а калибровка — эмпирическое свойство выходных вероятностей модели, а не гарантия надёжности клинических решений.</w:t>
       </w:r>
@@ -1333,6 +1422,7 @@
           <w:b/>
           <w:i w:val="0"/>
           <w:sz w:val="28"/>
+          <w:u w:val="none"/>
         </w:rPr>
         <w:t>Апробация результатов и связь с научными программами</w:t>
       </w:r>
@@ -1348,6 +1438,7 @@
           <w:b w:val="0"/>
           <w:i w:val="0"/>
           <w:sz w:val="28"/>
+          <w:u w:val="none"/>
         </w:rPr>
         <w:t>Результаты исследования докладывались и обсуждались на международных научных форумах, в том числе на 3-м Международном семинаре «Цифровое общество» (DS 2025, г. Стамбул, Турция, 28–30 октября 2025 г.), и опубликованы в международных рецензируемых журналах. Документальный отчёт — публикационный каталог вместе с подтверждениями индексации и публикации — воспроизведён в Приложении D.</w:t>
       </w:r>
@@ -1363,6 +1454,7 @@
           <w:b w:val="0"/>
           <w:i w:val="0"/>
           <w:sz w:val="28"/>
+          <w:u w:val="none"/>
         </w:rPr>
         <w:t>Направление исследования соответствует государственным приоритетам цифровизации здравоохранения и развития технологий искусственного интеллекта Республики Казахстан, в частности: Концепции развития искусственного интеллекта на 2024–2029 годы; Послания Президента Республики Казахстан «Казахстан в эпоху искусственного интеллекта» (8 сентября 2025 г.); и Закона Республики Казахстан «Об искусственном интеллекте» (№ 230-VIII, 17 ноября 2025 г.). Работа выполнена в соответствии с подп. 2 п. 3 ст. 20 Закона Республики Казахстан «О науке».</w:t>
       </w:r>
@@ -1378,6 +1470,7 @@
           <w:b w:val="0"/>
           <w:i w:val="0"/>
           <w:sz w:val="28"/>
+          <w:u w:val="none"/>
         </w:rPr>
         <w:t>Речь идёт о соответствии направления исследования опубликованным национальным приоритетам: это не утверждение о финансировании в рамках государственной программы, о заказе какого-либо органа или об институциональном мандате и не заявление о достижении настоящим исследованием какой-либо программной цели.</w:t>
       </w:r>
@@ -1394,6 +1487,7 @@
           <w:b/>
           <w:i w:val="0"/>
           <w:sz w:val="28"/>
+          <w:u w:val="none"/>
         </w:rPr>
         <w:t>Публикации</w:t>
       </w:r>
@@ -1409,6 +1503,7 @@
           <w:b w:val="0"/>
           <w:i w:val="0"/>
           <w:sz w:val="28"/>
+          <w:u w:val="none"/>
         </w:rPr>
         <w:t>Основные результаты диссертации опубликованы в 5 научных работах, в том числе: статьи в журналах, индексируемых Scopus / Web of Science — 1 (</w:t>
       </w:r>
@@ -1418,6 +1513,7 @@
           <w:b w:val="0"/>
           <w:i/>
           <w:sz w:val="28"/>
+          <w:u w:val="none"/>
         </w:rPr>
         <w:t>Eastern-European Journal of Enterprise Technologies</w:t>
       </w:r>
@@ -1427,6 +1523,7 @@
           <w:b w:val="0"/>
           <w:i w:val="0"/>
           <w:sz w:val="28"/>
+          <w:u w:val="none"/>
         </w:rPr>
         <w:t>, Q3); доклад в материалах международной конференции, индексируемых Scopus — 1 (</w:t>
       </w:r>
@@ -1436,6 +1533,7 @@
           <w:b w:val="0"/>
           <w:i/>
           <w:sz w:val="28"/>
+          <w:u w:val="none"/>
         </w:rPr>
         <w:t>Procedia Computer Science</w:t>
       </w:r>
@@ -1445,6 +1543,7 @@
           <w:b w:val="0"/>
           <w:i w:val="0"/>
           <w:sz w:val="28"/>
+          <w:u w:val="none"/>
         </w:rPr>
         <w:t>, DS 2025); статьи в журналах, рекомендованных ККСОН Республики Казахстан — 3 (</w:t>
       </w:r>
@@ -1454,6 +1553,7 @@
           <w:b w:val="0"/>
           <w:i/>
           <w:sz w:val="28"/>
+          <w:u w:val="none"/>
         </w:rPr>
         <w:t>Известия НАН РК, серия физико-математическая</w:t>
       </w:r>
@@ -1463,6 +1563,7 @@
           <w:b w:val="0"/>
           <w:i w:val="0"/>
           <w:sz w:val="28"/>
+          <w:u w:val="none"/>
         </w:rPr>
         <w:t xml:space="preserve">; </w:t>
       </w:r>
@@ -1472,6 +1573,7 @@
           <w:b w:val="0"/>
           <w:i/>
           <w:sz w:val="28"/>
+          <w:u w:val="none"/>
         </w:rPr>
         <w:t>Вестник Казахстанско-Британского технического университета</w:t>
       </w:r>
@@ -1481,6 +1583,7 @@
           <w:b w:val="0"/>
           <w:i w:val="0"/>
           <w:sz w:val="28"/>
+          <w:u w:val="none"/>
         </w:rPr>
         <w:t xml:space="preserve">; </w:t>
       </w:r>
@@ -1490,6 +1593,7 @@
           <w:b w:val="0"/>
           <w:i/>
           <w:sz w:val="28"/>
+          <w:u w:val="none"/>
         </w:rPr>
         <w:t>Вестник КазУТБ</w:t>
       </w:r>
@@ -1499,6 +1603,7 @@
           <w:b w:val="0"/>
           <w:i w:val="0"/>
           <w:sz w:val="28"/>
+          <w:u w:val="none"/>
         </w:rPr>
         <w:t>).</w:t>
       </w:r>
@@ -1514,6 +1619,7 @@
           <w:b/>
           <w:i w:val="0"/>
           <w:sz w:val="28"/>
+          <w:u w:val="none"/>
         </w:rPr>
         <w:t>Статьи в журналах, индексируемых Scopus / Web of Science:</w:t>
       </w:r>
@@ -1529,6 +1635,7 @@
           <w:b w:val="0"/>
           <w:i w:val="0"/>
           <w:sz w:val="28"/>
+          <w:u w:val="none"/>
         </w:rPr>
         <w:t>1.</w:t>
         <w:tab/>
@@ -1546,6 +1653,7 @@
           <w:b/>
           <w:i w:val="0"/>
           <w:sz w:val="28"/>
+          <w:u w:val="none"/>
         </w:rPr>
         <w:t>Доклады в материалах международных конференций, индексируемых Scopus:</w:t>
       </w:r>
@@ -1561,6 +1669,7 @@
           <w:b w:val="0"/>
           <w:i w:val="0"/>
           <w:sz w:val="28"/>
+          <w:u w:val="none"/>
         </w:rPr>
         <w:t>2.</w:t>
         <w:tab/>
@@ -1578,6 +1687,7 @@
           <w:b/>
           <w:i w:val="0"/>
           <w:sz w:val="28"/>
+          <w:u w:val="none"/>
         </w:rPr>
         <w:t>Статьи в журналах, рекомендованных ККСОН Республики Казахстан:</w:t>
       </w:r>
@@ -1593,6 +1703,7 @@
           <w:b w:val="0"/>
           <w:i w:val="0"/>
           <w:sz w:val="28"/>
+          <w:u w:val="none"/>
         </w:rPr>
         <w:t>3.</w:t>
         <w:tab/>
@@ -1610,6 +1721,7 @@
           <w:b w:val="0"/>
           <w:i w:val="0"/>
           <w:sz w:val="28"/>
+          <w:u w:val="none"/>
         </w:rPr>
         <w:t>4.</w:t>
         <w:tab/>
@@ -1627,6 +1739,7 @@
           <w:b w:val="0"/>
           <w:i w:val="0"/>
           <w:sz w:val="28"/>
+          <w:u w:val="none"/>
         </w:rPr>
         <w:t>5.</w:t>
         <w:tab/>
@@ -1645,6 +1758,7 @@
           <w:b/>
           <w:i w:val="0"/>
           <w:sz w:val="28"/>
+          <w:u w:val="none"/>
         </w:rPr>
         <w:t>Основное содержание работы</w:t>
       </w:r>
@@ -1660,6 +1774,7 @@
           <w:b/>
           <w:i w:val="0"/>
           <w:sz w:val="28"/>
+          <w:u w:val="none"/>
         </w:rPr>
         <w:t>Во введении</w:t>
       </w:r>
@@ -1669,6 +1784,7 @@
           <w:b w:val="0"/>
           <w:i w:val="0"/>
           <w:sz w:val="28"/>
+          <w:u w:val="none"/>
         </w:rPr>
         <w:t xml:space="preserve"> обоснована актуальность темы, сформулированы цель, задачи, объект и предмет исследования, центральная гипотеза, научная новизна, положения, выносимые на защиту, методологическая основа, теоретическая и практическая значимость, достоверность результатов, эмпирическая база, апробация, связь с научными программами и публикации, описаны структура и объём диссертации.</w:t>
       </w:r>
@@ -1684,6 +1800,7 @@
           <w:b/>
           <w:i w:val="0"/>
           <w:sz w:val="28"/>
+          <w:u w:val="none"/>
         </w:rPr>
         <w:t>Глава 1 — «Анализ проблемной области и современное состояние автоматизированной диагностики диабетической ретинопатии»</w:t>
       </w:r>
@@ -1693,6 +1810,7 @@
           <w:b w:val="0"/>
           <w:i w:val="0"/>
           <w:sz w:val="28"/>
+          <w:u w:val="none"/>
         </w:rPr>
         <w:t xml:space="preserve"> рассматривает медицинский и эпидемиологический контекст ДР и системы её клинической градации, требования к скринингу в условиях ограниченных ресурсов, источники деградации качества изображений глазного дна и приборную вариабельность, подходы глубокого обучения к классификации изображений сетчатки (архитектуры CNN, перенос знаний и самообучаемое предобучение, интерпретируемость) и содержит критический анализ существующих автоматизированных систем скрининга ДР, завершаясь формулировкой научной проблемы и обоснованием направления исследования.</w:t>
       </w:r>
@@ -1708,6 +1826,7 @@
           <w:b/>
           <w:i w:val="0"/>
           <w:sz w:val="28"/>
+          <w:u w:val="none"/>
         </w:rPr>
         <w:t>Глава 2 — «Теоретические основы предварительной обработки изображений и глубокого обучения для анализа изображений глазного дна»</w:t>
       </w:r>
@@ -1717,6 +1836,7 @@
           <w:b w:val="0"/>
           <w:i w:val="0"/>
           <w:sz w:val="28"/>
+          <w:u w:val="none"/>
         </w:rPr>
         <w:t xml:space="preserve"> устанавливает математические основы улучшения изображений (эквализация гистограммы, CLAHE с двойным ограничением, пространственная фильтрация), теоретический аппарат CNN (свёртка, пулинг, функции потерь для несбалансированных данных, регуляризация), перенос знаний и внутридоменное самообучаемое представление, математическое моделирование лазер-тканевого взаимодействия при терапии сетчатки, интерпретируемость (CAM, Grad-CAM, ALO, IoU) и метрики качества изображений для оценки предобработки.</w:t>
       </w:r>
@@ -1732,6 +1852,7 @@
           <w:b/>
           <w:i w:val="0"/>
           <w:sz w:val="28"/>
+          <w:u w:val="none"/>
         </w:rPr>
         <w:t>Глава 3 — «Методология проектирования интегрированного конвейера предобработка–CNN»</w:t>
       </w:r>
@@ -1741,6 +1862,7 @@
           <w:b w:val="0"/>
           <w:i w:val="0"/>
           <w:sz w:val="28"/>
+          <w:u w:val="none"/>
         </w:rPr>
         <w:t xml:space="preserve"> формализует единый 8-этапный конвейер предобработки и модифицированный алгоритм CLAHE с двойным ограничением, стратегию аугментации и протокол приёма внешних изображений; специфицирует архитектуры CNN (ResNet-50 и EfficientNet-B3); детализирует методологию переноса знаний и офтальмологически-специфичного самообучаемого предобучения, адаптацию архитектуры для пятиклассовой классификации и формулировку взвешенной (Focal) функции потерь; определяет многометрическую систему оценивания и статистической достоверности.</w:t>
       </w:r>
@@ -1756,6 +1878,7 @@
           <w:b/>
           <w:i w:val="0"/>
           <w:sz w:val="28"/>
+          <w:u w:val="none"/>
         </w:rPr>
         <w:t>Глава 4 — «Экспериментальное исследование — влияние предобработки на диагностическое качество CNN»</w:t>
       </w:r>
@@ -1765,6 +1888,7 @@
           <w:b w:val="0"/>
           <w:i w:val="0"/>
           <w:sz w:val="28"/>
+          <w:u w:val="none"/>
         </w:rPr>
         <w:t xml:space="preserve"> представляет уровневую архитектуру наборов данных и восемь исследований: Эксперимент 1 (доминирование интегрированного конвейера на восстановленном факторном плане 2×2, конфигурации A–D), Эксперимент 2 (кумулятивная абляция этапов, свипы порога CLAHE и σ flat-field-коррекции с метриками качества изображений), прямое измерение расстояния «источник—цель» на шести внешних корпусах (H-3), Эксперимент 3 (перенос без дообучения на APTOS 2019), Эксперимент 4 (интерпретируемость Grad-CAM с количественными ALO/IoU на IDRiD), Эксперимент 5 (внешнее клиническое качество на IDRiD и Messidor-2), Эксперимент 6 (доменный сдвиг по устройствам на DDR, ODIR-5K, RFMiD) и Эксперимент 7 (обучение на малых данных на IDRiD с отложенным клиническим набором).</w:t>
       </w:r>
@@ -1780,6 +1904,7 @@
           <w:b/>
           <w:i w:val="0"/>
           <w:sz w:val="28"/>
+          <w:u w:val="none"/>
         </w:rPr>
         <w:t>Глава 5 — «Валидация достоверности и сравнительный анализ»</w:t>
       </w:r>
@@ -1789,6 +1914,7 @@
           <w:b w:val="0"/>
           <w:i w:val="0"/>
           <w:sz w:val="28"/>
+          <w:u w:val="none"/>
         </w:rPr>
         <w:t xml:space="preserve"> консолидирует результаты по интерпретируемости, статистическую валидацию (бутстреп-доверительные интервалы и модели со смешанными эффектами, итоговые классификации силы утверждений), помещение работы в контекст опубликованных систем без ранжирования среди них и компромисс «качество—сложность», а также формулирует ограничения и граничные условия предложенного подхода.</w:t>
       </w:r>
@@ -1804,6 +1930,7 @@
           <w:b/>
           <w:i w:val="0"/>
           <w:sz w:val="28"/>
+          <w:u w:val="none"/>
         </w:rPr>
         <w:t>Глава 6 — «Архитектура автоматизированной системы скрининга ДР для сред с ограниченными ресурсами»</w:t>
       </w:r>
@@ -1813,6 +1940,7 @@
           <w:b w:val="0"/>
           <w:i w:val="0"/>
           <w:sz w:val="28"/>
+          <w:u w:val="none"/>
         </w:rPr>
         <w:t xml:space="preserve"> специфицирует функциональные и нефункциональные требования, модульную архитектуру с интеграцией PACS и EHR, модуль ИИ-обработки (настраиваемый движок предобработки и модуль инференса), интеграцию клинического рабочего процесса (телемедицина, поддержка портативных устройств и национальной платформы электронного здравоохранения, поддержка принятия решений «врач-в-контуре») и систему обеспечения безопасности данных и нормативного соответствия (согласованную с GDPR/HIPAA), а также её применимость к инфраструктуре здравоохранения Казахстана.</w:t>
       </w:r>
@@ -1829,6 +1957,7 @@
           <w:b/>
           <w:i w:val="0"/>
           <w:sz w:val="28"/>
+          <w:u w:val="none"/>
         </w:rPr>
         <w:t>Личный вклад автора</w:t>
       </w:r>
@@ -1844,6 +1973,7 @@
           <w:b w:val="0"/>
           <w:i w:val="0"/>
           <w:sz w:val="28"/>
+          <w:u w:val="none"/>
         </w:rPr>
         <w:t>Основные результаты диссертации получены автором лично: концептуальное переосмысление предобработки как неотъемлемого компонента диагностической модели (парадигма P2); разработка и формальная спецификация 8-этапного конвейера предобработки, включая стохастический CLAHE с двойным ограничением, адаптивную flat-field-коррекцию и входной канал маски FOV; метрика интерпретируемости перекрытия «внимание–очаг» (ALO); контролируемый план экспериментов и система статистической валидации; а также архитектура автоматизированной системы скрининга ДР. В совместных публикациях автором разработаны методы предобработки и анализа изображений глазного дна и подготовлены соответствующие части рукописей.</w:t>
       </w:r>
@@ -1860,6 +1990,7 @@
           <w:b/>
           <w:i w:val="0"/>
           <w:sz w:val="28"/>
+          <w:u w:val="none"/>
         </w:rPr>
         <w:t>Структура и объём диссертации</w:t>
       </w:r>
@@ -1875,6 +2006,7 @@
           <w:b w:val="0"/>
           <w:i w:val="0"/>
           <w:sz w:val="28"/>
+          <w:u w:val="none"/>
         </w:rPr>
         <w:t>Диссертация состоит из предваряющих разделов — нормативных ссылок, определений, обозначений и сокращений, — за которыми следуют введение, шесть глав, заключение, список использованных источников и шесть приложений (A–F): исходный код конвейера предобработки, дополнительные экспериментальные результаты и матрицы ошибок, диаграммы архитектуры системы, публикационный и апробационный отчёт, галерея карт внимания и дополнительные таблицы по оценке доменного сдвига на устройствах.</w:t>
       </w:r>
@@ -1890,6 +2022,7 @@
           <w:b w:val="0"/>
           <w:i w:val="0"/>
           <w:sz w:val="28"/>
+          <w:u w:val="none"/>
         </w:rPr>
         <w:t>Диссертация изложена на 264 страницах и содержит 42 таблицы, 26 рисунков и 2 схемы. Список использованных источников насчитывает 107 наименований. Указанные объёмы приведены без учёта приложений.</w:t>
       </w:r>
@@ -1920,6 +2053,7 @@
         <w:b w:val="0"/>
         <w:i w:val="0"/>
         <w:sz w:val="28"/>
+        <w:u w:val="none"/>
       </w:rPr>
       <w:fldChar w:fldCharType="begin"/>
       <w:instrText xml:space="preserve">PAGE</w:instrText>

--- a/defense/docs/abstracts/abstract_ru.docx
+++ b/defense/docs/abstracts/abstract_ru.docx
@@ -2024,7 +2024,7 @@
           <w:sz w:val="28"/>
           <w:u w:val="none"/>
         </w:rPr>
-        <w:t>Диссертация изложена на 264 страницах и содержит 42 таблицы, 26 рисунков и 2 схемы. Список использованных источников насчитывает 107 наименований. Указанные объёмы приведены без учёта приложений.</w:t>
+        <w:t>Диссертация изложена на 265 страницах и содержит 42 таблицы, 26 рисунков и 2 схемы. Список использованных источников насчитывает 107 наименований. Указанные объёмы приведены без учёта приложений.</w:t>
       </w:r>
     </w:p>
     <w:sectPr>

--- a/defense/docs/abstracts/abstract_ru.docx
+++ b/defense/docs/abstracts/abstract_ru.docx
@@ -1743,7 +1743,7 @@
         </w:rPr>
         <w:t>5.</w:t>
         <w:tab/>
-        <w:t>Sapakova S.Z., Daniyarova D.R., Yesmukhamedov N.S., Armankyzy R., Yemberdiyeva A.B., Kaldybaeva A.S. Mathematical modeling of laser exposure on fundus tissues in the treatment of diabetic retinopathy // Вестник КазУТБ. — 2024. — Т. 2, № 27-740. https://doi.org/10.58805/kazutb.v.2.27-740</w:t>
+        <w:t>Sapakova S.Z., Daniyarova D.R., Yesmukhamedov N.S., Armankyzy R., Yemberdiyeva A.B., Kaldybaeva A.S. Mathematical modeling of laser exposure on fundus tissues in the treatment of diabetic retinopathy // Вестник КазУТБ. — 2025. — Т. 2, № 27-740. https://doi.org/10.58805/kazutb.v.2.27-740</w:t>
       </w:r>
     </w:p>
     <w:p>

--- a/defense/docs/abstracts/abstract_ru.docx
+++ b/defense/docs/abstracts/abstract_ru.docx
@@ -245,7 +245,7 @@
         </w:rPr>
         <w:t>1.</w:t>
         <w:tab/>
-        <w:t>Проанализировать медицинский, эпидемиологический и технический контекст автоматизированной диагностики ДР, источники вариабельности качества изображений глазного дна и современное состояние CNN-систем скрининга, а также сформулировать научную проблему (Глава 1).</w:t>
+        <w:t>Проанализировать проблемную область и сформулировать научную проблему: клиническую градацию заболевания, требования к скринингу в условиях ограниченных ресурсов, источники и измеренное влияние потери качества изображений глазного дна и её приборную составляющую, а также методологическую практику существующих автоматизированных систем скрининга (Глава 1).</w:t>
       </w:r>
     </w:p>
     <w:p>
@@ -263,7 +263,7 @@
         </w:rPr>
         <w:t>2.</w:t>
         <w:tab/>
-        <w:t>Установить теоретические основы улучшения изображений (эквализация гистограммы, CLAHE с двойным ограничением, пространственная фильтрация), свёрточных нейронных сетей (свёртка, пулинг, функции потерь для несбалансированных данных, регуляризация), переноса знаний и самообучаемого (self-supervised) представления, а также методов интерпретируемости (Grad-CAM, ALO, IoU) (Глава 2).</w:t>
+        <w:t>Специфицировать методологию интегрированной системы «предобработка–CNN»: 8-этапный конвейер поэтапно с теоретическими основаниями каждого этапа (эквализация гистограммы и порог CLAHE с двойным ограничением, пространственная фильтрация, коррекция освещённости), архитектуры классификации (ResNet-50, EfficientNet-B3) и их адаптацию к пятиклассовой градации, стратегию предобучения и дообучения, аппарат интерпретируемости (Grad-CAM, ALO, IoU), а также протокол оценивания и статистической проверки (Глава 2).</w:t>
       </w:r>
     </w:p>
     <w:p>
@@ -281,7 +281,7 @@
         </w:rPr>
         <w:t>3.</w:t>
         <w:tab/>
-        <w:t>Разработать и формализовать методологию интегрированной системы «предобработка–CNN»: 8-этапный конвейер, архитектуры CNN (ResNet-50, EfficientNet-B3), стратегию предобучения и многометрическую систему оценивания (Глава 3).</w:t>
+        <w:t>Экспериментально оценить интегрированный конвейер посредством восьми исследований, выполненных на общей основе, — доминирование интегрированного конвейера в факторном плане 2×2 (Эксперимент 1); кумулятивная компонентная абляция со свипами параметров CLAHE и flat-field-коррекции (Эксперимент 2); прямое измерение расстояния «источник—цель» в пространстве признаков на шести внешних корпусах; межнаборная переносимость (Эксперимент 3); интерпретируемость Grad-CAM относительно экспертной разметки очагов (Эксперимент 4); внешнее клиническое качество (Эксперимент 5); доменный сдвиг по устройствам (Эксперимент 6) и обучение в режиме дефицита данных (Эксперимент 7) — вместе со статистической валидацией, помещением результатов в контекст опубликованных систем, а также ограничениями и граничными условиями подхода (Глава 3).</w:t>
       </w:r>
     </w:p>
     <w:p>
@@ -299,43 +299,7 @@
         </w:rPr>
         <w:t>4.</w:t>
         <w:tab/>
-        <w:t>Экспериментально обосновать интегрированный конвейер посредством восьми исследований, выполненных на общей основе: доминирование интегрированного конвейера (Эксперимент 1, H-1); компонентная абляция со свипами параметров CLAHE и flat-field-коррекции (Эксперимент 2, H-2); прямое измерение расстояния «источник—цель» в пространстве признаков на шести внешних корпусах (H-3); межнаборная переносимость (Эксперимент 3, H-4); интерпретируемость Grad-CAM (Эксперимент 4, H-5); внешнее клиническое качество (Эксперимент 5, H-7); доменный сдвиг по устройствам (Эксперимент 6, H-6) и обучение на малых данных (Эксперимент 7) (Глава 4).</w:t>
-      </w:r>
-    </w:p>
-    <w:p>
-      <w:pPr>
-        <w:ind w:left="709" w:hanging="397"/>
-        <w:jc w:val="both"/>
-      </w:pPr>
-      <w:r>
-        <w:rPr>
-          <w:rFonts w:ascii="Times New Roman" w:hAnsi="Times New Roman" w:cs="Times New Roman" w:eastAsia="Times New Roman"/>
-          <w:b w:val="0"/>
-          <w:i w:val="0"/>
-          <w:sz w:val="28"/>
-          <w:u w:val="none"/>
-        </w:rPr>
-        <w:t>5.</w:t>
-        <w:tab/>
-        <w:t>Обосновать достоверность результатов посредством статистического анализа и сравнительного бенчмаркинга и сформулировать ограничения и граничные условия подхода (Глава 5).</w:t>
-      </w:r>
-    </w:p>
-    <w:p>
-      <w:pPr>
-        <w:ind w:left="709" w:hanging="397"/>
-        <w:jc w:val="both"/>
-      </w:pPr>
-      <w:r>
-        <w:rPr>
-          <w:rFonts w:ascii="Times New Roman" w:hAnsi="Times New Roman" w:cs="Times New Roman" w:eastAsia="Times New Roman"/>
-          <w:b w:val="0"/>
-          <w:i w:val="0"/>
-          <w:sz w:val="28"/>
-          <w:u w:val="none"/>
-        </w:rPr>
-        <w:t>6.</w:t>
-        <w:tab/>
-        <w:t>Спроектировать архитектуру автоматизированной системы скрининга ДР для сред с ограниченными ресурсами, с интеграцией телемедицины и электронного здравоохранения, применимую к инфраструктуре здравоохранения Казахстана (Глава 6).</w:t>
+        <w:t>Построить и описать систему скрининга вокруг модели, пригодную для сред без ускорителей инференса и с прерывистой связностью, с интеграцией телемедицины и электронного здравоохранения, применимую к инфраструктуре здравоохранения Казахстана, и разграничить в ней реализованное и оставшееся спецификацией (Глава 4).</w:t>
       </w:r>
     </w:p>
     <w:p>
@@ -700,7 +664,7 @@
         </w:rPr>
         <w:t>12.</w:t>
         <w:tab/>
-        <w:t>Два вклада неэмпиричны по замыслу: связанная термооптическая модель отклика тканей глазного дна при лазерном воздействии — только теоретический и вычислительный вклад; и модульная архитектура системы скрининга — только проектный вклад: прототип не реализован, полевые испытания не проводились.</w:t>
+        <w:t>Два вклада неэмпиричны по замыслу: связанная термооптическая модель отклика тканей глазного дна при лазерном воздействии — только теоретический и вычислительный вклад; и модульная архитектура системы скрининга — проектный вклад, реализованный частично в виде работающего демонстратора, который подтверждает осуществимость замысла и его поведение в работе и не служит свидетельством ни для одного диагностического утверждения: клинические испытания внедрения не проводились.</w:t>
       </w:r>
     </w:p>
     <w:p>
@@ -771,7 +735,7 @@
         </w:rPr>
         <w:t>3.</w:t>
         <w:tab/>
-        <w:t>Установлено доминирование интегрированной конфигурации над базовой в рамках контролируемого факторного плана 2×2 (конфигурации A–D) на EyePACS для обеих архитектур: критерий удовлетворён по всем трём его компонентам, эффект выдержал поправку на множественные сравнения и не обнаружил взаимодействия с выбором архитектуры (Эксперимент 1, H-1 подтверждена). Это свойство конфигурации, которая отличается от базовой не только предобработкой, но и инициализацией.</w:t>
+        <w:t>Установлено доминирование интегрированной конфигурации над базовой в рамках контролируемого факторного плана 2×2 (конфигурации A–D) на EyePACS для обеих архитектур: критерий удовлетворён по всем трём его компонентам, эффект выдержал поправку на множественные сравнения и не обнаружил взаимодействия с выбором архитектуры (Эксперимент 1). Это свойство конфигурации, которая отличается от базовой не только предобработкой, но и инициализацией.</w:t>
       </w:r>
     </w:p>
     <w:p>
@@ -789,7 +753,7 @@
         </w:rPr>
         <w:t>4.</w:t>
         <w:tab/>
-        <w:t>Вклад отдельных этапов конвейера количественно оценён посредством кумулятивной компонентной абляции при единой инициализации: каждый переход между этапами дал вклад, превышающий межфолдовый разброс своего уровня, вклады разделяются на группы с лидирующими двумя фотометрическими этапами, а сама абляция воспроизвела весь внутридоменный прирост. Порог CLAHE и параметр σ flat-field-коррекции обнаружили внутренний оптимум в пределах просмотренных диапазонов, подтверждённый на отложенных данных и подкреплённый метриками качества изображений (CNR, энтропия, SSIM) (Эксперимент 2, H-2 подтверждена).</w:t>
+        <w:t>Вклад отдельных этапов конвейера количественно оценён посредством кумулятивной компонентной абляции при единой инициализации: каждый переход между этапами дал вклад, превышающий межфолдовый разброс своего уровня, вклады разделяются на группы с лидирующими двумя фотометрическими этапами, а сама абляция воспроизвела весь внутридоменный прирост. Порог CLAHE и параметр σ flat-field-коррекции обнаружили внутренний оптимум в пределах просмотренных диапазонов, подтверждённый на отложенных данных и подкреплённый метриками качества изображений (CNR, энтропия, SSIM) (Эксперимент 2).</w:t>
       </w:r>
     </w:p>
     <w:p>
@@ -807,7 +771,7 @@
         </w:rPr>
         <w:t>5.</w:t>
         <w:tab/>
-        <w:t>Сокращение расстояния «источник—цель» в пространстве признаков измерено напрямую на шести внешних корпусах при обязательном условии использования статистик домена-источника: расстояние сократилось на каждом рассмотренном корпусе, что даёт средний член причинной цепи, к которому остальные гипотезы подступают лишь через его следствие (H-3 подтверждена, только по направлению).</w:t>
+        <w:t>Сокращение расстояния «источник—цель» в пространстве признаков измерено напрямую на шести внешних корпусах при обязательном условии использования статистик домена-источника: расстояние сократилось на каждом рассмотренном корпусе, что даёт средний член причинной цепи, к которому остальные исследования подступают лишь через его следствие, — только по направлению, поскольку величина сокращения расстояния не отслеживает величину прироста качества.</w:t>
       </w:r>
     </w:p>
     <w:p>
@@ -825,7 +789,7 @@
         </w:rPr>
         <w:t>6.</w:t>
         <w:tab/>
-        <w:t>Модель, обученная на EyePACS с конвейером, перенеслась на APTOS 2019 без дообучения, преодолев предварительно зарегистрированный коэффициент обобщения G ≥ 0,85 и превзойдя базовую конфигурацию на каждой степени тяжести; базовая конфигурация также преодолевает порог, поэтому свидетельство заключено в сравнении, а не в критерии (Эксперимент 3, H-4 подтверждена).</w:t>
+        <w:t>Модель, обученная на EyePACS с конвейером, перенеслась на APTOS 2019 без дообучения, преодолев предварительно зарегистрированный коэффициент обобщения G ≥ 0,85 и превзойдя базовую конфигурацию на каждой степени тяжести; базовая конфигурация также преодолевает порог, поэтому свидетельство заключено в сравнении, а не в критерии (Эксперимент 3).</w:t>
       </w:r>
     </w:p>
     <w:p>
@@ -843,7 +807,7 @@
         </w:rPr>
         <w:t>7.</w:t>
         <w:tab/>
-        <w:t>Анализ интерпретируемости Grad-CAM с использованием предложенной метрики перекрытия «внимание—очаг» (ALO, первичная) и IoU (вторичная) относительно пиксельных масок очагов IDRiD показал более тесную согласованность внимания модели с экспертной разметкой при интегрированной конфигурации — по всем четырём аннотированным типам очагов и по обеим метрикам (Эксперимент 4, H-5 подтверждена только в своей количественной половине).</w:t>
+        <w:t>Анализ интерпретируемости Grad-CAM с использованием предложенной метрики перекрытия «внимание—очаг» (ALO, первичная) и IoU (вторичная) относительно пиксельных масок очагов IDRiD показал более тесную согласованность внимания модели с экспертной разметкой при интегрированной конфигурации — по всем четырём аннотированным типам очагов и по обеим метрикам (Эксперимент 4); качественное исследование на клиническом корпусе выполнено не было.</w:t>
       </w:r>
     </w:p>
     <w:p>
@@ -861,7 +825,7 @@
         </w:rPr>
         <w:t>8.</w:t>
         <w:tab/>
-        <w:t>На обоих внешних клинических корпусах интегрированная конфигурация достигла более высокого абсолютного weighted F1, причём каждая разница достигает минимально клинически значимой величины при интервале, исключающем ноль (Эксперимент 5, H-7 подтверждена как утверждение об абсолютном внешнем качестве, а не об устойчивости к деградации); качество сохранено на всех пяти группировках камер при сокращении разброса между ними (Эксперимент 6, H-6 подтверждена); в режиме дефицита данных интегрированная конфигурация вновь оказалась сильнее — с преимуществом, сопоставимым с измеренным при обилии данных и не превышающим его (Эксперимент 7).</w:t>
+        <w:t>На обоих внешних клинических корпусах интегрированная конфигурация достигла более высокого абсолютного weighted F1, причём каждая разница достигает минимально клинически значимой величины при интервале, исключающем ноль (Эксперимент 5 — более высокое абсолютное внешнее качество, а не устойчивость к деградации); качество сохранено на всех пяти группировках камер при сокращении разброса между ними (Эксперимент 6); в режиме дефицита данных интегрированная конфигурация вновь оказалась сильнее — с преимуществом, сопоставимым с измеренным при обилии данных и не превышающим его (Эксперимент 7).</w:t>
       </w:r>
     </w:p>
     <w:p>
@@ -879,7 +843,7 @@
         </w:rPr>
         <w:t>9.</w:t>
         <w:tab/>
-        <w:t>Спроектирована модульная архитектура автоматизированной системы скрининга ДР для сред с ограниченными ресурсами, с интеграцией телемедицины и электронного здравоохранения, применимая к инфраструктуре здравоохранения Казахстана; это проектная спецификация — прототип не реализован и полевые испытания не проводились.</w:t>
+        <w:t>Спроектирована модульная архитектура автоматизированной системы скрининга ДР для сред с ограниченными ресурсами, с интеграцией телемедицины и электронного здравоохранения, применимая к инфраструктуре здравоохранения Казахстана, и построен и развёрнут её работающий демонстратор: он выполняет конвейер предобработки и обученный классификатор от начала до конца, строит карты внимания и ведёт запись по каждому случаю, включая вердикт просматривающего офтальмолога. Демонстратор подтверждает осуществимость замысла и показывает его поведение в работе; те ориентированные на внедрение части, которые он не реализует, остаются спецификацией, а клинические испытания внедрения не проводились.</w:t>
       </w:r>
     </w:p>
     <w:p>
@@ -958,7 +922,7 @@
         </w:rPr>
         <w:t>2.</w:t>
         <w:tab/>
-        <w:t xml:space="preserve">Интегрированная конфигурация доминирует над базовой в пятиклассовой классификации ДР на EyePACS для обеих архитектур ResNet-50 и EfficientNet-B3 по конъюнктивному предварительно зарегистрированному критерию во всех трёх его компонентах, причём эффект выдерживает поправку на множественные сравнения и не обнаруживает взаимодействия с выбором архитектуры (H-1). </w:t>
+        <w:t xml:space="preserve">Интегрированная конфигурация доминирует над базовой в пятиклассовой классификации ДР на EyePACS для обеих архитектур ResNet-50 и EfficientNet-B3 по конъюнктивному предварительно зарегистрированному критерию во всех трёх его компонентах, причём эффект выдерживает поправку на множественные сравнения и не обнаруживает взаимодействия с выбором архитектуры. </w:t>
       </w:r>
       <w:r>
         <w:rPr>
@@ -986,7 +950,7 @@
         </w:rPr>
         <w:t>3.</w:t>
         <w:tab/>
-        <w:t xml:space="preserve">Параметры CLAHE с двойным ограничением и σ flat-field-коррекции демонстрируют внутренний оптимум в исследованных диапазонах, подтверждённый на отложенных данных (H-2). </w:t>
+        <w:t xml:space="preserve">Параметры CLAHE с двойным ограничением и σ flat-field-коррекции демонстрируют внутренний оптимум в исследованных диапазонах, подтверждённый на отложенных данных. </w:t>
       </w:r>
       <w:r>
         <w:rPr>
@@ -1014,7 +978,7 @@
         </w:rPr>
         <w:t>4.</w:t>
         <w:tab/>
-        <w:t xml:space="preserve">Вклады отдельных этапов конвейера разделимы, монотонны по фолдам и упорядочиваемы, причём два фотометрических этапа лидируют (H-2). </w:t>
+        <w:t xml:space="preserve">Вклады отдельных этапов конвейера разделимы, монотонны по фолдам и упорядочиваемы, причём два фотометрических этапа лидируют. </w:t>
       </w:r>
       <w:r>
         <w:rPr>
@@ -1042,7 +1006,7 @@
         </w:rPr>
         <w:t>5.</w:t>
         <w:tab/>
-        <w:t xml:space="preserve">Интегрированная конфигурация сокращает расстояние между обучающим и каждым внешним распределением в пространстве признаков предпоследнего слоя на всех исследованных внешних корпусах, причём ни одна статистика целевого корпуса не входит в преобразование (H-3). </w:t>
+        <w:t xml:space="preserve">Интегрированная конфигурация сокращает расстояние между обучающим и каждым внешним распределением в пространстве признаков предпоследнего слоя на всех исследованных внешних корпусах, причём ни одна статистика целевого корпуса не входит в преобразование. </w:t>
       </w:r>
       <w:r>
         <w:rPr>
@@ -1070,7 +1034,7 @@
         </w:rPr>
         <w:t>6.</w:t>
         <w:tab/>
-        <w:t xml:space="preserve">Модель, обученная на EyePACS с конвейером, переносится на APTOS 2019 без дообучения, преодолевая предварительно зарегистрированный коэффициент обобщения G ≥ 0,85 и превосходя базовую конфигурацию на каждом классе (H-4). </w:t>
+        <w:t xml:space="preserve">Модель, обученная на EyePACS с конвейером, переносится на APTOS 2019 без дообучения, преодолевая предварительно зарегистрированный коэффициент обобщения G ≥ 0,85 и превосходя базовую конфигурацию на каждом классе. </w:t>
       </w:r>
       <w:r>
         <w:rPr>
@@ -1098,7 +1062,7 @@
         </w:rPr>
         <w:t>7.</w:t>
         <w:tab/>
-        <w:t xml:space="preserve">Внимание модели теснее согласуется с экспертной пиксельной разметкой очагов в интегрированной конфигурации — на всех четырёх аннотированных типах очагов, по первичной и по вторичной мере и устойчиво по порогу внимания (H-5). </w:t>
+        <w:t xml:space="preserve">Внимание модели теснее согласуется с экспертной пиксельной разметкой очагов в интегрированной конфигурации — на всех четырёх аннотированных типах очагов, по первичной и по вторичной мере и устойчиво по порогу внимания. </w:t>
       </w:r>
       <w:r>
         <w:rPr>
@@ -1126,7 +1090,7 @@
         </w:rPr>
         <w:t>8.</w:t>
         <w:tab/>
-        <w:t xml:space="preserve">Качество классификации сохраняется на всех исследованных камерных группах, а по существу — сокращается разброс качества между этими группами (H-6). </w:t>
+        <w:t xml:space="preserve">Качество классификации сохраняется на всех исследованных камерных группах, а по существу — сокращается разброс качества между этими группами. </w:t>
       </w:r>
       <w:r>
         <w:rPr>
@@ -1154,7 +1118,7 @@
         </w:rPr>
         <w:t>9.</w:t>
         <w:tab/>
-        <w:t xml:space="preserve">Интегрированная конфигурация достигает более высокого абсолютного weighted F1, чем базовая, на обоих внешних клинических корпусах, причём каждая разность достигает минимально клинически значимой величины при доверительном интервале, исключающем ноль, и оценивается на каждом корпусе раздельно (H-7). </w:t>
+        <w:t xml:space="preserve">Интегрированная конфигурация достигает более высокого абсолютного weighted F1, чем базовая, на обоих внешних клинических корпусах, причём каждая разность достигает минимально клинически значимой величины при доверительном интервале, исключающем ноль, и оценивается на каждом корпусе раздельно. </w:t>
       </w:r>
       <w:r>
         <w:rPr>
@@ -1210,7 +1174,7 @@
         </w:rPr>
         <w:t>11.</w:t>
         <w:tab/>
-        <w:t xml:space="preserve">Связанная термо-оптическая модель отклика тканей глазного дна на лазерное воздействие и модульная архитектура автоматизированной системы скрининга ДР для сред с ограниченными ресурсами. </w:t>
+        <w:t xml:space="preserve">Связанная термо-оптическая модель отклика тканей глазного дна на лазерное воздействие и модульная архитектура автоматизированной системы скрининга ДР для сред с ограниченными ресурсами, реализованная частично в виде работающего демонстратора. </w:t>
       </w:r>
       <w:r>
         <w:rPr>
@@ -1220,7 +1184,7 @@
           <w:sz w:val="28"/>
           <w:u w:val="none"/>
         </w:rPr>
-        <w:t>Выносятся соответственно как теоретический и проектный вклад — модель клинически не валидирована, а архитектура не прототипирована и не испытана в полевых условиях.</w:t>
+        <w:t>Выносятся соответственно как теоретический и проектный вклад — модель клинически не валидирована; демонстратор подтверждает осуществимость замысла и его поведение в работе и не служит свидетельством ни для одного диагностического утверждения; ориентированные на внедрение части архитектуры остаются спецификацией, полевые испытания не проводились.</w:t>
       </w:r>
     </w:p>
     <w:p>
@@ -1364,17 +1328,7 @@
           <w:sz w:val="28"/>
           <w:u w:val="none"/>
         </w:rPr>
-        <w:t xml:space="preserve">Предложена модульная архитектура автоматизированной системы скрининга ДР с модулями движка предобработки, инференса, телемедицины в режиме store-and-forward и поддержки принятия решений в парадигме «врач-в-контуре» (physician-in-the-loop), интегрируемая с системами PACS/EHR и национальной платформой электронного здравоохранения и применимая для скрининга ДР в сельских и удалённых регионах Казахстана. Это проектная спецификация: прототип не реализован, внедрение в клинических условиях не испытывалось, а положения о защите данных суть соответствие по замыслу, а не сертифицированное соответствие. Система задумана как поддержка принятия решений, при которой диагноз и ответственность за него остаются за врачом; ничто здесь не предлагается как самостоятельный диагностический инструмент. </w:t>
-      </w:r>
-      <w:r>
-        <w:rPr>
-          <w:rFonts w:ascii="Times New Roman" w:hAnsi="Times New Roman" w:cs="Times New Roman" w:eastAsia="Times New Roman"/>
-          <w:b w:val="0"/>
-          <w:i/>
-          <w:sz w:val="28"/>
-          <w:u w:val="none"/>
-        </w:rPr>
-        <w:t>(Публикационный и апробационный отчёт приведён в Приложении D.)</w:t>
+        <w:t>Предложена модульная архитектура автоматизированной системы скрининга ДР с модулями движка предобработки, инференса, телемедицины в режиме store-and-forward и поддержки принятия решений в парадигме «врач-в-контуре» (physician-in-the-loop), интегрируемая с системами PACS/EHR и национальной платформой электронного здравоохранения и применимая для скрининга ДР в сельских и удалённых регионах Казахстана. Работающий демонстратор архитектуры развёрнут и выполняет инференс на присланных изображениях, что подтверждает осуществимость замысла и показывает его поведение в работе; те ориентированные на внедрение части, которые он не реализует, — интеграция с PACS, взаимодействие с EHR, телемедицинский режим, — остаются проектной спецификацией, внедрение в клинических условиях не испытывалось, а положения о защите данных суть соответствие по замыслу, а не сертифицированное соответствие. Система задумана как поддержка принятия решений, при которой диагноз и ответственность за него остаются за врачом; ничто здесь не предлагается как самостоятельный диагностический инструмент.</w:t>
       </w:r>
     </w:p>
     <w:p>
@@ -1440,7 +1394,7 @@
           <w:sz w:val="28"/>
           <w:u w:val="none"/>
         </w:rPr>
-        <w:t>Результаты исследования докладывались и обсуждались на международных научных форумах, в том числе на 3-м Международном семинаре «Цифровое общество» (DS 2025, г. Стамбул, Турция, 28–30 октября 2025 г.), и опубликованы в международных рецензируемых журналах. Документальный отчёт — публикационный каталог вместе с подтверждениями индексации и публикации — воспроизведён в Приложении D.</w:t>
+        <w:t>Результаты исследования докладывались и обсуждались на международных научных форумах, в том числе на 3-м Международном семинаре «Цифровое общество» (DS 2025, г. Стамбул, Турция, 28–30 октября 2025 г.), и опубликованы в международных рецензируемых журналах; пять работ перечислены ниже.</w:t>
       </w:r>
     </w:p>
     <w:p>
@@ -1802,7 +1756,7 @@
           <w:sz w:val="28"/>
           <w:u w:val="none"/>
         </w:rPr>
-        <w:t>Глава 1 — «Анализ проблемной области и современное состояние автоматизированной диагностики диабетической ретинопатии»</w:t>
+        <w:t>Глава 1 — «Автоматизированный скрининг диабетической ретинопатии»</w:t>
       </w:r>
       <w:r>
         <w:rPr>
@@ -1812,7 +1766,7 @@
           <w:sz w:val="28"/>
           <w:u w:val="none"/>
         </w:rPr>
-        <w:t xml:space="preserve"> рассматривает медицинский и эпидемиологический контекст ДР и системы её клинической градации, требования к скринингу в условиях ограниченных ресурсов, источники деградации качества изображений глазного дна и приборную вариабельность, подходы глубокого обучения к классификации изображений сетчатки (архитектуры CNN, перенос знаний и самообучаемое предобучение, интерпретируемость) и содержит критический анализ существующих автоматизированных систем скрининга ДР, завершаясь формулировкой научной проблемы и обоснованием направления исследования.</w:t>
+        <w:t xml:space="preserve"> устанавливает клинический и технический контекст скрининга: пятиклассовую порядковую градацию заболевания и клиническую цену ошибки градации, требования к скринингу в условиях ограниченных ресурсов, физику лазерной коагуляции как ограниченный теоретический контекст направления на лечение, источники потери качества изображений глазного дна и её приборную составляющую, достигнутое в области средствами свёрточных сетей (архитектуры, перенос знаний и самообучаемое предобучение, интерпретируемость), а также критический анализ существующих автоматизированных систем скрининга и условий, ограничивающих приводимые в них показатели, и завершается формулировкой научной проблемы и обоснованием направления исследования.</w:t>
       </w:r>
     </w:p>
     <w:p>
@@ -1828,7 +1782,7 @@
           <w:sz w:val="28"/>
           <w:u w:val="none"/>
         </w:rPr>
-        <w:t>Глава 2 — «Теоретические основы предварительной обработки изображений и глубокого обучения для анализа изображений глазного дна»</w:t>
+        <w:t>Глава 2 — «Методология интегрированного конвейера»</w:t>
       </w:r>
       <w:r>
         <w:rPr>
@@ -1838,7 +1792,7 @@
           <w:sz w:val="28"/>
           <w:u w:val="none"/>
         </w:rPr>
-        <w:t xml:space="preserve"> устанавливает математические основы улучшения изображений (эквализация гистограммы, CLAHE с двойным ограничением, пространственная фильтрация), теоретический аппарат CNN (свёртка, пулинг, функции потерь для несбалансированных данных, регуляризация), перенос знаний и внутридоменное самообучаемое представление, математическое моделирование лазер-тканевого взаимодействия при терапии сетчатки, интерпретируемость (CAM, Grad-CAM, ALO, IoU) и метрики качества изображений для оценки предобработки.</w:t>
+        <w:t xml:space="preserve"> специфицирует интегрированную методологию. Она формализует 8-этапный конвейер предобработки поэтапно вместе с теоретическими основаниями каждого этапа — каноническую ориентацию и нормализацию поворота по опорным точкам, изотропное масштабирование с центрированным дополнением, маску поля зрения как четвёртый входной канал, адаптивную flat-field-коррекцию, масштабируемую по геометрии каждого изображения, и порог CLAHE с двойным ограничением, формализованный как минимум гистограммного и плиточного ограничений и применяемый стохастически при обучении. Далее специфицируются архитектуры классификации (ResNet-50 и EfficientNet-B3) и их адаптация к пятиклассовой градации со взвешенной (Focal) функцией потерь, стратегия предобучения и дообучения с приёмочным гейтом линейного зонда при замороженном экстракторе признаков, аппарат интерпретируемости (Grad-CAM, метрика перекрытия «внимание–очаг», IoU) с метриками качества изображений, а также иерархия оценивания и статистический протокол.</w:t>
       </w:r>
     </w:p>
     <w:p>
@@ -1854,7 +1808,7 @@
           <w:sz w:val="28"/>
           <w:u w:val="none"/>
         </w:rPr>
-        <w:t>Глава 3 — «Методология проектирования интегрированного конвейера предобработка–CNN»</w:t>
+        <w:t>Глава 3 — «Результаты экспериментов»</w:t>
       </w:r>
       <w:r>
         <w:rPr>
@@ -1864,7 +1818,7 @@
           <w:sz w:val="28"/>
           <w:u w:val="none"/>
         </w:rPr>
-        <w:t xml:space="preserve"> формализует единый 8-этапный конвейер предобработки и модифицированный алгоритм CLAHE с двойным ограничением, стратегию аугментации и протокол приёма внешних изображений; специфицирует архитектуры CNN (ResNet-50 и EfficientNet-B3); детализирует методологию переноса знаний и офтальмологически-специфичного самообучаемого предобучения, адаптацию архитектуры для пятиклассовой классификации и формулировку взвешенной (Focal) функции потерь; определяет многометрическую систему оценивания и статистической достоверности.</w:t>
+        <w:t xml:space="preserve"> излагает экспериментальную программу на уровневом корпусе: наборы данных и конфигурацию экспериментов; влияние конвейера на точность в факторном плане 2×2 (Эксперимент 1); кумулятивную абляцию этапов со свипами порога CLAHE и σ flat-field-коррекции (Эксперимент 2); прямое измерение расстояния «источник—цель» в пространстве признаков предпоследнего слоя на шести внешних корпусах; межнаборный перенос на APTOS 2019 и внешнюю клиническую оценку на IDRiD и Messidor-2 (Эксперименты 3 и 5) с поведением по группировкам камер (Эксперимент 6); согласованность карт внимания с экспертной пиксельной разметкой очагов (Эксперимент 4); обучение на малых клинических выборках (Эксперимент 7); а также статистическую валидацию и помещение результатов в контекст опубликованных систем без ранжирования среди них, завершаясь ограничениями и граничными условиями подхода.</w:t>
       </w:r>
     </w:p>
     <w:p>
@@ -1880,7 +1834,7 @@
           <w:sz w:val="28"/>
           <w:u w:val="none"/>
         </w:rPr>
-        <w:t>Глава 4 — «Экспериментальное исследование — влияние предобработки на диагностическое качество CNN»</w:t>
+        <w:t>Глава 4 — «Система скрининга»</w:t>
       </w:r>
       <w:r>
         <w:rPr>
@@ -1890,59 +1844,7 @@
           <w:sz w:val="28"/>
           <w:u w:val="none"/>
         </w:rPr>
-        <w:t xml:space="preserve"> представляет уровневую архитектуру наборов данных и восемь исследований: Эксперимент 1 (доминирование интегрированного конвейера на восстановленном факторном плане 2×2, конфигурации A–D), Эксперимент 2 (кумулятивная абляция этапов, свипы порога CLAHE и σ flat-field-коррекции с метриками качества изображений), прямое измерение расстояния «источник—цель» на шести внешних корпусах (H-3), Эксперимент 3 (перенос без дообучения на APTOS 2019), Эксперимент 4 (интерпретируемость Grad-CAM с количественными ALO/IoU на IDRiD), Эксперимент 5 (внешнее клиническое качество на IDRiD и Messidor-2), Эксперимент 6 (доменный сдвиг по устройствам на DDR, ODIR-5K, RFMiD) и Эксперимент 7 (обучение на малых данных на IDRiD с отложенным клиническим набором).</w:t>
-      </w:r>
-    </w:p>
-    <w:p>
-      <w:pPr>
-        <w:ind w:firstLine="709"/>
-        <w:jc w:val="both"/>
-      </w:pPr>
-      <w:r>
-        <w:rPr>
-          <w:rFonts w:ascii="Times New Roman" w:hAnsi="Times New Roman" w:cs="Times New Roman" w:eastAsia="Times New Roman"/>
-          <w:b/>
-          <w:i w:val="0"/>
-          <w:sz w:val="28"/>
-          <w:u w:val="none"/>
-        </w:rPr>
-        <w:t>Глава 5 — «Валидация достоверности и сравнительный анализ»</w:t>
-      </w:r>
-      <w:r>
-        <w:rPr>
-          <w:rFonts w:ascii="Times New Roman" w:hAnsi="Times New Roman" w:cs="Times New Roman" w:eastAsia="Times New Roman"/>
-          <w:b w:val="0"/>
-          <w:i w:val="0"/>
-          <w:sz w:val="28"/>
-          <w:u w:val="none"/>
-        </w:rPr>
-        <w:t xml:space="preserve"> консолидирует результаты по интерпретируемости, статистическую валидацию (бутстреп-доверительные интервалы и модели со смешанными эффектами, итоговые классификации силы утверждений), помещение работы в контекст опубликованных систем без ранжирования среди них и компромисс «качество—сложность», а также формулирует ограничения и граничные условия предложенного подхода.</w:t>
-      </w:r>
-    </w:p>
-    <w:p>
-      <w:pPr>
-        <w:ind w:firstLine="709"/>
-        <w:jc w:val="both"/>
-      </w:pPr>
-      <w:r>
-        <w:rPr>
-          <w:rFonts w:ascii="Times New Roman" w:hAnsi="Times New Roman" w:cs="Times New Roman" w:eastAsia="Times New Roman"/>
-          <w:b/>
-          <w:i w:val="0"/>
-          <w:sz w:val="28"/>
-          <w:u w:val="none"/>
-        </w:rPr>
-        <w:t>Глава 6 — «Архитектура автоматизированной системы скрининга ДР для сред с ограниченными ресурсами»</w:t>
-      </w:r>
-      <w:r>
-        <w:rPr>
-          <w:rFonts w:ascii="Times New Roman" w:hAnsi="Times New Roman" w:cs="Times New Roman" w:eastAsia="Times New Roman"/>
-          <w:b w:val="0"/>
-          <w:i w:val="0"/>
-          <w:sz w:val="28"/>
-          <w:u w:val="none"/>
-        </w:rPr>
-        <w:t xml:space="preserve"> специфицирует функциональные и нефункциональные требования, модульную архитектуру с интеграцией PACS и EHR, модуль ИИ-обработки (настраиваемый движок предобработки и модуль инференса), интеграцию клинического рабочего процесса (телемедицина, поддержка портативных устройств и национальной платформы электронного здравоохранения, поддержка принятия решений «врач-в-контуре») и систему обеспечения безопасности данных и нормативного соответствия (согласованную с GDPR/HIPAA), а также её применимость к инфраструктуре здравоохранения Казахстана.</w:t>
+        <w:t xml:space="preserve"> описывает систему скрининга, построенную вокруг модели, последовательно разграничивая реализованное и оставшееся спецификацией: модульную архитектуру и её модули, сервисы предобработки и инференса с их интерфейсом, клинический рабочий процесс и интерфейс оператора, в котором офтальмолог просматривает случай и фиксирует вердикт, а также среду развёртывания и систему защиты данных (согласованную с GDPR/HIPAA по замыслу), с применимостью к инфраструктуре здравоохранения Казахстана, ограниченной отсутствием полевых испытаний в стране.</w:t>
       </w:r>
     </w:p>
     <w:p>
@@ -2008,7 +1910,7 @@
           <w:sz w:val="28"/>
           <w:u w:val="none"/>
         </w:rPr>
-        <w:t>Диссертация состоит из предваряющих разделов — нормативных ссылок, определений, обозначений и сокращений, — за которыми следуют введение, шесть глав, заключение, список использованных источников и шесть приложений (A–F): исходный код конвейера предобработки, дополнительные экспериментальные результаты и матрицы ошибок, диаграммы архитектуры системы, публикационный и апробационный отчёт, галерея карт внимания и дополнительные таблицы по оценке доменного сдвига на устройствах.</w:t>
+        <w:t>Диссертация состоит из предваряющих разделов — нормативных ссылок, определений, обозначений и сокращений, — за которыми следуют введение, четыре главы, заключение, список использованных источников и пять приложений: исходный код конвейера предобработки, дополнительные экспериментальные результаты и матрицы ошибок, диаграммы архитектуры системы, галерея карт внимания и дополнительные таблицы по оценке доменного сдвига на устройствах.</w:t>
       </w:r>
     </w:p>
     <w:p>
@@ -2024,7 +1926,7 @@
           <w:sz w:val="28"/>
           <w:u w:val="none"/>
         </w:rPr>
-        <w:t>Диссертация изложена на 265 страницах и содержит 42 таблицы, 26 рисунков и 2 схемы. Список использованных источников насчитывает 107 наименований. Указанные объёмы приведены без учёта приложений.</w:t>
+        <w:t>Диссертация изложена на 117 страницах и содержит 19 таблиц и 16 рисунков. Список использованных источников насчитывает 99 наименований. Указанные объёмы приведены без учёта приложений.</w:t>
       </w:r>
     </w:p>
     <w:sectPr>

--- a/defense/docs/abstracts/abstract_ru.docx
+++ b/defense/docs/abstracts/abstract_ru.docx
@@ -1926,7 +1926,7 @@
           <w:sz w:val="28"/>
           <w:u w:val="none"/>
         </w:rPr>
-        <w:t>Диссертация изложена на 117 страницах и содержит 19 таблиц и 16 рисунков. Список использованных источников насчитывает 99 наименований. Указанные объёмы приведены без учёта приложений.</w:t>
+        <w:t>Диссертация изложена на 118 страницах и содержит 19 таблиц и 16 рисунков. Список использованных источников насчитывает 102 наименования. Указанные объёмы приведены без учёта приложений.</w:t>
       </w:r>
     </w:p>
     <w:sectPr>

--- a/defense/docs/abstracts/abstract_ru.docx
+++ b/defense/docs/abstracts/abstract_ru.docx
@@ -1910,7 +1910,7 @@
           <w:sz w:val="28"/>
           <w:u w:val="none"/>
         </w:rPr>
-        <w:t>Диссертация состоит из предваряющих разделов — нормативных ссылок, определений, обозначений и сокращений, — за которыми следуют введение, четыре главы, заключение, список использованных источников и пять приложений: исходный код конвейера предобработки, дополнительные экспериментальные результаты и матрицы ошибок, диаграммы архитектуры системы, галерея карт внимания и дополнительные таблицы по оценке доменного сдвига на устройствах.</w:t>
+        <w:t>Диссертация состоит из предваряющих разделов — нормативных ссылок, определений, обозначений и сокращений, — за которыми следуют введение, четыре главы, заключение, список использованных источников и пять приложений: исходный код конвейера предобработки, дополнительные экспериментальные результаты и матрицы ошибок, архитектура системы и работающий демонстратор, галерея карт внимания и дополнительные таблицы по оценке доменного сдвига на устройствах.</w:t>
       </w:r>
     </w:p>
     <w:p>

--- a/defense/docs/abstracts/abstract_ru.docx
+++ b/defense/docs/abstracts/abstract_ru.docx
@@ -1926,7 +1926,7 @@
           <w:sz w:val="28"/>
           <w:u w:val="none"/>
         </w:rPr>
-        <w:t>Диссертация изложена на 118 страницах и содержит 19 таблиц и 16 рисунков. Список использованных источников насчитывает 102 наименования. Указанные объёмы приведены без учёта приложений.</w:t>
+        <w:t>Диссертация изложена на 113 страницах и содержит 19 таблиц и 16 рисунков. Список использованных источников насчитывает 102 наименования. Указанные объёмы приведены без учёта приложений.</w:t>
       </w:r>
     </w:p>
     <w:sectPr>

--- a/defense/docs/abstracts/abstract_ru.docx
+++ b/defense/docs/abstracts/abstract_ru.docx
@@ -21,8 +21,8 @@
     </w:p>
     <w:p>
       <w:pPr>
-        <w:ind w:firstLine="709"/>
-        <w:jc w:val="both"/>
+        <w:ind w:firstLine="0"/>
+        <w:jc w:val="center"/>
       </w:pPr>
       <w:r>
         <w:rPr>
@@ -37,16 +37,14 @@
     </w:p>
     <w:p>
       <w:pPr>
-        <w:pBdr>
-          <w:bottom w:val="single" w:sz="6" w:space="1" w:color="auto"/>
-        </w:pBdr>
+        <w:spacing w:before="0" w:after="0"/>
+        <w:ind w:firstLine="0"/>
       </w:pPr>
     </w:p>
     <w:p>
       <w:pPr>
-        <w:keepNext/>
-        <w:spacing w:before="240" w:after="120"/>
-        <w:jc w:val="left"/>
+        <w:ind w:firstLine="709"/>
+        <w:jc w:val="both"/>
       </w:pPr>
       <w:r>
         <w:rPr>
@@ -56,82 +54,7 @@
           <w:sz w:val="28"/>
           <w:u w:val="none"/>
         </w:rPr>
-        <w:t>Общая характеристика исследования</w:t>
-      </w:r>
-    </w:p>
-    <w:p>
-      <w:pPr>
-        <w:ind w:firstLine="709"/>
-        <w:jc w:val="both"/>
-      </w:pPr>
-      <w:r>
-        <w:rPr>
-          <w:rFonts w:ascii="Times New Roman" w:hAnsi="Times New Roman" w:cs="Times New Roman" w:eastAsia="Times New Roman"/>
-          <w:b w:val="0"/>
-          <w:i w:val="0"/>
-          <w:sz w:val="28"/>
-          <w:u w:val="none"/>
-        </w:rPr>
-        <w:t>Диссертация посвящена исследованию и формализации интеграции улучшения изображений глазного дна (предобработки) с классификацией на основе свёрточных нейронных сетей (CNN) для автоматизированной многостадийной диагностики диабетической ретинопатии (ДР). Центральная идея состоит в том, что предобработка является неотъемлемым компонентом диагностической модели, а не вспомогательной подготовкой данных, поскольку именно она определяет пространство признаков, доступное сети. Для операционализации этой идеи специфицирован и встроен в модель 8-этапный конвейер предобработки, а его эффект подвергнут контролируемому экспериментальному сопоставлению с эквивалентной базовой конфигурацией, обученной без конвейера. Подход валидирован на восьми публичных и клинических наборах изображений глазного дна, полученных камерами четырёх производителей, и охватывает доминирование по качеству диагностики, абляцию компонентов, прямое измерение сокращения доменного сдвига, межнаборный перенос, интерпретируемость, внешнее клиническое качество и доменный сдвиг по устройствам; он ориентирован на автоматизированный скрининг ДР в условиях ограниченных ресурсов, включая инфраструктуру здравоохранения Казахстана.</w:t>
-      </w:r>
-    </w:p>
-    <w:p>
-      <w:pPr>
-        <w:keepNext/>
-        <w:spacing w:before="240" w:after="120"/>
-        <w:jc w:val="left"/>
-      </w:pPr>
-      <w:r>
-        <w:rPr>
-          <w:rFonts w:ascii="Times New Roman" w:hAnsi="Times New Roman" w:cs="Times New Roman" w:eastAsia="Times New Roman"/>
-          <w:b/>
-          <w:i w:val="0"/>
-          <w:sz w:val="28"/>
-          <w:u w:val="none"/>
-        </w:rPr>
-        <w:t>Актуальность темы исследования</w:t>
-      </w:r>
-    </w:p>
-    <w:p>
-      <w:pPr>
-        <w:ind w:firstLine="709"/>
-        <w:jc w:val="both"/>
-      </w:pPr>
-      <w:r>
-        <w:rPr>
-          <w:rFonts w:ascii="Times New Roman" w:hAnsi="Times New Roman" w:cs="Times New Roman" w:eastAsia="Times New Roman"/>
-          <w:b w:val="0"/>
-          <w:i w:val="0"/>
-          <w:sz w:val="28"/>
-          <w:u w:val="none"/>
-        </w:rPr>
-        <w:t>Диабетическая ретинопатия (ДР) является одной из ведущих причин предотвратимой слепоты среди населения трудоспособного возраста. Поскольку ранние стадии ДР протекают клинически бессимптомно, своевременное выявление заболевания зависит от регулярного скрининга изображений глазного дна. Однако число офтальмологов недостаточно для ручного обследования быстро растущего числа пациентов с диабетом — этот дефицит особенно ощутим в условиях ограниченных ресурсов здравоохранения и в сельских регионах, в том числе в регионах Казахстана. В связи с этим автоматизированная диагностика на основе свёрточных нейронных сетей (CNN) представляет собой практически значимое направление исследований.</w:t>
-      </w:r>
-    </w:p>
-    <w:p>
-      <w:pPr>
-        <w:ind w:firstLine="709"/>
-        <w:jc w:val="both"/>
-      </w:pPr>
-      <w:r>
-        <w:rPr>
-          <w:rFonts w:ascii="Times New Roman" w:hAnsi="Times New Roman" w:cs="Times New Roman" w:eastAsia="Times New Roman"/>
-          <w:b w:val="0"/>
-          <w:i w:val="0"/>
-          <w:sz w:val="28"/>
-          <w:u w:val="none"/>
-        </w:rPr>
-        <w:t xml:space="preserve">Доминирующая традиция в автоматизированной диагностике ДР — обозначаемая здесь как парадигма </w:t>
-      </w:r>
-      <w:r>
-        <w:rPr>
-          <w:rFonts w:ascii="Times New Roman" w:hAnsi="Times New Roman" w:cs="Times New Roman" w:eastAsia="Times New Roman"/>
-          <w:b/>
-          <w:i w:val="0"/>
-          <w:sz w:val="28"/>
-          <w:u w:val="none"/>
-        </w:rPr>
-        <w:t>P1</w:t>
+        <w:t>Общая характеристика работы.</w:t>
       </w:r>
       <w:r>
         <w:rPr>
@@ -141,1086 +64,7 @@
           <w:sz w:val="28"/>
           <w:u w:val="none"/>
         </w:rPr>
-        <w:t>, парадигма «сквозной» (end-to-end) CNN — рассматривает предварительную обработку изображений как вспомогательную подготовку данных, не требующую методологического обсуждения, исходя из предположения, что достаточно глубокая сеть самостоятельно усваивает необходимые инварианты непосредственно из «сырых» или минимально нормализованных пикселей. Однако на практике изображения глазного дна, полученные разными камерами, при разных условиях освещения и с разным уровнем шума, демонстрируют существенную доменную вариабельность. Эта вариабельность проявляется как сдвиг распределения (distribution shift) в пространстве входных признаков и ухудшает обобщающую способность CNN-моделей, обученных в одном домене, при их применении в другом. Методологический пробел, мотивирующий настоящую диссертацию, заключается в отсутствии формализованного, экспериментально контролируемого рассмотрения предварительной обработки как неотъемлемого компонента диагностической модели.</w:t>
-      </w:r>
-    </w:p>
-    <w:p>
-      <w:pPr>
-        <w:ind w:firstLine="709"/>
-        <w:jc w:val="both"/>
-      </w:pPr>
-      <w:r>
-        <w:rPr>
-          <w:rFonts w:ascii="Times New Roman" w:hAnsi="Times New Roman" w:cs="Times New Roman" w:eastAsia="Times New Roman"/>
-          <w:b w:val="0"/>
-          <w:i w:val="0"/>
-          <w:sz w:val="28"/>
-          <w:u w:val="none"/>
-        </w:rPr>
-        <w:t xml:space="preserve">В работе развивается альтернативная парадигма — </w:t>
-      </w:r>
-      <w:r>
-        <w:rPr>
-          <w:rFonts w:ascii="Times New Roman" w:hAnsi="Times New Roman" w:cs="Times New Roman" w:eastAsia="Times New Roman"/>
-          <w:b/>
-          <w:i w:val="0"/>
-          <w:sz w:val="28"/>
-          <w:u w:val="none"/>
-        </w:rPr>
-        <w:t>P2</w:t>
-      </w:r>
-      <w:r>
-        <w:rPr>
-          <w:rFonts w:ascii="Times New Roman" w:hAnsi="Times New Roman" w:cs="Times New Roman" w:eastAsia="Times New Roman"/>
-          <w:b w:val="0"/>
-          <w:i w:val="0"/>
-          <w:sz w:val="28"/>
-          <w:u w:val="none"/>
-        </w:rPr>
-        <w:t>, парадигма интегрированной системы «предобработка–CNN», в которой предобработка является неотъемлемым компонентом самой модели, поскольку она определяет пространство признаков, доступное сети, и тем самым со-определяет то, чему сеть способна научиться. Актуальность темы вытекает из необходимости снижения межприборной и межсъёмочной доменной вариабельности при сохранении диагностически значимых признаков сетчатки, причём в условиях вычислительных ограничений, характерных для реальных сред скрининга.</w:t>
-      </w:r>
-    </w:p>
-    <w:p>
-      <w:pPr>
-        <w:keepNext/>
-        <w:spacing w:before="240" w:after="120"/>
-        <w:jc w:val="left"/>
-      </w:pPr>
-      <w:r>
-        <w:rPr>
-          <w:rFonts w:ascii="Times New Roman" w:hAnsi="Times New Roman" w:cs="Times New Roman" w:eastAsia="Times New Roman"/>
-          <w:b/>
-          <w:i w:val="0"/>
-          <w:sz w:val="28"/>
-          <w:u w:val="none"/>
-        </w:rPr>
-        <w:t>Цель исследования</w:t>
-      </w:r>
-    </w:p>
-    <w:p>
-      <w:pPr>
-        <w:ind w:firstLine="709"/>
-        <w:jc w:val="both"/>
-      </w:pPr>
-      <w:r>
-        <w:rPr>
-          <w:rFonts w:ascii="Times New Roman" w:hAnsi="Times New Roman" w:cs="Times New Roman" w:eastAsia="Times New Roman"/>
-          <w:b w:val="0"/>
-          <w:i w:val="0"/>
-          <w:sz w:val="28"/>
-          <w:u w:val="none"/>
-        </w:rPr>
-        <w:t>Разработать и экспериментально обосновать интегрированную систему улучшения изображений глазного дна и классификации на основе CNN для автоматизированной многостадийной диагностики диабетической ретинопатии, в которой 8-этапный конвейер предварительной обработки специфицирован как неотъемлемый компонент модели, а не как подготовка данных, и установить — в контролируемом сопоставлении с эквивалентной конфигурацией, обученной без данного конвейера, — какую разницу эта спецификация создаёт для качества пятиклассовой диагностики, для переносимости и для интерпретируемости получаемой модели в условиях ограниченных вычислительных ресурсов.</w:t>
-      </w:r>
-    </w:p>
-    <w:p>
-      <w:pPr>
-        <w:keepNext/>
-        <w:spacing w:before="240" w:after="120"/>
-        <w:jc w:val="left"/>
-      </w:pPr>
-      <w:r>
-        <w:rPr>
-          <w:rFonts w:ascii="Times New Roman" w:hAnsi="Times New Roman" w:cs="Times New Roman" w:eastAsia="Times New Roman"/>
-          <w:b/>
-          <w:i w:val="0"/>
-          <w:sz w:val="28"/>
-          <w:u w:val="none"/>
-        </w:rPr>
-        <w:t>Задачи исследования</w:t>
-      </w:r>
-    </w:p>
-    <w:p>
-      <w:pPr>
-        <w:ind w:left="709" w:hanging="397"/>
-        <w:jc w:val="both"/>
-      </w:pPr>
-      <w:r>
-        <w:rPr>
-          <w:rFonts w:ascii="Times New Roman" w:hAnsi="Times New Roman" w:cs="Times New Roman" w:eastAsia="Times New Roman"/>
-          <w:b w:val="0"/>
-          <w:i w:val="0"/>
-          <w:sz w:val="28"/>
-          <w:u w:val="none"/>
-        </w:rPr>
-        <w:t>1.</w:t>
-        <w:tab/>
-        <w:t>Проанализировать проблемную область и сформулировать научную проблему: клиническую градацию заболевания, требования к скринингу в условиях ограниченных ресурсов, источники и измеренное влияние потери качества изображений глазного дна и её приборную составляющую, а также методологическую практику существующих автоматизированных систем скрининга (Глава 1).</w:t>
-      </w:r>
-    </w:p>
-    <w:p>
-      <w:pPr>
-        <w:ind w:left="709" w:hanging="397"/>
-        <w:jc w:val="both"/>
-      </w:pPr>
-      <w:r>
-        <w:rPr>
-          <w:rFonts w:ascii="Times New Roman" w:hAnsi="Times New Roman" w:cs="Times New Roman" w:eastAsia="Times New Roman"/>
-          <w:b w:val="0"/>
-          <w:i w:val="0"/>
-          <w:sz w:val="28"/>
-          <w:u w:val="none"/>
-        </w:rPr>
-        <w:t>2.</w:t>
-        <w:tab/>
-        <w:t>Специфицировать методологию интегрированной системы «предобработка–CNN»: 8-этапный конвейер поэтапно с теоретическими основаниями каждого этапа (эквализация гистограммы и порог CLAHE с двойным ограничением, пространственная фильтрация, коррекция освещённости), архитектуры классификации (ResNet-50, EfficientNet-B3) и их адаптацию к пятиклассовой градации, стратегию предобучения и дообучения, аппарат интерпретируемости (Grad-CAM, ALO, IoU), а также протокол оценивания и статистической проверки (Глава 2).</w:t>
-      </w:r>
-    </w:p>
-    <w:p>
-      <w:pPr>
-        <w:ind w:left="709" w:hanging="397"/>
-        <w:jc w:val="both"/>
-      </w:pPr>
-      <w:r>
-        <w:rPr>
-          <w:rFonts w:ascii="Times New Roman" w:hAnsi="Times New Roman" w:cs="Times New Roman" w:eastAsia="Times New Roman"/>
-          <w:b w:val="0"/>
-          <w:i w:val="0"/>
-          <w:sz w:val="28"/>
-          <w:u w:val="none"/>
-        </w:rPr>
-        <w:t>3.</w:t>
-        <w:tab/>
-        <w:t>Экспериментально оценить интегрированный конвейер посредством восьми исследований, выполненных на общей основе, — доминирование интегрированного конвейера в факторном плане 2×2 (Эксперимент 1); кумулятивная компонентная абляция со свипами параметров CLAHE и flat-field-коррекции (Эксперимент 2); прямое измерение расстояния «источник—цель» в пространстве признаков на шести внешних корпусах; межнаборная переносимость (Эксперимент 3); интерпретируемость Grad-CAM относительно экспертной разметки очагов (Эксперимент 4); внешнее клиническое качество (Эксперимент 5); доменный сдвиг по устройствам (Эксперимент 6) и обучение в режиме дефицита данных (Эксперимент 7) — вместе со статистической валидацией, помещением результатов в контекст опубликованных систем, а также ограничениями и граничными условиями подхода (Глава 3).</w:t>
-      </w:r>
-    </w:p>
-    <w:p>
-      <w:pPr>
-        <w:ind w:left="709" w:hanging="397"/>
-        <w:jc w:val="both"/>
-      </w:pPr>
-      <w:r>
-        <w:rPr>
-          <w:rFonts w:ascii="Times New Roman" w:hAnsi="Times New Roman" w:cs="Times New Roman" w:eastAsia="Times New Roman"/>
-          <w:b w:val="0"/>
-          <w:i w:val="0"/>
-          <w:sz w:val="28"/>
-          <w:u w:val="none"/>
-        </w:rPr>
-        <w:t>4.</w:t>
-        <w:tab/>
-        <w:t>Построить и описать систему скрининга вокруг модели, пригодную для сред без ускорителей инференса и с прерывистой связностью, с интеграцией телемедицины и электронного здравоохранения, применимую к инфраструктуре здравоохранения Казахстана, и разграничить в ней реализованное и оставшееся спецификацией (Глава 4).</w:t>
-      </w:r>
-    </w:p>
-    <w:p>
-      <w:pPr>
-        <w:keepNext/>
-        <w:spacing w:before="240" w:after="120"/>
-        <w:jc w:val="left"/>
-      </w:pPr>
-      <w:r>
-        <w:rPr>
-          <w:rFonts w:ascii="Times New Roman" w:hAnsi="Times New Roman" w:cs="Times New Roman" w:eastAsia="Times New Roman"/>
-          <w:b/>
-          <w:i w:val="0"/>
-          <w:sz w:val="28"/>
-          <w:u w:val="none"/>
-        </w:rPr>
-        <w:t>Объект исследования</w:t>
-      </w:r>
-    </w:p>
-    <w:p>
-      <w:pPr>
-        <w:ind w:firstLine="709"/>
-        <w:jc w:val="both"/>
-      </w:pPr>
-      <w:r>
-        <w:rPr>
-          <w:rFonts w:ascii="Times New Roman" w:hAnsi="Times New Roman" w:cs="Times New Roman" w:eastAsia="Times New Roman"/>
-          <w:b w:val="0"/>
-          <w:i w:val="0"/>
-          <w:sz w:val="28"/>
-          <w:u w:val="none"/>
-        </w:rPr>
-        <w:t>Процесс автоматизированной многостадийной диагностики диабетической ретинопатии по цветным изображениям глазного дна с использованием свёрточных нейронных сетей. Процесс изучается целиком — от изображения в том виде, в каком оно выходит из камеры, до пятиклассовой степени тяжести, присваиваемой моделью, — а не в одном лишь шаге классификации.</w:t>
-      </w:r>
-    </w:p>
-    <w:p>
-      <w:pPr>
-        <w:keepNext/>
-        <w:spacing w:before="240" w:after="120"/>
-        <w:jc w:val="left"/>
-      </w:pPr>
-      <w:r>
-        <w:rPr>
-          <w:rFonts w:ascii="Times New Roman" w:hAnsi="Times New Roman" w:cs="Times New Roman" w:eastAsia="Times New Roman"/>
-          <w:b/>
-          <w:i w:val="0"/>
-          <w:sz w:val="28"/>
-          <w:u w:val="none"/>
-        </w:rPr>
-        <w:t>Предмет исследования</w:t>
-      </w:r>
-    </w:p>
-    <w:p>
-      <w:pPr>
-        <w:ind w:firstLine="709"/>
-        <w:jc w:val="both"/>
-      </w:pPr>
-      <w:r>
-        <w:rPr>
-          <w:rFonts w:ascii="Times New Roman" w:hAnsi="Times New Roman" w:cs="Times New Roman" w:eastAsia="Times New Roman"/>
-          <w:b w:val="0"/>
-          <w:i w:val="0"/>
-          <w:sz w:val="28"/>
-          <w:u w:val="none"/>
-        </w:rPr>
-        <w:t>Методы и модели интеграции предварительной обработки (улучшения) изображений глазного дна с классификацией на основе CNN, а также свойства, которые обнаруживает получаемая интегрированная конфигурация: качество диагностики при пятиклассовой градации, переносимость на корпуса, не виденные при обучении, согласованность внимания модели с экспертной разметкой патологии и поведение при смене доменов камер. Манипулируемым является именно интеграция, а не предобработка, взятая отдельно от сети, которую она питает.</w:t>
-      </w:r>
-    </w:p>
-    <w:p>
-      <w:pPr>
-        <w:keepNext/>
-        <w:spacing w:before="240" w:after="120"/>
-        <w:jc w:val="left"/>
-      </w:pPr>
-      <w:r>
-        <w:rPr>
-          <w:rFonts w:ascii="Times New Roman" w:hAnsi="Times New Roman" w:cs="Times New Roman" w:eastAsia="Times New Roman"/>
-          <w:b/>
-          <w:i w:val="0"/>
-          <w:sz w:val="28"/>
-          <w:u w:val="none"/>
-        </w:rPr>
-        <w:t>Методология и методы исследования</w:t>
-      </w:r>
-    </w:p>
-    <w:p>
-      <w:pPr>
-        <w:ind w:firstLine="709"/>
-        <w:jc w:val="both"/>
-      </w:pPr>
-      <w:r>
-        <w:rPr>
-          <w:rFonts w:ascii="Times New Roman" w:hAnsi="Times New Roman" w:cs="Times New Roman" w:eastAsia="Times New Roman"/>
-          <w:b w:val="0"/>
-          <w:i w:val="0"/>
-          <w:sz w:val="28"/>
-          <w:u w:val="none"/>
-        </w:rPr>
-        <w:t>Методология исследования сочетает теорию обработки изображений, теорию глубокого обучения и экспериментально контролируемую систему валидации. Использованные методы включают: локализацию диска зрительного нерва и фовеа для нормализации поворота предобученным замороженным детектором на основе регрессии тепловых карт, который не обучается совместно с классификатором, так что предобработка остаётся фиксированным преобразованием; изотропное масштабирование с центрированным дополнением нулями, сохраняющее геометрию круга глазного дна вместо её искажения до фиксированных пропорций; адаптивную коррекцию неравномерности освещения (flat-field correction), применяемую только внутри маски FOV, CLAHE с двойным ограничением порога в цветовом пространстве LAB, классификацию на основе CNN с backbone-архитектурами ResNet-50 и EfficientNet-B3, перенос знаний с ImageNet для базовой ветви и внутридоменное предобучение для интегрированной ветви — при этом выбор между конкурирующими инициализациями решается приёмочным шлюзом линейного зонда с замороженным backbone, а не постулируется, — Focal Loss для компенсации дисбаланса классов, анализ интерпретируемости Grad-CAM с метриками перекрытия «внимание—очаг» (первичная) и IoU (вторичная), максимальное среднее расхождение (MMD) по признакам предпоследнего слоя для прямого измерения доменного сдвига (с дивергенцией поканальных гистограмм в качестве информационного контекста), а также статистическую систему валидации на основе 5-кратной перекрёстной проверки со стратификацией на уровне пациента, тестов Макнемара и ДеЛонга, моделей со смешанными эффектами, бутстреп-доверительных интервалов и поправок Бонферрони/Холма для множественных сравнений.</w:t>
-      </w:r>
-    </w:p>
-    <w:p>
-      <w:pPr>
-        <w:keepNext/>
-        <w:spacing w:before="240" w:after="120"/>
-        <w:jc w:val="left"/>
-      </w:pPr>
-      <w:r>
-        <w:rPr>
-          <w:rFonts w:ascii="Times New Roman" w:hAnsi="Times New Roman" w:cs="Times New Roman" w:eastAsia="Times New Roman"/>
-          <w:b/>
-          <w:i w:val="0"/>
-          <w:sz w:val="28"/>
-          <w:u w:val="none"/>
-        </w:rPr>
-        <w:t>Эмпирическая (экспериментальная) база</w:t>
-      </w:r>
-    </w:p>
-    <w:p>
-      <w:pPr>
-        <w:ind w:firstLine="709"/>
-        <w:jc w:val="both"/>
-      </w:pPr>
-      <w:r>
-        <w:rPr>
-          <w:rFonts w:ascii="Times New Roman" w:hAnsi="Times New Roman" w:cs="Times New Roman" w:eastAsia="Times New Roman"/>
-          <w:b w:val="0"/>
-          <w:i w:val="0"/>
-          <w:sz w:val="28"/>
-          <w:u w:val="none"/>
-        </w:rPr>
-        <w:t>Восемь наборов данных, организованных в функциональные уровни: EyePACS (~35 126 размеченных изображений, основное обучение и абляция, Canon CR-1), второй, неразмеченный срез которого (~53 576 изображений) служит внутридоменным корпусом предобучения интегрированной ветви и не пересекается с оценочным ни по изображениям, ни по пациентам; APTOS 2019 (~3 662, межнаборный перенос); IDRiD (516 изображений, 81 с пиксельными масками очагов, клиническая валидация и интерпретируемость, Kowa); Messidor-2 (~1 748, внешняя клиническая оценка, Topcon); DDR (~13 673, сдвиг по устройствам, Canon/Topcon); ODIR-5K (~5 000, сдвиг по устройствам, Canon/Zeiss); RFMiD (~3 200, сдвиг по устройствам, Topcon/Kowa); и казахстанский клинический набор (60 изображений, 30 пациентов × 2 глаза, сбалансированный по степеням тяжести, обучение в режиме дефицита данных), который происходит из частных медицинских центров и не подлежит перераспространению, вследствие чего зависящие от него результаты не воспроизводимы внешними исследователями. Наборы для оценки доменного сдвига, размеченные в многозаболеваемых таксономиях, используются только как источники меток ДР. Качество изображений оценивается метриками отношения контраст/шум (CNR), энтропии изображения и SSIM; результаты по разным корпусам приводятся раздельно и никогда не агрегируются в единый показатель.</w:t>
-      </w:r>
-    </w:p>
-    <w:p>
-      <w:pPr>
-        <w:keepNext/>
-        <w:spacing w:before="240" w:after="120"/>
-        <w:jc w:val="left"/>
-      </w:pPr>
-      <w:r>
-        <w:rPr>
-          <w:rFonts w:ascii="Times New Roman" w:hAnsi="Times New Roman" w:cs="Times New Roman" w:eastAsia="Times New Roman"/>
-          <w:b/>
-          <w:i w:val="0"/>
-          <w:sz w:val="28"/>
-          <w:u w:val="none"/>
-        </w:rPr>
-        <w:t>Научная новизна</w:t>
-      </w:r>
-    </w:p>
-    <w:p>
-      <w:pPr>
-        <w:ind w:left="709" w:hanging="397"/>
-        <w:jc w:val="both"/>
-      </w:pPr>
-      <w:r>
-        <w:rPr>
-          <w:rFonts w:ascii="Times New Roman" w:hAnsi="Times New Roman" w:cs="Times New Roman" w:eastAsia="Times New Roman"/>
-          <w:b w:val="0"/>
-          <w:i w:val="0"/>
-          <w:sz w:val="28"/>
-          <w:u w:val="none"/>
-        </w:rPr>
-        <w:t>1.</w:t>
-        <w:tab/>
-        <w:t>Формализован 8-этапный интегрированный конвейер предобработки как связующий компонент диагностической модели (операционализация парадигмы P2), включающий канонический разворот, нормализацию поворота по оси «диск–фовеа», обрезку по полю зрения (FOV) с изотропным масштабированием и центрированным дополнением нулями, генерацию маски FOV в качестве 4-го входного канала, адаптивную коррекцию освещения (σ = 0,07 × диаметр FOV), стохастический CLAHE с двойным ограничением по L-каналу LAB, аугментацию и наборо-специфичную поканальную нормализацию.</w:t>
-      </w:r>
-    </w:p>
-    <w:p>
-      <w:pPr>
-        <w:ind w:left="709" w:hanging="397"/>
-        <w:jc w:val="both"/>
-      </w:pPr>
-      <w:r>
-        <w:rPr>
-          <w:rFonts w:ascii="Times New Roman" w:hAnsi="Times New Roman" w:cs="Times New Roman" w:eastAsia="Times New Roman"/>
-          <w:b w:val="0"/>
-          <w:i w:val="0"/>
-          <w:sz w:val="28"/>
-          <w:u w:val="none"/>
-        </w:rPr>
-        <w:t>2.</w:t>
-        <w:tab/>
-        <w:t>Формализована и проверена гипотеза доминирования интегрированного конвейера в рамках контролируемого факторного плана 2×2 (конфигурации A–D) на двух устоявшихся архитектурах (ResNet-50, EfficientNet-B3) с предварительно зарегистрированным критерием доминирования (Δ weighted F1 ≥ 5 п.п., Δ ROC-AUC ≥ 0,02, без ухудшения Cohen's Kappa).</w:t>
-      </w:r>
-    </w:p>
-    <w:p>
-      <w:pPr>
-        <w:ind w:left="709" w:hanging="397"/>
-        <w:jc w:val="both"/>
-      </w:pPr>
-      <w:r>
-        <w:rPr>
-          <w:rFonts w:ascii="Times New Roman" w:hAnsi="Times New Roman" w:cs="Times New Roman" w:eastAsia="Times New Roman"/>
-          <w:b w:val="0"/>
-          <w:i w:val="0"/>
-          <w:sz w:val="28"/>
-          <w:u w:val="none"/>
-        </w:rPr>
-        <w:t>3.</w:t>
-        <w:tab/>
-        <w:t>Кумулятивная абляция при единой инициализации отделяет вклад предобработки от инициализации, с которой факторный план его неизбежно смешивает; это разложение не превращает факторный план в однофакторную манипуляцию, и никакое утверждение об изолированном эффекте предобработки на нём не основывается.</w:t>
-      </w:r>
-    </w:p>
-    <w:p>
-      <w:pPr>
-        <w:ind w:left="709" w:hanging="397"/>
-        <w:jc w:val="both"/>
-      </w:pPr>
-      <w:r>
-        <w:rPr>
-          <w:rFonts w:ascii="Times New Roman" w:hAnsi="Times New Roman" w:cs="Times New Roman" w:eastAsia="Times New Roman"/>
-          <w:b w:val="0"/>
-          <w:i w:val="0"/>
-          <w:sz w:val="28"/>
-          <w:u w:val="none"/>
-        </w:rPr>
-        <w:t>4.</w:t>
-        <w:tab/>
-        <w:t>Формализован и валидирован стохастический вариант CLAHE с двойным ограничением в контексте пятиклассовой ДР (L-канал LAB; порог CL = min(clip_factor × tile_area / 256, global_threshold × tile_area); вероятность применения 80% при обучении), благодаря чему этап служит одновременно оператором улучшения и источником регуляризации. Формулировка развивает ранее опубликованные работы соискателя по улучшению изображений глазного дна, а не возникает здесь впервые; новыми являются её формализация, встраивание в специфицированный конвейер и валидация в задаче пятиклассовой градации.</w:t>
-      </w:r>
-    </w:p>
-    <w:p>
-      <w:pPr>
-        <w:ind w:left="709" w:hanging="397"/>
-        <w:jc w:val="both"/>
-      </w:pPr>
-      <w:r>
-        <w:rPr>
-          <w:rFonts w:ascii="Times New Roman" w:hAnsi="Times New Roman" w:cs="Times New Roman" w:eastAsia="Times New Roman"/>
-          <w:b w:val="0"/>
-          <w:i w:val="0"/>
-          <w:sz w:val="28"/>
-          <w:u w:val="none"/>
-        </w:rPr>
-        <w:t>5.</w:t>
-        <w:tab/>
-        <w:t>Предложена адаптивная коррекция неравномерности освещения, в которой σ гауссова размытия масштабируется по диаметру FOV конкретного изображения, а не использует фиксированное глобальное значение, и применяется только внутри маски FOV, так что дополнение нулями не искажается.</w:t>
-      </w:r>
-    </w:p>
-    <w:p>
-      <w:pPr>
-        <w:ind w:left="709" w:hanging="397"/>
-        <w:jc w:val="both"/>
-      </w:pPr>
-      <w:r>
-        <w:rPr>
-          <w:rFonts w:ascii="Times New Roman" w:hAnsi="Times New Roman" w:cs="Times New Roman" w:eastAsia="Times New Roman"/>
-          <w:b w:val="0"/>
-          <w:i w:val="0"/>
-          <w:sz w:val="28"/>
-          <w:u w:val="none"/>
-        </w:rPr>
-        <w:t>6.</w:t>
-        <w:tab/>
-        <w:t>Введена явная бинарная маска FOV как отдельный этап конвейера, добавляемая 4-м входным каналом, что информирует CNN о допустимых пиксельных областях и предотвращает усвоение артефактов дополнения как признаков.</w:t>
-      </w:r>
-    </w:p>
-    <w:p>
-      <w:pPr>
-        <w:ind w:left="709" w:hanging="397"/>
-        <w:jc w:val="both"/>
-      </w:pPr>
-      <w:r>
-        <w:rPr>
-          <w:rFonts w:ascii="Times New Roman" w:hAnsi="Times New Roman" w:cs="Times New Roman" w:eastAsia="Times New Roman"/>
-          <w:b w:val="0"/>
-          <w:i w:val="0"/>
-          <w:sz w:val="28"/>
-          <w:u w:val="none"/>
-        </w:rPr>
-        <w:t>7.</w:t>
-        <w:tab/>
-        <w:t>Введена метрика перекрытия «внимание–очаг» (Attention–Lesion Overlap, ALO) как первичная асимметричная метрика интерпретируемости, непосредственно измеряющая долю очага поражения, покрытую вниманием модели, дополняемая метрикой Intersection-over-Union (IoU) как вторичной, в сопоставлении с пиксельными масками очагов IDRiD. Она устанавливает согласованность свидетельств модели с экспертной разметкой, а не клиническую локализацию патологии.</w:t>
-      </w:r>
-    </w:p>
-    <w:p>
-      <w:pPr>
-        <w:ind w:left="709" w:hanging="397"/>
-        <w:jc w:val="both"/>
-      </w:pPr>
-      <w:r>
-        <w:rPr>
-          <w:rFonts w:ascii="Times New Roman" w:hAnsi="Times New Roman" w:cs="Times New Roman" w:eastAsia="Times New Roman"/>
-          <w:b w:val="0"/>
-          <w:i w:val="0"/>
-          <w:sz w:val="28"/>
-          <w:u w:val="none"/>
-        </w:rPr>
-        <w:t>8.</w:t>
-        <w:tab/>
-        <w:t>Механизм, постулируемый центральной гипотезой, измерен напрямую, а не выведен из своего следствия: расстояние «источник—цель» вычисляется на предпоследнем слое для обеих конфигураций на шести внешних корпусах ценой одних лишь прямых проходов. Вклад несут две особенности плана — нормализация использует статистики домена-источника и никогда не пересчитывается на цели, поэтому измерение является свойством предобработки, а не подогнанной к цели процедуры; и его фальсифицируемость зафиксирована до самого измерения, поскольку два этапа конвейера по построению привязаны к домену-источнику и обращение результата было реальной возможностью.</w:t>
-      </w:r>
-    </w:p>
-    <w:p>
-      <w:pPr>
-        <w:ind w:left="709" w:hanging="397"/>
-        <w:jc w:val="both"/>
-      </w:pPr>
-      <w:r>
-        <w:rPr>
-          <w:rFonts w:ascii="Times New Roman" w:hAnsi="Times New Roman" w:cs="Times New Roman" w:eastAsia="Times New Roman"/>
-          <w:b w:val="0"/>
-          <w:i w:val="0"/>
-          <w:sz w:val="28"/>
-          <w:u w:val="none"/>
-        </w:rPr>
-        <w:t>9.</w:t>
-        <w:tab/>
-        <w:t>Интегрированная ветвь инициализируется внутридоменным, а не натурально-изобразительным предобучением, причём выбор между конкурирующими инициализациями решается приёмочным шлюзом линейного зонда с замороженным backbone, а не постулируется. Отрицательный исход приводится как свидетельство: самообучение без меток, обученное с нуля на внутридоменном корпусе, шлюз не прошло — по нескольким протоколам одного семейства и без улучшения от более длительного обучения — и допущено не было.</w:t>
-      </w:r>
-    </w:p>
-    <w:p>
-      <w:pPr>
-        <w:ind w:left="709" w:hanging="397"/>
-        <w:jc w:val="both"/>
-      </w:pPr>
-      <w:r>
-        <w:rPr>
-          <w:rFonts w:ascii="Times New Roman" w:hAnsi="Times New Roman" w:cs="Times New Roman" w:eastAsia="Times New Roman"/>
-          <w:b w:val="0"/>
-          <w:i w:val="0"/>
-          <w:sz w:val="28"/>
-          <w:u w:val="none"/>
-        </w:rPr>
-        <w:t>10.</w:t>
-        <w:tab/>
-        <w:t>Интегрированный конвейер валидирован на многоуровневой многонаборной и многоприборной архитектуре (EyePACS, APTOS 2019, IDRiD, Messidor-2, DDR, ODIR-5K, RFMiD и казахстанский клинический набор), организованной по функциям и охватывающей камеры четырёх производителей (Canon, Topcon, Kowa, Zeiss), включая межнаборный перенос, внешнее клиническое качество и доменный сдвиг по устройствам.</w:t>
-      </w:r>
-    </w:p>
-    <w:p>
-      <w:pPr>
-        <w:ind w:left="709" w:hanging="397"/>
-        <w:jc w:val="both"/>
-      </w:pPr>
-      <w:r>
-        <w:rPr>
-          <w:rFonts w:ascii="Times New Roman" w:hAnsi="Times New Roman" w:cs="Times New Roman" w:eastAsia="Times New Roman"/>
-          <w:b w:val="0"/>
-          <w:i w:val="0"/>
-          <w:sz w:val="28"/>
-          <w:u w:val="none"/>
-        </w:rPr>
-        <w:t>11.</w:t>
-        <w:tab/>
-        <w:t>Аналитически выявлен дефект, общий для трёх широко используемых мер внешней устойчивости: величина деградации, коэффициент обобщения и коэффициент удержания — каждая нормирует или вычитает внешнее качество ветви относительно её же внутридоменного качества и потому штрафует конфигурацию за её внутридоменную силу. Анализ строго описателен и не реабилитирует ни один результат настоящей работы.</w:t>
-      </w:r>
-    </w:p>
-    <w:p>
-      <w:pPr>
-        <w:ind w:left="709" w:hanging="397"/>
-        <w:jc w:val="both"/>
-      </w:pPr>
-      <w:r>
-        <w:rPr>
-          <w:rFonts w:ascii="Times New Roman" w:hAnsi="Times New Roman" w:cs="Times New Roman" w:eastAsia="Times New Roman"/>
-          <w:b w:val="0"/>
-          <w:i w:val="0"/>
-          <w:sz w:val="28"/>
-          <w:u w:val="none"/>
-        </w:rPr>
-        <w:t>12.</w:t>
-        <w:tab/>
-        <w:t>Два вклада неэмпиричны по замыслу: связанная термооптическая модель отклика тканей глазного дна при лазерном воздействии — только теоретический и вычислительный вклад; и модульная архитектура системы скрининга — проектный вклад, реализованный частично в виде работающего демонстратора, который подтверждает осуществимость замысла и его поведение в работе и не служит свидетельством ни для одного диагностического утверждения: клинические испытания внедрения не проводились.</w:t>
-      </w:r>
-    </w:p>
-    <w:p>
-      <w:pPr>
-        <w:keepNext/>
-        <w:spacing w:before="240" w:after="120"/>
-        <w:jc w:val="left"/>
-      </w:pPr>
-      <w:r>
-        <w:rPr>
-          <w:rFonts w:ascii="Times New Roman" w:hAnsi="Times New Roman" w:cs="Times New Roman" w:eastAsia="Times New Roman"/>
-          <w:b/>
-          <w:i w:val="0"/>
-          <w:sz w:val="28"/>
-          <w:u w:val="none"/>
-        </w:rPr>
-        <w:t>Основные результаты исследования</w:t>
-      </w:r>
-    </w:p>
-    <w:p>
-      <w:pPr>
-        <w:ind w:left="709" w:hanging="397"/>
-        <w:jc w:val="both"/>
-      </w:pPr>
-      <w:r>
-        <w:rPr>
-          <w:rFonts w:ascii="Times New Roman" w:hAnsi="Times New Roman" w:cs="Times New Roman" w:eastAsia="Times New Roman"/>
-          <w:b w:val="0"/>
-          <w:i w:val="0"/>
-          <w:sz w:val="28"/>
-          <w:u w:val="none"/>
-        </w:rPr>
-        <w:t>1.</w:t>
-        <w:tab/>
-        <w:t>Выполнен критический анализ медицинского, эпидемиологического и технического контекста автоматизированной диагностики ДР и вариабельности качества изображений глазного дна; выявлены ограничения сквозной парадигмы (P1) и сформулирована научная проблема.</w:t>
-      </w:r>
-    </w:p>
-    <w:p>
-      <w:pPr>
-        <w:ind w:left="709" w:hanging="397"/>
-        <w:jc w:val="both"/>
-      </w:pPr>
-      <w:r>
-        <w:rPr>
-          <w:rFonts w:ascii="Times New Roman" w:hAnsi="Times New Roman" w:cs="Times New Roman" w:eastAsia="Times New Roman"/>
-          <w:b w:val="0"/>
-          <w:i w:val="0"/>
-          <w:sz w:val="28"/>
-          <w:u w:val="none"/>
-        </w:rPr>
-        <w:t>2.</w:t>
-        <w:tab/>
-        <w:t>Разработан и формализован 8-этапный интегрированный конвейер предобработки как неотъемлемый компонент диагностической модели (парадигма P2), включающий канонический разворот, нормализацию поворота по оси «диск–фовеа», обрезку по полю зрения с изотропным масштабированием и центрированным дополнением нулями, генерацию маски FOV в качестве 4-го входного канала, адаптивную flat-field-коррекцию, стохастический CLAHE с двойным ограничением, аугментацию и наборо-специфичную нормализацию.</w:t>
-      </w:r>
-    </w:p>
-    <w:p>
-      <w:pPr>
-        <w:ind w:left="709" w:hanging="397"/>
-        <w:jc w:val="both"/>
-      </w:pPr>
-      <w:r>
-        <w:rPr>
-          <w:rFonts w:ascii="Times New Roman" w:hAnsi="Times New Roman" w:cs="Times New Roman" w:eastAsia="Times New Roman"/>
-          <w:b w:val="0"/>
-          <w:i w:val="0"/>
-          <w:sz w:val="28"/>
-          <w:u w:val="none"/>
-        </w:rPr>
-        <w:t>3.</w:t>
-        <w:tab/>
-        <w:t>Установлено доминирование интегрированной конфигурации над базовой в рамках контролируемого факторного плана 2×2 (конфигурации A–D) на EyePACS для обеих архитектур: критерий удовлетворён по всем трём его компонентам, эффект выдержал поправку на множественные сравнения и не обнаружил взаимодействия с выбором архитектуры (Эксперимент 1). Это свойство конфигурации, которая отличается от базовой не только предобработкой, но и инициализацией.</w:t>
-      </w:r>
-    </w:p>
-    <w:p>
-      <w:pPr>
-        <w:ind w:left="709" w:hanging="397"/>
-        <w:jc w:val="both"/>
-      </w:pPr>
-      <w:r>
-        <w:rPr>
-          <w:rFonts w:ascii="Times New Roman" w:hAnsi="Times New Roman" w:cs="Times New Roman" w:eastAsia="Times New Roman"/>
-          <w:b w:val="0"/>
-          <w:i w:val="0"/>
-          <w:sz w:val="28"/>
-          <w:u w:val="none"/>
-        </w:rPr>
-        <w:t>4.</w:t>
-        <w:tab/>
-        <w:t>Вклад отдельных этапов конвейера количественно оценён посредством кумулятивной компонентной абляции при единой инициализации: каждый переход между этапами дал вклад, превышающий межфолдовый разброс своего уровня, вклады разделяются на группы с лидирующими двумя фотометрическими этапами, а сама абляция воспроизвела весь внутридоменный прирост. Порог CLAHE и параметр σ flat-field-коррекции обнаружили внутренний оптимум в пределах просмотренных диапазонов, подтверждённый на отложенных данных и подкреплённый метриками качества изображений (CNR, энтропия, SSIM) (Эксперимент 2).</w:t>
-      </w:r>
-    </w:p>
-    <w:p>
-      <w:pPr>
-        <w:ind w:left="709" w:hanging="397"/>
-        <w:jc w:val="both"/>
-      </w:pPr>
-      <w:r>
-        <w:rPr>
-          <w:rFonts w:ascii="Times New Roman" w:hAnsi="Times New Roman" w:cs="Times New Roman" w:eastAsia="Times New Roman"/>
-          <w:b w:val="0"/>
-          <w:i w:val="0"/>
-          <w:sz w:val="28"/>
-          <w:u w:val="none"/>
-        </w:rPr>
-        <w:t>5.</w:t>
-        <w:tab/>
-        <w:t>Сокращение расстояния «источник—цель» в пространстве признаков измерено напрямую на шести внешних корпусах при обязательном условии использования статистик домена-источника: расстояние сократилось на каждом рассмотренном корпусе, что даёт средний член причинной цепи, к которому остальные исследования подступают лишь через его следствие, — только по направлению, поскольку величина сокращения расстояния не отслеживает величину прироста качества.</w:t>
-      </w:r>
-    </w:p>
-    <w:p>
-      <w:pPr>
-        <w:ind w:left="709" w:hanging="397"/>
-        <w:jc w:val="both"/>
-      </w:pPr>
-      <w:r>
-        <w:rPr>
-          <w:rFonts w:ascii="Times New Roman" w:hAnsi="Times New Roman" w:cs="Times New Roman" w:eastAsia="Times New Roman"/>
-          <w:b w:val="0"/>
-          <w:i w:val="0"/>
-          <w:sz w:val="28"/>
-          <w:u w:val="none"/>
-        </w:rPr>
-        <w:t>6.</w:t>
-        <w:tab/>
-        <w:t>Модель, обученная на EyePACS с конвейером, перенеслась на APTOS 2019 без дообучения, преодолев предварительно зарегистрированный коэффициент обобщения G ≥ 0,85 и превзойдя базовую конфигурацию на каждой степени тяжести; базовая конфигурация также преодолевает порог, поэтому свидетельство заключено в сравнении, а не в критерии (Эксперимент 3).</w:t>
-      </w:r>
-    </w:p>
-    <w:p>
-      <w:pPr>
-        <w:ind w:left="709" w:hanging="397"/>
-        <w:jc w:val="both"/>
-      </w:pPr>
-      <w:r>
-        <w:rPr>
-          <w:rFonts w:ascii="Times New Roman" w:hAnsi="Times New Roman" w:cs="Times New Roman" w:eastAsia="Times New Roman"/>
-          <w:b w:val="0"/>
-          <w:i w:val="0"/>
-          <w:sz w:val="28"/>
-          <w:u w:val="none"/>
-        </w:rPr>
-        <w:t>7.</w:t>
-        <w:tab/>
-        <w:t>Анализ интерпретируемости Grad-CAM с использованием предложенной метрики перекрытия «внимание—очаг» (ALO, первичная) и IoU (вторичная) относительно пиксельных масок очагов IDRiD показал более тесную согласованность внимания модели с экспертной разметкой при интегрированной конфигурации — по всем четырём аннотированным типам очагов и по обеим метрикам (Эксперимент 4); качественное исследование на клиническом корпусе выполнено не было.</w:t>
-      </w:r>
-    </w:p>
-    <w:p>
-      <w:pPr>
-        <w:ind w:left="709" w:hanging="397"/>
-        <w:jc w:val="both"/>
-      </w:pPr>
-      <w:r>
-        <w:rPr>
-          <w:rFonts w:ascii="Times New Roman" w:hAnsi="Times New Roman" w:cs="Times New Roman" w:eastAsia="Times New Roman"/>
-          <w:b w:val="0"/>
-          <w:i w:val="0"/>
-          <w:sz w:val="28"/>
-          <w:u w:val="none"/>
-        </w:rPr>
-        <w:t>8.</w:t>
-        <w:tab/>
-        <w:t>На обоих внешних клинических корпусах интегрированная конфигурация достигла более высокого абсолютного weighted F1, причём каждая разница достигает минимально клинически значимой величины при интервале, исключающем ноль (Эксперимент 5 — более высокое абсолютное внешнее качество, а не устойчивость к деградации); качество сохранено на всех пяти группировках камер при сокращении разброса между ними (Эксперимент 6); в режиме дефицита данных интегрированная конфигурация вновь оказалась сильнее — с преимуществом, сопоставимым с измеренным при обилии данных и не превышающим его (Эксперимент 7).</w:t>
-      </w:r>
-    </w:p>
-    <w:p>
-      <w:pPr>
-        <w:ind w:left="709" w:hanging="397"/>
-        <w:jc w:val="both"/>
-      </w:pPr>
-      <w:r>
-        <w:rPr>
-          <w:rFonts w:ascii="Times New Roman" w:hAnsi="Times New Roman" w:cs="Times New Roman" w:eastAsia="Times New Roman"/>
-          <w:b w:val="0"/>
-          <w:i w:val="0"/>
-          <w:sz w:val="28"/>
-          <w:u w:val="none"/>
-        </w:rPr>
-        <w:t>9.</w:t>
-        <w:tab/>
-        <w:t>Спроектирована модульная архитектура автоматизированной системы скрининга ДР для сред с ограниченными ресурсами, с интеграцией телемедицины и электронного здравоохранения, применимая к инфраструктуре здравоохранения Казахстана, и построен и развёрнут её работающий демонстратор: он выполняет конвейер предобработки и обученный классификатор от начала до конца, строит карты внимания и ведёт запись по каждому случаю, включая вердикт просматривающего офтальмолога. Демонстратор подтверждает осуществимость замысла и показывает его поведение в работе; те ориентированные на внедрение части, которые он не реализует, остаются спецификацией, а клинические испытания внедрения не проводились.</w:t>
-      </w:r>
-    </w:p>
-    <w:p>
-      <w:pPr>
-        <w:keepNext/>
-        <w:spacing w:before="240" w:after="120"/>
-        <w:jc w:val="left"/>
-      </w:pPr>
-      <w:r>
-        <w:rPr>
-          <w:rFonts w:ascii="Times New Roman" w:hAnsi="Times New Roman" w:cs="Times New Roman" w:eastAsia="Times New Roman"/>
-          <w:b/>
-          <w:i w:val="0"/>
-          <w:sz w:val="28"/>
-          <w:u w:val="none"/>
-        </w:rPr>
-        <w:t>Положения, выносимые на защиту</w:t>
-      </w:r>
-    </w:p>
-    <w:p>
-      <w:pPr>
-        <w:ind w:firstLine="709"/>
-        <w:jc w:val="both"/>
-      </w:pPr>
-      <w:r>
-        <w:rPr>
-          <w:rFonts w:ascii="Times New Roman" w:hAnsi="Times New Roman" w:cs="Times New Roman" w:eastAsia="Times New Roman"/>
-          <w:b w:val="0"/>
-          <w:i w:val="0"/>
-          <w:sz w:val="28"/>
-          <w:u w:val="none"/>
-        </w:rPr>
-        <w:t>Каждое положение выносится на защиту в той силе, которую поддерживает его заранее заданный критерий, и каждое несёт оговорку, неотделимую от него: положение, приведённое без своей оговорки, есть иное и более сильное утверждение, чем то, которое поддержано данными.</w:t>
-      </w:r>
-    </w:p>
-    <w:p>
-      <w:pPr>
-        <w:ind w:left="709" w:hanging="397"/>
-        <w:jc w:val="both"/>
-      </w:pPr>
-      <w:r>
-        <w:rPr>
-          <w:rFonts w:ascii="Times New Roman" w:hAnsi="Times New Roman" w:cs="Times New Roman" w:eastAsia="Times New Roman"/>
-          <w:b w:val="0"/>
-          <w:i w:val="0"/>
-          <w:sz w:val="28"/>
-          <w:u w:val="none"/>
-        </w:rPr>
-        <w:t>1.</w:t>
-        <w:tab/>
-        <w:t xml:space="preserve">Предобработка изображений глазного дна является формализуемым и экспериментально проверяемым компонентом диагностической модели, а не вспомогательной подготовкой данных, — переосмысление от сквозной парадигмы (P1) к интегрированной (P2). </w:t>
-      </w:r>
-      <w:r>
-        <w:rPr>
-          <w:rFonts w:ascii="Times New Roman" w:hAnsi="Times New Roman" w:cs="Times New Roman" w:eastAsia="Times New Roman"/>
-          <w:b w:val="0"/>
-          <w:i/>
-          <w:sz w:val="28"/>
-          <w:u w:val="none"/>
-        </w:rPr>
-        <w:t>Это положение методологическое и неэмпирическое: экспериментальные результаты согласуются с ним в исследованных условиях и не устанавливают его универсально.</w:t>
-      </w:r>
-    </w:p>
-    <w:p>
-      <w:pPr>
-        <w:ind w:left="709" w:hanging="397"/>
-        <w:jc w:val="both"/>
-      </w:pPr>
-      <w:r>
-        <w:rPr>
-          <w:rFonts w:ascii="Times New Roman" w:hAnsi="Times New Roman" w:cs="Times New Roman" w:eastAsia="Times New Roman"/>
-          <w:b w:val="0"/>
-          <w:i w:val="0"/>
-          <w:sz w:val="28"/>
-          <w:u w:val="none"/>
-        </w:rPr>
-        <w:t>2.</w:t>
-        <w:tab/>
-        <w:t xml:space="preserve">Интегрированная конфигурация доминирует над базовой в пятиклассовой классификации ДР на EyePACS для обеих архитектур ResNet-50 и EfficientNet-B3 по конъюнктивному предварительно зарегистрированному критерию во всех трёх его компонентах, причём эффект выдерживает поправку на множественные сравнения и не обнаруживает взаимодействия с выбором архитектуры. </w:t>
-      </w:r>
-      <w:r>
-        <w:rPr>
-          <w:rFonts w:ascii="Times New Roman" w:hAnsi="Times New Roman" w:cs="Times New Roman" w:eastAsia="Times New Roman"/>
-          <w:b w:val="0"/>
-          <w:i/>
-          <w:sz w:val="28"/>
-          <w:u w:val="none"/>
-        </w:rPr>
-        <w:t>Две ветви различаются не только предобработкой, но и инициализацией, поэтому положение касается конфигурации как целого; кумулятивная абляция разлагает этот композит, но не растворяет его, и никакая часть эффекта не приписывается предобработке в отдельности.</w:t>
-      </w:r>
-    </w:p>
-    <w:p>
-      <w:pPr>
-        <w:ind w:left="709" w:hanging="397"/>
-        <w:jc w:val="both"/>
-      </w:pPr>
-      <w:r>
-        <w:rPr>
-          <w:rFonts w:ascii="Times New Roman" w:hAnsi="Times New Roman" w:cs="Times New Roman" w:eastAsia="Times New Roman"/>
-          <w:b w:val="0"/>
-          <w:i w:val="0"/>
-          <w:sz w:val="28"/>
-          <w:u w:val="none"/>
-        </w:rPr>
-        <w:t>3.</w:t>
-        <w:tab/>
-        <w:t xml:space="preserve">Параметры CLAHE с двойным ограничением и σ flat-field-коррекции демонстрируют внутренний оптимум в исследованных диапазонах, подтверждённый на отложенных данных. </w:t>
-      </w:r>
-      <w:r>
-        <w:rPr>
-          <w:rFonts w:ascii="Times New Roman" w:hAnsi="Times New Roman" w:cs="Times New Roman" w:eastAsia="Times New Roman"/>
-          <w:b w:val="0"/>
-          <w:i/>
-          <w:sz w:val="28"/>
-          <w:u w:val="none"/>
-        </w:rPr>
-        <w:t>Ограничено проверенными диапазонами; оптимальные значения суть свойства данного корпуса и конвейера, а не переносимые константы.</w:t>
-      </w:r>
-    </w:p>
-    <w:p>
-      <w:pPr>
-        <w:ind w:left="709" w:hanging="397"/>
-        <w:jc w:val="both"/>
-      </w:pPr>
-      <w:r>
-        <w:rPr>
-          <w:rFonts w:ascii="Times New Roman" w:hAnsi="Times New Roman" w:cs="Times New Roman" w:eastAsia="Times New Roman"/>
-          <w:b w:val="0"/>
-          <w:i w:val="0"/>
-          <w:sz w:val="28"/>
-          <w:u w:val="none"/>
-        </w:rPr>
-        <w:t>4.</w:t>
-        <w:tab/>
-        <w:t xml:space="preserve">Вклады отдельных этапов конвейера разделимы, монотонны по фолдам и упорядочиваемы, причём два фотометрических этапа лидируют. </w:t>
-      </w:r>
-      <w:r>
-        <w:rPr>
-          <w:rFonts w:ascii="Times New Roman" w:hAnsi="Times New Roman" w:cs="Times New Roman" w:eastAsia="Times New Roman"/>
-          <w:b w:val="0"/>
-          <w:i/>
-          <w:sz w:val="28"/>
-          <w:u w:val="none"/>
-        </w:rPr>
-        <w:t>Только на уровне разрешения групп: соседние ранги лежат в пределах шума, строгий порядок этапов на защиту не выносится, а канал маски FOV не был выделен изолированно.</w:t>
-      </w:r>
-    </w:p>
-    <w:p>
-      <w:pPr>
-        <w:ind w:left="709" w:hanging="397"/>
-        <w:jc w:val="both"/>
-      </w:pPr>
-      <w:r>
-        <w:rPr>
-          <w:rFonts w:ascii="Times New Roman" w:hAnsi="Times New Roman" w:cs="Times New Roman" w:eastAsia="Times New Roman"/>
-          <w:b w:val="0"/>
-          <w:i w:val="0"/>
-          <w:sz w:val="28"/>
-          <w:u w:val="none"/>
-        </w:rPr>
-        <w:t>5.</w:t>
-        <w:tab/>
-        <w:t xml:space="preserve">Интегрированная конфигурация сокращает расстояние между обучающим и каждым внешним распределением в пространстве признаков предпоследнего слоя на всех исследованных внешних корпусах, причём ни одна статистика целевого корпуса не входит в преобразование. </w:t>
-      </w:r>
-      <w:r>
-        <w:rPr>
-          <w:rFonts w:ascii="Times New Roman" w:hAnsi="Times New Roman" w:cs="Times New Roman" w:eastAsia="Times New Roman"/>
-          <w:b w:val="0"/>
-          <w:i/>
-          <w:sz w:val="28"/>
-          <w:u w:val="none"/>
-        </w:rPr>
-        <w:t>Только по направлению — величина сокращения расстояния не отслеживает величину прироста качества; утверждение механистическое и не несёт заявлений о диагностическом качестве или совместимости с устройствами.</w:t>
-      </w:r>
-    </w:p>
-    <w:p>
-      <w:pPr>
-        <w:ind w:left="709" w:hanging="397"/>
-        <w:jc w:val="both"/>
-      </w:pPr>
-      <w:r>
-        <w:rPr>
-          <w:rFonts w:ascii="Times New Roman" w:hAnsi="Times New Roman" w:cs="Times New Roman" w:eastAsia="Times New Roman"/>
-          <w:b w:val="0"/>
-          <w:i w:val="0"/>
-          <w:sz w:val="28"/>
-          <w:u w:val="none"/>
-        </w:rPr>
-        <w:t>6.</w:t>
-        <w:tab/>
-        <w:t xml:space="preserve">Модель, обученная на EyePACS с конвейером, переносится на APTOS 2019 без дообучения, преодолевая предварительно зарегистрированный коэффициент обобщения G ≥ 0,85 и превосходя базовую конфигурацию на каждом классе. </w:t>
-      </w:r>
-      <w:r>
-        <w:rPr>
-          <w:rFonts w:ascii="Times New Roman" w:hAnsi="Times New Roman" w:cs="Times New Roman" w:eastAsia="Times New Roman"/>
-          <w:b w:val="0"/>
-          <w:i/>
-          <w:sz w:val="28"/>
-          <w:u w:val="none"/>
-        </w:rPr>
-        <w:t>Базовая конфигурация также преодолевает порог, поэтому критерий не различает ветви; доказательство лежит в сравнении.</w:t>
-      </w:r>
-    </w:p>
-    <w:p>
-      <w:pPr>
-        <w:ind w:left="709" w:hanging="397"/>
-        <w:jc w:val="both"/>
-      </w:pPr>
-      <w:r>
-        <w:rPr>
-          <w:rFonts w:ascii="Times New Roman" w:hAnsi="Times New Roman" w:cs="Times New Roman" w:eastAsia="Times New Roman"/>
-          <w:b w:val="0"/>
-          <w:i w:val="0"/>
-          <w:sz w:val="28"/>
-          <w:u w:val="none"/>
-        </w:rPr>
-        <w:t>7.</w:t>
-        <w:tab/>
-        <w:t xml:space="preserve">Внимание модели теснее согласуется с экспертной пиксельной разметкой очагов в интегрированной конфигурации — на всех четырёх аннотированных типах очагов, по первичной и по вторичной мере и устойчиво по порогу внимания. </w:t>
-      </w:r>
-      <w:r>
-        <w:rPr>
-          <w:rFonts w:ascii="Times New Roman" w:hAnsi="Times New Roman" w:cs="Times New Roman" w:eastAsia="Times New Roman"/>
-          <w:b w:val="0"/>
-          <w:i/>
-          <w:sz w:val="28"/>
-          <w:u w:val="none"/>
-        </w:rPr>
-        <w:t>Согласованность между свидетельством модели и экспертной разметкой, а не клиническая локализация патологии; один аннотированный корпус и один фолд; качественное исследование на клиническом корпусе выполнено не было.</w:t>
-      </w:r>
-    </w:p>
-    <w:p>
-      <w:pPr>
-        <w:ind w:left="709" w:hanging="397"/>
-        <w:jc w:val="both"/>
-      </w:pPr>
-      <w:r>
-        <w:rPr>
-          <w:rFonts w:ascii="Times New Roman" w:hAnsi="Times New Roman" w:cs="Times New Roman" w:eastAsia="Times New Roman"/>
-          <w:b w:val="0"/>
-          <w:i w:val="0"/>
-          <w:sz w:val="28"/>
-          <w:u w:val="none"/>
-        </w:rPr>
-        <w:t>8.</w:t>
-        <w:tab/>
-        <w:t xml:space="preserve">Качество классификации сохраняется на всех исследованных камерных группах, а по существу — сокращается разброс качества между этими группами. </w:t>
-      </w:r>
-      <w:r>
-        <w:rPr>
-          <w:rFonts w:ascii="Times New Roman" w:hAnsi="Times New Roman" w:cs="Times New Roman" w:eastAsia="Times New Roman"/>
-          <w:b w:val="0"/>
-          <w:i/>
-          <w:sz w:val="28"/>
-          <w:u w:val="none"/>
-        </w:rPr>
-        <w:t>Обе конфигурации преодолевают порог удержания; две из пяти групп суть сами внешние клинические корпуса и не дают независимого воспроизведения; три группы объединяют несколько моделей камер, а не одно устройство; ничто из этого не составляет сертификации устройств или заявления о готовности к приборно-независимому внедрению.</w:t>
-      </w:r>
-    </w:p>
-    <w:p>
-      <w:pPr>
-        <w:ind w:left="709" w:hanging="397"/>
-        <w:jc w:val="both"/>
-      </w:pPr>
-      <w:r>
-        <w:rPr>
-          <w:rFonts w:ascii="Times New Roman" w:hAnsi="Times New Roman" w:cs="Times New Roman" w:eastAsia="Times New Roman"/>
-          <w:b w:val="0"/>
-          <w:i w:val="0"/>
-          <w:sz w:val="28"/>
-          <w:u w:val="none"/>
-        </w:rPr>
-        <w:t>9.</w:t>
-        <w:tab/>
-        <w:t xml:space="preserve">Интегрированная конфигурация достигает более высокого абсолютного weighted F1, чем базовая, на обоих внешних клинических корпусах, причём каждая разность достигает минимально клинически значимой величины при доверительном интервале, исключающем ноль, и оценивается на каждом корпусе раздельно. </w:t>
-      </w:r>
-      <w:r>
-        <w:rPr>
-          <w:rFonts w:ascii="Times New Roman" w:hAnsi="Times New Roman" w:cs="Times New Roman" w:eastAsia="Times New Roman"/>
-          <w:b w:val="0"/>
-          <w:i/>
-          <w:sz w:val="28"/>
-          <w:u w:val="none"/>
-        </w:rPr>
-        <w:t>Более высокое абсолютное внешнее качество, а не устойчивость к деградации — относительно собственных внутридоменных уровней обе конфигурации снижаются почти одинаково; запас над минимально значимой величиной на втором корпусе составляет 0,0041, и нижняя граница этого интервала лежит ниже минимально значимой величины.</w:t>
-      </w:r>
-    </w:p>
-    <w:p>
-      <w:pPr>
-        <w:ind w:left="709" w:hanging="397"/>
-        <w:jc w:val="both"/>
-      </w:pPr>
-      <w:r>
-        <w:rPr>
-          <w:rFonts w:ascii="Times New Roman" w:hAnsi="Times New Roman" w:cs="Times New Roman" w:eastAsia="Times New Roman"/>
-          <w:b w:val="0"/>
-          <w:i w:val="0"/>
-          <w:sz w:val="28"/>
-          <w:u w:val="none"/>
-        </w:rPr>
-        <w:t>10.</w:t>
-        <w:tab/>
-        <w:t xml:space="preserve">Три широко используемые меры внешней устойчивости — величина деградации, коэффициент обобщения и коэффициент удержания — имеют общий структурный дефект: каждая нормирует или вычитает внешнее качество ветви относительно её же внутридоменного качества и потому штрафует конфигурацию за внутридоменную силу. </w:t>
-      </w:r>
-      <w:r>
-        <w:rPr>
-          <w:rFonts w:ascii="Times New Roman" w:hAnsi="Times New Roman" w:cs="Times New Roman" w:eastAsia="Times New Roman"/>
-          <w:b w:val="0"/>
-          <w:i/>
-          <w:sz w:val="28"/>
-          <w:u w:val="none"/>
-        </w:rPr>
-        <w:t>Аналитично и строго описательно: не реабилитирует ни один результат настоящей работы.</w:t>
-      </w:r>
-    </w:p>
-    <w:p>
-      <w:pPr>
-        <w:ind w:left="709" w:hanging="397"/>
-        <w:jc w:val="both"/>
-      </w:pPr>
-      <w:r>
-        <w:rPr>
-          <w:rFonts w:ascii="Times New Roman" w:hAnsi="Times New Roman" w:cs="Times New Roman" w:eastAsia="Times New Roman"/>
-          <w:b w:val="0"/>
-          <w:i w:val="0"/>
-          <w:sz w:val="28"/>
-          <w:u w:val="none"/>
-        </w:rPr>
-        <w:t>11.</w:t>
-        <w:tab/>
-        <w:t xml:space="preserve">Связанная термо-оптическая модель отклика тканей глазного дна на лазерное воздействие и модульная архитектура автоматизированной системы скрининга ДР для сред с ограниченными ресурсами, реализованная частично в виде работающего демонстратора. </w:t>
-      </w:r>
-      <w:r>
-        <w:rPr>
-          <w:rFonts w:ascii="Times New Roman" w:hAnsi="Times New Roman" w:cs="Times New Roman" w:eastAsia="Times New Roman"/>
-          <w:b w:val="0"/>
-          <w:i/>
-          <w:sz w:val="28"/>
-          <w:u w:val="none"/>
-        </w:rPr>
-        <w:t>Выносятся соответственно как теоретический и проектный вклад — модель клинически не валидирована; демонстратор подтверждает осуществимость замысла и его поведение в работе и не служит свидетельством ни для одного диагностического утверждения; ориентированные на внедрение части архитектуры остаются спецификацией, полевые испытания не проводились.</w:t>
-      </w:r>
-    </w:p>
-    <w:p>
-      <w:pPr>
-        <w:ind w:firstLine="709"/>
-        <w:jc w:val="both"/>
-      </w:pPr>
-      <w:r>
-        <w:rPr>
-          <w:rFonts w:ascii="Times New Roman" w:hAnsi="Times New Roman" w:cs="Times New Roman" w:eastAsia="Times New Roman"/>
-          <w:b w:val="0"/>
-          <w:i w:val="0"/>
-          <w:sz w:val="28"/>
-          <w:u w:val="none"/>
-        </w:rPr>
-        <w:t xml:space="preserve">Ещё один результат предлагается как наблюдение, а не как положение на защиту: в предзарегистрированной оценке на корпусе примерно в семьдесят раз меньшем обучающего, при обучении обеих ветвей из одной инициализации, интегрированная конфигурация вновь оказалась сильнее — с запасом, </w:t>
-      </w:r>
-      <w:r>
-        <w:rPr>
-          <w:rFonts w:ascii="Times New Roman" w:hAnsi="Times New Roman" w:cs="Times New Roman" w:eastAsia="Times New Roman"/>
-          <w:b/>
-          <w:i w:val="0"/>
-          <w:sz w:val="28"/>
-          <w:u w:val="none"/>
-        </w:rPr>
-        <w:t>сопоставимым с приростом на обильных данных, но не превосходящим его</w:t>
-      </w:r>
-      <w:r>
-        <w:rPr>
-          <w:rFonts w:ascii="Times New Roman" w:hAnsi="Times New Roman" w:cs="Times New Roman" w:eastAsia="Times New Roman"/>
-          <w:b w:val="0"/>
-          <w:i w:val="0"/>
-          <w:sz w:val="28"/>
-          <w:u w:val="none"/>
-        </w:rPr>
-        <w:t>. Задействованный клинический корпус не подлежит распространению, поэтому данный результат внешне невоспроизводим.</w:t>
+        <w:t xml:space="preserve"> Диссертация посвящена исследованию и формализации интеграции улучшения изображений глазного дна (предобработки) с классификацией на основе свёрточных нейронных сетей (CNN) для автоматизированной многостадийной диагностики диабетической ретинопатии (ДР). Центральная идея состоит в том, что предобработка является неотъемлемым компонентом диагностической модели, а не вспомогательной подготовкой данных, поскольку именно она определяет пространство признаков, доступное сети. Для её операционализации 8-этапный конвейер предобработки специфицирован и встроен в модель, а его эффект подвергнут контролируемому сопоставлению с эквивалентной базовой конфигурацией, обученной без конвейера, на восьми публичных и клинических наборах изображений.</w:t>
       </w:r>
     </w:p>
     <w:p>
@@ -1236,7 +80,7 @@
           <w:sz w:val="28"/>
           <w:u w:val="none"/>
         </w:rPr>
-        <w:t>Не выносятся на защиту:</w:t>
+        <w:t>Актуальность темы исследования.</w:t>
       </w:r>
       <w:r>
         <w:rPr>
@@ -1246,14 +90,247 @@
           <w:sz w:val="28"/>
           <w:u w:val="none"/>
         </w:rPr>
-        <w:t xml:space="preserve"> клиническая валидность, готовность к автономному внедрению, сертификация устройств, локализация патологии, превосходство над какой-либо поименованной опубликованной системой, а также распространение результатов за пределы корпусов, устройств и аппаратуры, на которых они получены.</w:t>
+        <w:t xml:space="preserve"> Диабетическая ретинопатия является микрососудистым осложнением диабета и одной из ведущих причин предотвратимой потери зрения среди населения трудоспособного возраста. Её ранние стадии, на которых появляются микроаневризмы и мелкие кровоизлияния, не затрагивающие остроту зрения, протекают бессимптомно, поэтому у пациента нет повода обратиться за помощью именно тогда, когда вмешательство наиболее действенно. Выявление, следовательно, зависит не от обращения, а от планового обследования когорты, определённой системным диагнозом. Скрининг прежде, чем стать диагностической задачей, является задачей объёма, и именно объём делает ограничение по мощности связывающим: ручная градация растёт линейно по времени специалиста, которое конечно и географически сосредоточено. Техническая осуществимость автоматизации установлена уже десятилетие, поэтому актуальность настоящей работы опирается не на утверждение, что автоматизированный скрининг ещё не продемонстрирован, а на условия, в которых демонстрации были получены: заявляемое качество устойчиво неравномерно, а изображения не являются стабильной основой — снимки, полученные разными камерами, операторами и при разном состоянии зрачка, различаются систематически, причём там, где мощность скрининга наиболее дефицитна, условия съёмки наименее контролируемы. Отсюда следует методологический вопрос: как модели такого рода специфицируются, а не насколько хорошо работает какая-либо одна из них. Предобработка может трактоваться как вспомогательная подготовка данных, не требующая методологического обсуждения, либо как неотъемлемый компонент модели, поскольку преобразование, применённое до первой свёртки, определяет пространство признаков, в котором сеть вынуждена работать. Если верно второе, то модель, приведённая без специфицированной предобработки, описана не полностью, а сравнение таких моделей есть сравнение частично неизвестных систем.</w:t>
       </w:r>
     </w:p>
     <w:p>
       <w:pPr>
-        <w:keepNext/>
-        <w:spacing w:before="240" w:after="120"/>
-        <w:jc w:val="left"/>
+        <w:ind w:firstLine="709"/>
+        <w:jc w:val="both"/>
+      </w:pPr>
+      <w:r>
+        <w:rPr>
+          <w:rFonts w:ascii="Times New Roman" w:hAnsi="Times New Roman" w:cs="Times New Roman" w:eastAsia="Times New Roman"/>
+          <w:b/>
+          <w:i w:val="0"/>
+          <w:sz w:val="28"/>
+          <w:u w:val="none"/>
+        </w:rPr>
+        <w:t>Цель исследования</w:t>
+      </w:r>
+      <w:r>
+        <w:rPr>
+          <w:rFonts w:ascii="Times New Roman" w:hAnsi="Times New Roman" w:cs="Times New Roman" w:eastAsia="Times New Roman"/>
+          <w:b w:val="0"/>
+          <w:i w:val="0"/>
+          <w:sz w:val="28"/>
+          <w:u w:val="none"/>
+        </w:rPr>
+        <w:t xml:space="preserve"> — разработать и экспериментально обосновать интегрированную систему улучшения изображений глазного дна и классификации на основе CNN для автоматизированной пятиклассовой диагностики ДР, в которой 8-этапный конвейер предобработки специфицирован как неотъемлемый компонент модели, и установить в контролируемом сопоставлении с эквивалентной конфигурацией, обученной без этого конвейера, какую разницу данная спецификация создаёт для качества диагностики, переносимости и интерпретируемости модели.</w:t>
+      </w:r>
+    </w:p>
+    <w:p>
+      <w:pPr>
+        <w:ind w:firstLine="709"/>
+        <w:jc w:val="both"/>
+      </w:pPr>
+      <w:r>
+        <w:rPr>
+          <w:rFonts w:ascii="Times New Roman" w:hAnsi="Times New Roman" w:cs="Times New Roman" w:eastAsia="Times New Roman"/>
+          <w:b/>
+          <w:i w:val="0"/>
+          <w:sz w:val="28"/>
+          <w:u w:val="none"/>
+        </w:rPr>
+        <w:t>Задачи исследования:</w:t>
+      </w:r>
+      <w:r>
+        <w:rPr>
+          <w:rFonts w:ascii="Times New Roman" w:hAnsi="Times New Roman" w:cs="Times New Roman" w:eastAsia="Times New Roman"/>
+          <w:b w:val="0"/>
+          <w:i w:val="0"/>
+          <w:sz w:val="28"/>
+          <w:u w:val="none"/>
+        </w:rPr>
+        <w:t xml:space="preserve"> 1. Проанализировать проблемную область и сформулировать научную проблему: клиническую градацию заболевания, требования к скринингу в условиях ограниченных ресурсов, источники потери качества изображений и методологическую практику существующих автоматизированных систем (Глава 1). 2. Специфицировать интегрированную методологию: 8-этапный конвейер, архитектуры классификации, стратегию предобучения и дообучения, аппарат интерпретируемости и протокол оценивания (Глава 2). 3. Экспериментально оценить интегрированную конфигурацию в домене обучения и на семи внешних корпусах и статистически валидировать результаты (Глава 3). 4. Построить и описать систему скрининга вокруг модели, пригодную для сред без ускорителей инференса и с прерывистой связностью (Глава 4).</w:t>
+      </w:r>
+    </w:p>
+    <w:p>
+      <w:pPr>
+        <w:ind w:firstLine="709"/>
+        <w:jc w:val="both"/>
+      </w:pPr>
+      <w:r>
+        <w:rPr>
+          <w:rFonts w:ascii="Times New Roman" w:hAnsi="Times New Roman" w:cs="Times New Roman" w:eastAsia="Times New Roman"/>
+          <w:b/>
+          <w:i w:val="0"/>
+          <w:sz w:val="28"/>
+          <w:u w:val="none"/>
+        </w:rPr>
+        <w:t>Объектом исследования</w:t>
+      </w:r>
+      <w:r>
+        <w:rPr>
+          <w:rFonts w:ascii="Times New Roman" w:hAnsi="Times New Roman" w:cs="Times New Roman" w:eastAsia="Times New Roman"/>
+          <w:b w:val="0"/>
+          <w:i w:val="0"/>
+          <w:sz w:val="28"/>
+          <w:u w:val="none"/>
+        </w:rPr>
+        <w:t xml:space="preserve"> является процесс автоматизированной многостадийной диагностики диабетической ретинопатии по цветным изображениям глазного дна средствами свёрточных нейронных сетей, изучаемый целиком — от изображения, каким оно выходит из камеры, до присваиваемой моделью степени тяжести.</w:t>
+      </w:r>
+    </w:p>
+    <w:p>
+      <w:pPr>
+        <w:ind w:firstLine="709"/>
+        <w:jc w:val="both"/>
+      </w:pPr>
+      <w:r>
+        <w:rPr>
+          <w:rFonts w:ascii="Times New Roman" w:hAnsi="Times New Roman" w:cs="Times New Roman" w:eastAsia="Times New Roman"/>
+          <w:b/>
+          <w:i w:val="0"/>
+          <w:sz w:val="28"/>
+          <w:u w:val="none"/>
+        </w:rPr>
+        <w:t>Предметом исследования</w:t>
+      </w:r>
+      <w:r>
+        <w:rPr>
+          <w:rFonts w:ascii="Times New Roman" w:hAnsi="Times New Roman" w:cs="Times New Roman" w:eastAsia="Times New Roman"/>
+          <w:b w:val="0"/>
+          <w:i w:val="0"/>
+          <w:sz w:val="28"/>
+          <w:u w:val="none"/>
+        </w:rPr>
+        <w:t xml:space="preserve"> являются методы интеграции предобработки изображений глазного дна с классификацией на основе CNN и свойства получаемой конфигурации: качество пятиклассовой диагностики, переносимость на невиданные корпуса, согласованность внимания модели с экспертной разметкой и поведение при смене доменов камер.</w:t>
+      </w:r>
+    </w:p>
+    <w:p>
+      <w:pPr>
+        <w:ind w:firstLine="709"/>
+        <w:jc w:val="both"/>
+      </w:pPr>
+      <w:r>
+        <w:rPr>
+          <w:rFonts w:ascii="Times New Roman" w:hAnsi="Times New Roman" w:cs="Times New Roman" w:eastAsia="Times New Roman"/>
+          <w:b/>
+          <w:i w:val="0"/>
+          <w:sz w:val="28"/>
+          <w:u w:val="none"/>
+        </w:rPr>
+        <w:t>Методы исследования.</w:t>
+      </w:r>
+      <w:r>
+        <w:rPr>
+          <w:rFonts w:ascii="Times New Roman" w:hAnsi="Times New Roman" w:cs="Times New Roman" w:eastAsia="Times New Roman"/>
+          <w:b w:val="0"/>
+          <w:i w:val="0"/>
+          <w:sz w:val="28"/>
+          <w:u w:val="none"/>
+        </w:rPr>
+        <w:t xml:space="preserve"> Методологической основой служит контролируемое экспериментальное сопоставление, при котором конфигурации противопоставляются с фиксацией всего, что не входит в манипулируемый фактор. Инструменты заимствованы из обработки изображений, глубокого обучения и статистического вывода: локализация диска зрительного нерва и фовеа предобученным замороженным детектором тепловых карт; изотропное масштабирование с центрированным дополнением, объявляемым сети отдельным каналом маски; адаптивная коррекция освещения и CLAHE с двойным ограничением порога в пространстве LAB; классификация архитектурами ResNet-50 и EfficientNet-B3 со взвешенной функцией потерь Focal Loss; интерпретируемость Grad-CAM с метриками перекрытия «внимание—очаг» и IoU; максимальное среднее расхождение по признакам предпоследнего слоя; 5-кратная перекрёстная проверка со стратификацией на уровне пациента, парные тесты, бутстреп-интервалы и поправки на множественность.</w:t>
+      </w:r>
+    </w:p>
+    <w:p>
+      <w:pPr>
+        <w:ind w:firstLine="709"/>
+        <w:jc w:val="both"/>
+      </w:pPr>
+      <w:r>
+        <w:rPr>
+          <w:rFonts w:ascii="Times New Roman" w:hAnsi="Times New Roman" w:cs="Times New Roman" w:eastAsia="Times New Roman"/>
+          <w:b/>
+          <w:i w:val="0"/>
+          <w:sz w:val="28"/>
+          <w:u w:val="none"/>
+        </w:rPr>
+        <w:t>Информационная база исследования</w:t>
+      </w:r>
+      <w:r>
+        <w:rPr>
+          <w:rFonts w:ascii="Times New Roman" w:hAnsi="Times New Roman" w:cs="Times New Roman" w:eastAsia="Times New Roman"/>
+          <w:b w:val="0"/>
+          <w:i w:val="0"/>
+          <w:sz w:val="28"/>
+          <w:u w:val="none"/>
+        </w:rPr>
+        <w:t xml:space="preserve"> — уровневый корпус из восьми публичных и клинических наборов изображений глазного дна, полученных камерами четырёх производителей (Canon, Topcon, Kowa, Zeiss): EyePACS (~35 126 размеченных изображений, обучение и абляция), неразмеченный срез которого (~53 576 изображений) служит корпусом внутридоменного предобучения и не пересекается с обучающим; APTOS 2019 (~3 662, межнаборный перенос); IDRiD (516 изображений, 81 с пиксельными масками очагов) и Messidor-2 (~1 748) для внешней клинической оценки; DDR (~13 673), ODIR-5K (~5 000) и RFMiD (~3 200) для оценки сдвига по устройствам; казахстанский клинический набор (60 изображений, 30 пациентов × 2 глаза) для обучения в режиме дефицита данных. Результаты по разным корпусам приводятся раздельно и не агрегируются в единый показатель.</w:t>
+      </w:r>
+    </w:p>
+    <w:p>
+      <w:pPr>
+        <w:ind w:firstLine="709"/>
+        <w:jc w:val="both"/>
+      </w:pPr>
+      <w:r>
+        <w:rPr>
+          <w:rFonts w:ascii="Times New Roman" w:hAnsi="Times New Roman" w:cs="Times New Roman" w:eastAsia="Times New Roman"/>
+          <w:b/>
+          <w:i w:val="0"/>
+          <w:sz w:val="28"/>
+          <w:u w:val="none"/>
+        </w:rPr>
+        <w:t>Научная новизна</w:t>
+      </w:r>
+      <w:r>
+        <w:rPr>
+          <w:rFonts w:ascii="Times New Roman" w:hAnsi="Times New Roman" w:cs="Times New Roman" w:eastAsia="Times New Roman"/>
+          <w:b w:val="0"/>
+          <w:i w:val="0"/>
+          <w:sz w:val="28"/>
+          <w:u w:val="none"/>
+        </w:rPr>
+        <w:t xml:space="preserve"> исследования состоит в следующем: 1. Главный вклад является концептуальным: предобработка переосмыслена из вспомогательной подготовки данных в неотъемлемый компонент диагностической модели — формализована как связывающая часть её спецификации и поставлена в контролируемое экспериментальное противопоставление, так что новым является не существование конвейера, а трактовка его как объекта эксперимента. 2. Пять элементов инженерной реализации специфицированы в ранее не сочетавшихся формах: изотропное масштабирование с центрированным дополнением; маска поля зрения четвёртым входным каналом; коррекция освещения, масштабируемая по геометрии каждого изображения и применяемая только внутри маски; статистики каналов по действительным пикселям; каноническая ориентация, разброс аугментации которой выводится из неопределённости локализации опорных точек. 3. Порог контрастного этапа определён как минимум гистограммного и плиточного ограничений и применяется стохастически при обучении, благодаря чему этап служит и оператором улучшения, и источником регуляризации; формулировка развивает ранее опубликованные работы соискателя. 4. Согласованность внимания измеряется долей аннотированного очага, покрытой вниманием модели, поскольку клинически значимым является именно покрытие очага. 5. Постулируемый механизм измерен, а не выведен из следствия: расстояние «источник—цель» вычислено на предпоследнем слое для обеих конфигураций на шести внешних корпусах, тогда как работы такого рода обыкновенно судят о нём по внешней точности. 6. Аналитически выявлен дефект семейства широко используемых мер внешней устойчивости: каждая нормирует внешнее качество ветви относительно её же внутридоменного и потому штрафует конфигурацию за внутридоменную силу.</w:t>
+      </w:r>
+    </w:p>
+    <w:p>
+      <w:pPr>
+        <w:ind w:firstLine="709"/>
+        <w:jc w:val="both"/>
+      </w:pPr>
+      <w:r>
+        <w:rPr>
+          <w:rFonts w:ascii="Times New Roman" w:hAnsi="Times New Roman" w:cs="Times New Roman" w:eastAsia="Times New Roman"/>
+          <w:b/>
+          <w:i w:val="0"/>
+          <w:sz w:val="28"/>
+          <w:u w:val="none"/>
+        </w:rPr>
+        <w:t>Основные результаты исследования.</w:t>
+      </w:r>
+      <w:r>
+        <w:rPr>
+          <w:rFonts w:ascii="Times New Roman" w:hAnsi="Times New Roman" w:cs="Times New Roman" w:eastAsia="Times New Roman"/>
+          <w:b w:val="0"/>
+          <w:i w:val="0"/>
+          <w:sz w:val="28"/>
+          <w:u w:val="none"/>
+        </w:rPr>
+        <w:t xml:space="preserve"> 1. Выполнен критический анализ контекста автоматизированной диагностики ДР и вариабельности качества изображений, выявлены ограничения сквозной парадигмы и сформулирована научная проблема. 2. Разработан и формализован 8-этапный конвейер предобработки: канонический разворот, нормализация поворота по оси «диск—фовеа», обрезка по полю зрения с изотропным масштабированием и дополнением, маска поля зрения четвёртым входным каналом, адаптивная коррекция освещения, стохастический CLAHE с двойным ограничением, аугментация и наборо-специфичная нормализация. 3. Установлено превосходство интегрированной конфигурации над базовой на обучающем корпусе для обеих архитектур по всем трём компонентам конъюнктивного критерия. 4. Вклад отдельных этапов количественно оценён кумулятивной абляцией при единой инициализации, а параметры контрастного этапа и коррекции освещения обнаружили внутренний оптимум, подтверждённый на отложенных данных. 5. Сокращение расстояния до обучающего распределения измерено напрямую на шести внешних корпусах при обязательном использовании статистик домена-источника. 6. Показана переносимость на невиданные корпуса — межнаборная, по группам камер и на двух внешних клинических корпусах — и превосходство интегрированной конфигурации в режиме дефицита данных. 7. Спроектирована модульная архитектура автоматизированной системы скрининга ДР для сред с ограниченными ресурсами и построен её работающий демонстратор, выполняющий конвейер и обученный классификатор от начала до конца, строящий карты внимания и ведущий запись по каждому случаю.</w:t>
+      </w:r>
+    </w:p>
+    <w:p>
+      <w:pPr>
+        <w:ind w:firstLine="709"/>
+        <w:jc w:val="both"/>
+      </w:pPr>
+      <w:r>
+        <w:rPr>
+          <w:rFonts w:ascii="Times New Roman" w:hAnsi="Times New Roman" w:cs="Times New Roman" w:eastAsia="Times New Roman"/>
+          <w:b/>
+          <w:i w:val="0"/>
+          <w:sz w:val="28"/>
+          <w:u w:val="none"/>
+        </w:rPr>
+        <w:t>Основные положения, выносимые на защиту:</w:t>
+      </w:r>
+      <w:r>
+        <w:rPr>
+          <w:rFonts w:ascii="Times New Roman" w:hAnsi="Times New Roman" w:cs="Times New Roman" w:eastAsia="Times New Roman"/>
+          <w:b w:val="0"/>
+          <w:i w:val="0"/>
+          <w:sz w:val="28"/>
+          <w:u w:val="none"/>
+        </w:rPr>
+        <w:t xml:space="preserve"> 1. Предобработка изображений глазного дна является формализуемым и экспериментально проверяемым компонентом диагностической модели, а не вспомогательной подготовкой данных; положение методологическое. 2. Интегрированная конфигурация превосходит базовую на обучающем корпусе из 35 126 изображений на обеих архитектурах по всем трём компонентам конъюнктивного критерия: weighted F1 — на 6,54 и 6,55 процентного пункта, площадь под ROC-кривой — на 0,032 и 0,036, квадратично взвешенная каппа — на 0,11; все интервалы исключают ноль, поправку на множественность сравнения выдерживают, взаимодействия между ветвью и архитектурой нет. Положение касается конфигурации как целого: ветви различаются и инициализацией, поэтому никакая часть эффекта не приписывается предобработке в отдельности. 3. Вклады отдельных этапов конвейера разделимы: кумулятивная абляция по восьми уровням при единой инициализации поднимает weighted F1 с 0,7538 до 0,8193 монотонно и без инверсий на пяти фолдах, каждый из семи переходов даёт 0,0065–0,0143 при межфолдовом разбросе 0,0042–0,0060, а два фотометрических этапа вместе несут 41 % прироста. Оба параметра обнаруживают внутренний оптимум, подтверждённый на отложенных данных: 2,5 при гистограммном пороге 0,03 и 0,07 диаметра поля зрения. 4. Расстояние до обучающего распределения сокращается на каждом из шести внешних корпусов — на 0,070–0,093 на предпоследнем слое при интервалах, исключающих ноль, — причём преобразование не наблюдает ни одной статистики целевого корпуса. 5. Компетенция переносится на невиданные корпуса: коэффициент обобщения 0,898 против 0,858 и weighted F1 выше на 0,089 при межнаборном переносе; по пяти группам камер качество выше на каждой, а разброс между ними сокращается в 2,4 и 3,1 раза; на двух внешних клинических корпусах превосходство составляет 0,069 и 0,054 по weighted F1 — выше минимально клинически значимой величины 0,050. 6. Внимание модели перекрывается с аннотированными экспертом очагами теснее при интегрированной конфигурации на всех четырёх типах очагов — на 0,099–0,129 при p ≤ 0,0148 — и направление сохраняется при каждом пороге бинаризации; положение защищается как согласованность, а не как локализация патологии. 7. Выносятся также связанная термооптическая модель отклика тканей глазного дна при лазерном воздействии — как теоретический вклад — и модульная архитектура системы скрининга как проектный вклад, реализованный частично в виде работающего демонстратора.</w:t>
+      </w:r>
+    </w:p>
+    <w:p>
+      <w:pPr>
+        <w:ind w:firstLine="709"/>
+        <w:jc w:val="both"/>
       </w:pPr>
       <w:r>
         <w:rPr>
@@ -1265,12 +342,6 @@
         </w:rPr>
         <w:t>Теоретическая значимость</w:t>
       </w:r>
-    </w:p>
-    <w:p>
-      <w:pPr>
-        <w:ind w:firstLine="709"/>
-        <w:jc w:val="both"/>
-      </w:pPr>
       <w:r>
         <w:rPr>
           <w:rFonts w:ascii="Times New Roman" w:hAnsi="Times New Roman" w:cs="Times New Roman" w:eastAsia="Times New Roman"/>
@@ -1279,24 +350,7 @@
           <w:sz w:val="28"/>
           <w:u w:val="none"/>
         </w:rPr>
-        <w:t>Работа вносит концептуальное переосмысление предобработки как неотъемлемого компонента модели, со-определяющего доступное CNN пространство признаков (парадигма P2), и подвергает это переосмысление прямой эмпирической проверке в противопоставлении со сквозной парадигмой (P1). Предложены формальная спецификация 8-этапного конвейера и математические формализации порога CLAHE с двойным ограничением — развивающего ранее опубликованные работы соискателя, а не возникающего здесь впервые, — адаптивной flat-field-коррекции и метрики интерпретируемости ALO, а также статистическая система валидации эффектов предобработки в условиях дисбаланса классов. Ещё один вклад имеет иную природу: механизм, до сих пор привлекавшийся как объяснение, сделан измеримым — как величина, вычислимая на предпоследнем слое при заданном протокольном условии (нормализация по статистикам домена-источника), что делает механистическое утверждение фальсифицируемым независимо от объясняемых им утверждений о качестве. Связанная термооптическая модель отклика тканей глазного дна при лазерном воздействии является теоретическим и вычислительным вкладом.</w:t>
-      </w:r>
-    </w:p>
-    <w:p>
-      <w:pPr>
-        <w:keepNext/>
-        <w:spacing w:before="240" w:after="120"/>
-        <w:jc w:val="left"/>
-      </w:pPr>
-      <w:r>
-        <w:rPr>
-          <w:rFonts w:ascii="Times New Roman" w:hAnsi="Times New Roman" w:cs="Times New Roman" w:eastAsia="Times New Roman"/>
-          <w:b/>
-          <w:i w:val="0"/>
-          <w:sz w:val="28"/>
-          <w:u w:val="none"/>
-        </w:rPr>
-        <w:t>Практическая значимость</w:t>
+        <w:t xml:space="preserve"> работы заключается в том, как поставлена и измерена задача. Переосмысление меняет то, что считается полным описанием диагностической модели этого класса, а вместе с ним и то, что считается корректным сравнением. Пять формализаций делают прежде неявные решения явными и проверяемыми: порог контрастного этапа, коррекция освещения, согласованность внимания как асимметричное перекрытие, постулируемый механизм как измеримое расстояние и ненейтральность семейства широко используемых мер устойчивости. Механизм, до сих пор привлекавшийся как объяснение, сделан измеримым — как величина, вычислимая на предпоследнем слое при заданном протокольном условии, — что делает механистическое утверждение фальсифицируемым независимо от объясняемых им утверждений о качестве.</w:t>
       </w:r>
     </w:p>
     <w:p>
@@ -1307,19 +361,13 @@
       <w:r>
         <w:rPr>
           <w:rFonts w:ascii="Times New Roman" w:hAnsi="Times New Roman" w:cs="Times New Roman" w:eastAsia="Times New Roman"/>
-          <w:b w:val="0"/>
+          <w:b/>
           <w:i w:val="0"/>
           <w:sz w:val="28"/>
           <w:u w:val="none"/>
         </w:rPr>
-        <w:t>Интегрированный конвейер представляет собой полностью специфицированный воспроизводимый режим предобработки для автоматизированной диагностики ДР в условиях вычислительных ограничений: он определён поэтапно, с операторами, параметрами и порядком применения, а его реализация воспроизведена в Приложении A. Однако значения параметров зафиксированы на конкретных корпусах и суть свойства этих корпусов, а не переносимые константы.</w:t>
+        <w:t>Практическая значимость.</w:t>
       </w:r>
-    </w:p>
-    <w:p>
-      <w:pPr>
-        <w:ind w:firstLine="709"/>
-        <w:jc w:val="both"/>
-      </w:pPr>
       <w:r>
         <w:rPr>
           <w:rFonts w:ascii="Times New Roman" w:hAnsi="Times New Roman" w:cs="Times New Roman" w:eastAsia="Times New Roman"/>
@@ -1328,14 +376,13 @@
           <w:sz w:val="28"/>
           <w:u w:val="none"/>
         </w:rPr>
-        <w:t>Предложена модульная архитектура автоматизированной системы скрининга ДР с модулями движка предобработки, инференса, телемедицины в режиме store-and-forward и поддержки принятия решений в парадигме «врач-в-контуре» (physician-in-the-loop), интегрируемая с системами PACS/EHR и национальной платформой электронного здравоохранения и применимая для скрининга ДР в сельских и удалённых регионах Казахстана. Работающий демонстратор архитектуры развёрнут и выполняет инференс на присланных изображениях, что подтверждает осуществимость замысла и показывает его поведение в работе; те ориентированные на внедрение части, которые он не реализует, — интеграция с PACS, взаимодействие с EHR, телемедицинский режим, — остаются проектной спецификацией, внедрение в клинических условиях не испытывалось, а положения о защите данных суть соответствие по замыслу, а не сертифицированное соответствие. Система задумана как поддержка принятия решений, при которой диагноз и ответственность за него остаются за врачом; ничто здесь не предлагается как самостоятельный диагностический инструмент.</w:t>
+        <w:t xml:space="preserve"> Работа делает практически доступными четыре вещи, каждую со своим ограничением. Полностью специфицированный режим предобработки, воспроизведённый в приложении, значения параметров которого следует переустанавливать, а не наследовать. Систему скрининга с модулями предобработки, инференса, телемедицины в режиме store-and-forward и поддержки принятия решений в парадигме «врач в контуре», интегрируемую с системами PACS/EHR и национальной платформой электронного здравоохранения; её работающий демонстратор развёрнут и выполняет инференс на присланных изображениях, тогда как ориентированные на внедрение части остаются проектной спецификацией, а положения о защите данных суть соответствие по замыслу, а не сертифицированное соответствие. Протокол приёма изображений из внешних источников, валидированный только на том клиническом источнике, для которого создавался. И обоснование применимости к национальному контексту скрининга, ограниченное отсутствием полевых испытаний в стране. Система задумана как поддержка принятия решений, при которой диагноз и ответственность за него остаются за врачом.</w:t>
       </w:r>
     </w:p>
     <w:p>
       <w:pPr>
-        <w:keepNext/>
-        <w:spacing w:before="240" w:after="120"/>
-        <w:jc w:val="left"/>
+        <w:ind w:firstLine="709"/>
+        <w:jc w:val="both"/>
       </w:pPr>
       <w:r>
         <w:rPr>
@@ -1347,12 +394,6 @@
         </w:rPr>
         <w:t>Достоверность результатов</w:t>
       </w:r>
-    </w:p>
-    <w:p>
-      <w:pPr>
-        <w:ind w:firstLine="709"/>
-        <w:jc w:val="both"/>
-      </w:pPr>
       <w:r>
         <w:rPr>
           <w:rFonts w:ascii="Times New Roman" w:hAnsi="Times New Roman" w:cs="Times New Roman" w:eastAsia="Times New Roman"/>
@@ -1361,24 +402,7 @@
           <w:sz w:val="28"/>
           <w:u w:val="none"/>
         </w:rPr>
-        <w:t>Достоверность обеспечивается: использованием крупномасштабных и множественных публичных наборов данных (~35 126 обучающих изображений EyePACS и семь дополнительных наборов); 5-кратной перекрёстной проверкой со стратификацией на уровне пациента и строгим контролем утечки данных; представлением всех первичных метрик в виде «среднее ± стандартное отклонение»; многометрической оценкой (weighted F1, ROC-AUC, Cohen's Kappa с квадратичными весами, accuracy); статистической проверкой гипотез (тесты Макнемара, ДеЛонга), моделями со смешанными эффектами по фолдам, бутстреп-доверительными интервалами (≥ 1000 ресэмплов) и поправками Бонферрони/Холма; критериями успеха, зафиксированными до экспериментов, которые их проверяли, — критерий, написанный после того, как результат стал известен, может быть удовлетворён всегда, поэтому информативной классификацию делает именно порядок. Работа дополнительно помещается в контекст опубликованных систем, но не ранжируется среди них, поскольку никакие две сопоставляемые записи не совпадают одновременно по постановке задачи, корпусу, эталонному стандарту и метрике. Два ограничения этого аппарата заявляются, а не откладываются: поправка на множественные сравнения ограничена тем единственным экспериментом, в рамках которого сравнения планировались, поэтому общедиссертационная вероятность ошибки не заявляется; и ряд оценок опирается на модели одного обученного фолда, поэтому их интервалы количественно описывают лишь выборку оценочного корпуса и занижают полную неопределённость в известную сторону. Третье: один эксперимент опирается на клинический корпус, не подлежащий перераспространению, поэтому внешне невоспроизводим, а калибровка — эмпирическое свойство выходных вероятностей модели, а не гарантия надёжности клинических решений.</w:t>
-      </w:r>
-    </w:p>
-    <w:p>
-      <w:pPr>
-        <w:keepNext/>
-        <w:spacing w:before="240" w:after="120"/>
-        <w:jc w:val="left"/>
-      </w:pPr>
-      <w:r>
-        <w:rPr>
-          <w:rFonts w:ascii="Times New Roman" w:hAnsi="Times New Roman" w:cs="Times New Roman" w:eastAsia="Times New Roman"/>
-          <w:b/>
-          <w:i w:val="0"/>
-          <w:sz w:val="28"/>
-          <w:u w:val="none"/>
-        </w:rPr>
-        <w:t>Апробация результатов и связь с научными программами</w:t>
+        <w:t xml:space="preserve"> опирается на процедуру, а не на величину эффекта. Разбиение выполнено на уровне пациента со стратификацией по степеням тяжести; качество приводится по иерархии мер, зафиксированной заранее; различия оцениваются парными тестами на идентичных случаях, их неопределённость — ресэмплингом, а модель со смешанными эффектами отделяет межфолдовую вариацию от проверяемого эффекта. Самое сильное из этих оснований не видно в таблице и потому заявляется отдельно: критерий приёмки каждой гипотезы был зафиксирован до эксперимента, который её проверял, а критерий, написанный после того, как результат стал известен, может быть удовлетворён всегда. Три оговорки ограничивают аппарат в целом: поправка на множественность распространяется лишь на тот эксперимент, в рамках которого сравнения планировались; ряд оценок опирается на модели одного обученного фолда и потому занижает полную неопределённость в известную сторону; один эксперимент опирается на клинический корпус, не подлежащий перераспространению. Четыре оговорки относятся к отдельным положениям: упорядочение этапов действительно лишь на уровне групп, а параметрические оптимумы суть свойства данного корпуса, а не переносимые константы; сокращение расстояния действительно только по направлению — его величина не предсказывает прироста качества; ни коэффициент обобщения, ни порог удержания по группам камер не различают ветви, поэтому свидетельство переноса лежит в сравнении, а на втором клиническом корпусе запас над минимально значимой величиной составляет четыре тысячных; результат по вниманию получен на одном аннотированном корпусе. Не выносятся на защиту клиническая валидность, готовность к автономному внедрению, сертификация устройств, локализация патологии и превосходство над какой-либо поименованной опубликованной системой.</w:t>
       </w:r>
     </w:p>
     <w:p>
@@ -1389,12 +413,22 @@
       <w:r>
         <w:rPr>
           <w:rFonts w:ascii="Times New Roman" w:hAnsi="Times New Roman" w:cs="Times New Roman" w:eastAsia="Times New Roman"/>
+          <w:b/>
+          <w:i w:val="0"/>
+          <w:sz w:val="28"/>
+          <w:u w:val="none"/>
+        </w:rPr>
+        <w:t>Апробация работы и связь с научными программами.</w:t>
+      </w:r>
+      <w:r>
+        <w:rPr>
+          <w:rFonts w:ascii="Times New Roman" w:hAnsi="Times New Roman" w:cs="Times New Roman" w:eastAsia="Times New Roman"/>
           <w:b w:val="0"/>
           <w:i w:val="0"/>
           <w:sz w:val="28"/>
           <w:u w:val="none"/>
         </w:rPr>
-        <w:t>Результаты исследования докладывались и обсуждались на международных научных форумах, в том числе на 3-м Международном семинаре «Цифровое общество» (DS 2025, г. Стамбул, Турция, 28–30 октября 2025 г.), и опубликованы в международных рецензируемых журналах; пять работ перечислены ниже.</w:t>
+        <w:t xml:space="preserve"> Результаты исследования докладывались и обсуждались на 3-м Международном семинаре «Цифровое общество» (DS 2025, г. Стамбул, Турция, 28–30 октября 2025 г.) и опубликованы в международных рецензируемых журналах. Направление исследования соответствует государственным приоритетам цифровизации здравоохранения и развития технологий искусственного интеллекта Республики Казахстан, в частности Концепции развития искусственного интеллекта на 2024–2029 годы, Посланию Президента Республики Казахстан «Казахстан в эпоху искусственного интеллекта» от 8 сентября 2025 г. и Закону Республики Казахстан «Об искусственном интеллекте» от 17 ноября 2025 г. Работа выполнена в соответствии с подпунктом 2 пункта 3 статьи 20 Закона Республики Казахстан «О науке». Речь идёт о соответствии направления исследования опубликованным национальным приоритетам, а не о финансировании в рамках государственной программы или заказе какого-либо органа.</w:t>
       </w:r>
     </w:p>
     <w:p>
@@ -1405,19 +439,13 @@
       <w:r>
         <w:rPr>
           <w:rFonts w:ascii="Times New Roman" w:hAnsi="Times New Roman" w:cs="Times New Roman" w:eastAsia="Times New Roman"/>
-          <w:b w:val="0"/>
+          <w:b/>
           <w:i w:val="0"/>
           <w:sz w:val="28"/>
           <w:u w:val="none"/>
         </w:rPr>
-        <w:t>Направление исследования соответствует государственным приоритетам цифровизации здравоохранения и развития технологий искусственного интеллекта Республики Казахстан, в частности: Концепции развития искусственного интеллекта на 2024–2029 годы; Послания Президента Республики Казахстан «Казахстан в эпоху искусственного интеллекта» (8 сентября 2025 г.); и Закона Республики Казахстан «Об искусственном интеллекте» (№ 230-VIII, 17 ноября 2025 г.). Работа выполнена в соответствии с подп. 2 п. 3 ст. 20 Закона Республики Казахстан «О науке».</w:t>
+        <w:t>Публикации.</w:t>
       </w:r>
-    </w:p>
-    <w:p>
-      <w:pPr>
-        <w:ind w:firstLine="709"/>
-        <w:jc w:val="both"/>
-      </w:pPr>
       <w:r>
         <w:rPr>
           <w:rFonts w:ascii="Times New Roman" w:hAnsi="Times New Roman" w:cs="Times New Roman" w:eastAsia="Times New Roman"/>
@@ -1426,40 +454,7 @@
           <w:sz w:val="28"/>
           <w:u w:val="none"/>
         </w:rPr>
-        <w:t>Речь идёт о соответствии направления исследования опубликованным национальным приоритетам: это не утверждение о финансировании в рамках государственной программы, о заказе какого-либо органа или об институциональном мандате и не заявление о достижении настоящим исследованием какой-либо программной цели.</w:t>
-      </w:r>
-    </w:p>
-    <w:p>
-      <w:pPr>
-        <w:keepNext/>
-        <w:spacing w:before="240" w:after="120"/>
-        <w:jc w:val="left"/>
-      </w:pPr>
-      <w:r>
-        <w:rPr>
-          <w:rFonts w:ascii="Times New Roman" w:hAnsi="Times New Roman" w:cs="Times New Roman" w:eastAsia="Times New Roman"/>
-          <w:b/>
-          <w:i w:val="0"/>
-          <w:sz w:val="28"/>
-          <w:u w:val="none"/>
-        </w:rPr>
-        <w:t>Публикации</w:t>
-      </w:r>
-    </w:p>
-    <w:p>
-      <w:pPr>
-        <w:ind w:firstLine="709"/>
-        <w:jc w:val="both"/>
-      </w:pPr>
-      <w:r>
-        <w:rPr>
-          <w:rFonts w:ascii="Times New Roman" w:hAnsi="Times New Roman" w:cs="Times New Roman" w:eastAsia="Times New Roman"/>
-          <w:b w:val="0"/>
-          <w:i w:val="0"/>
-          <w:sz w:val="28"/>
-          <w:u w:val="none"/>
-        </w:rPr>
-        <w:t>Основные результаты диссертации опубликованы в 5 научных работах, в том числе: статьи в журналах, индексируемых Scopus / Web of Science — 1 (</w:t>
+        <w:t xml:space="preserve"> Основные результаты диссертации опубликованы в 5 научных работах, в том числе: 1 статья в журнале, индексируемом Scopus и Web of Science (</w:t>
       </w:r>
       <w:r>
         <w:rPr>
@@ -1479,7 +474,7 @@
           <w:sz w:val="28"/>
           <w:u w:val="none"/>
         </w:rPr>
-        <w:t>, Q3); доклад в материалах международной конференции, индексируемых Scopus — 1 (</w:t>
+        <w:t>, Q3, CiteScore 2025 = 2,5, 42-й перцентиль в категории Computer Science Applications); 1 доклад в материалах международной конференции, индексируемых Scopus (</w:t>
       </w:r>
       <w:r>
         <w:rPr>
@@ -1499,18 +494,14 @@
           <w:sz w:val="28"/>
           <w:u w:val="none"/>
         </w:rPr>
-        <w:t>, DS 2025); статьи в журналах, рекомендованных ККСОН Республики Казахстан — 3 (</w:t>
+        <w:t>); 3 статьи в журналах, рекомендованных ККСОН Республики Казахстан.</w:t>
       </w:r>
-      <w:r>
-        <w:rPr>
-          <w:rFonts w:ascii="Times New Roman" w:hAnsi="Times New Roman" w:cs="Times New Roman" w:eastAsia="Times New Roman"/>
-          <w:b w:val="0"/>
-          <w:i/>
-          <w:sz w:val="28"/>
-          <w:u w:val="none"/>
-        </w:rPr>
-        <w:t>Известия НАН РК, серия физико-математическая</w:t>
-      </w:r>
+    </w:p>
+    <w:p>
+      <w:pPr>
+        <w:ind w:firstLine="709"/>
+        <w:jc w:val="both"/>
+      </w:pPr>
       <w:r>
         <w:rPr>
           <w:rFonts w:ascii="Times New Roman" w:hAnsi="Times New Roman" w:cs="Times New Roman" w:eastAsia="Times New Roman"/>
@@ -1519,18 +510,14 @@
           <w:sz w:val="28"/>
           <w:u w:val="none"/>
         </w:rPr>
-        <w:t xml:space="preserve">; </w:t>
+        <w:t>Результаты, полученные по теме диссертации, представлены в следующих публикациях:</w:t>
       </w:r>
-      <w:r>
-        <w:rPr>
-          <w:rFonts w:ascii="Times New Roman" w:hAnsi="Times New Roman" w:cs="Times New Roman" w:eastAsia="Times New Roman"/>
-          <w:b w:val="0"/>
-          <w:i/>
-          <w:sz w:val="28"/>
-          <w:u w:val="none"/>
-        </w:rPr>
-        <w:t>Вестник Казахстанско-Британского технического университета</w:t>
-      </w:r>
+    </w:p>
+    <w:p>
+      <w:pPr>
+        <w:ind w:firstLine="709"/>
+        <w:jc w:val="both"/>
+      </w:pPr>
       <w:r>
         <w:rPr>
           <w:rFonts w:ascii="Times New Roman" w:hAnsi="Times New Roman" w:cs="Times New Roman" w:eastAsia="Times New Roman"/>
@@ -1539,18 +526,14 @@
           <w:sz w:val="28"/>
           <w:u w:val="none"/>
         </w:rPr>
-        <w:t xml:space="preserve">; </w:t>
+        <w:t>1. Sapakova S., Yesmukhamedov N., Sapakov A. Development of an image quality enhancement approach for diabetic retinopathy diagnosis // Eastern-European Journal of Enterprise Technologies. – 2025. – Vol. 4, No. 9(136). – P. 79–88. https://doi.org/10.15587/1729-4061.2025.335570.</w:t>
       </w:r>
-      <w:r>
-        <w:rPr>
-          <w:rFonts w:ascii="Times New Roman" w:hAnsi="Times New Roman" w:cs="Times New Roman" w:eastAsia="Times New Roman"/>
-          <w:b w:val="0"/>
-          <w:i/>
-          <w:sz w:val="28"/>
-          <w:u w:val="none"/>
-        </w:rPr>
-        <w:t>Вестник КазУТБ</w:t>
-      </w:r>
+    </w:p>
+    <w:p>
+      <w:pPr>
+        <w:ind w:firstLine="709"/>
+        <w:jc w:val="both"/>
+      </w:pPr>
       <w:r>
         <w:rPr>
           <w:rFonts w:ascii="Times New Roman" w:hAnsi="Times New Roman" w:cs="Times New Roman" w:eastAsia="Times New Roman"/>
@@ -1559,7 +542,55 @@
           <w:sz w:val="28"/>
           <w:u w:val="none"/>
         </w:rPr>
-        <w:t>).</w:t>
+        <w:t>2. Sapakova S., Yesmukhamedov N., Sapakov A., Yemberdiyeva A., Kozhamkulova Z. Methods for pre-processing and analysis of fundus images for detection of diabetic retinopathy // Procedia Computer Science. – 2025. – Vol. 272. – P. 496–501 (The 3rd International Workshop on Digital Society, DS 2025, г. Стамбул, Турция). https://doi.org/10.1016/j.procs.2025.10.237.</w:t>
+      </w:r>
+    </w:p>
+    <w:p>
+      <w:pPr>
+        <w:ind w:firstLine="709"/>
+        <w:jc w:val="both"/>
+      </w:pPr>
+      <w:r>
+        <w:rPr>
+          <w:rFonts w:ascii="Times New Roman" w:hAnsi="Times New Roman" w:cs="Times New Roman" w:eastAsia="Times New Roman"/>
+          <w:b w:val="0"/>
+          <w:i w:val="0"/>
+          <w:sz w:val="28"/>
+          <w:u w:val="none"/>
+        </w:rPr>
+        <w:t>3. Yesmukhamedov N.S., Sapakova S., Al-Haddad S.A.R., Daniyarova D. Development of an information system architecture for healthcare institutions using artificial intelligence // Известия НАН РК, серия физико-математическая. – 2025. – Т. 2(354). – С. 74–91. https://doi.org/10.32014/2025.2518-1726.345.</w:t>
+      </w:r>
+    </w:p>
+    <w:p>
+      <w:pPr>
+        <w:ind w:firstLine="709"/>
+        <w:jc w:val="both"/>
+      </w:pPr>
+      <w:r>
+        <w:rPr>
+          <w:rFonts w:ascii="Times New Roman" w:hAnsi="Times New Roman" w:cs="Times New Roman" w:eastAsia="Times New Roman"/>
+          <w:b w:val="0"/>
+          <w:i w:val="0"/>
+          <w:sz w:val="28"/>
+          <w:u w:val="none"/>
+        </w:rPr>
+        <w:t>4. Yesmukhamedov N.S., Sapakova S.Z., Kozhamkulova Zh.Zh., Daniyarova D.R., Armankyzy R. Methods for preprocessing and analysis of fundus images for diabetic retinopathy detection // Вестник Казахстанско-Британского технического университета. – 2025. – № 4(75), Т. 22. – С. 119–130. https://doi.org/10.55452/1998-6688-2025-22-4-119-130.</w:t>
+      </w:r>
+    </w:p>
+    <w:p>
+      <w:pPr>
+        <w:ind w:firstLine="709"/>
+        <w:jc w:val="both"/>
+      </w:pPr>
+      <w:r>
+        <w:rPr>
+          <w:rFonts w:ascii="Times New Roman" w:hAnsi="Times New Roman" w:cs="Times New Roman" w:eastAsia="Times New Roman"/>
+          <w:b w:val="0"/>
+          <w:i w:val="0"/>
+          <w:sz w:val="28"/>
+          <w:u w:val="none"/>
+        </w:rPr>
+        <w:t>5. Sapakova S.Z., Daniyarova D.R., Yesmukhamedov N.S., Armankyzy R., Yemberdiyeva A.B., Kaldybaeva A.S. Mathematical modeling of laser exposure on fundus tissues in the treatment of diabetic retinopathy // Вестник КазУТБ. – 2025. – Т. 2, № 27-740. – С. 20–30. https://doi.org/10.58805/kazutb.v.2.27-740.</w:t>
       </w:r>
     </w:p>
     <w:p>
@@ -1575,14 +606,8 @@
           <w:sz w:val="28"/>
           <w:u w:val="none"/>
         </w:rPr>
-        <w:t>Статьи в журналах, индексируемых Scopus / Web of Science:</w:t>
+        <w:t>Основное содержание работы.</w:t>
       </w:r>
-    </w:p>
-    <w:p>
-      <w:pPr>
-        <w:ind w:left="709" w:hanging="397"/>
-        <w:jc w:val="both"/>
-      </w:pPr>
       <w:r>
         <w:rPr>
           <w:rFonts w:ascii="Times New Roman" w:hAnsi="Times New Roman" w:cs="Times New Roman" w:eastAsia="Times New Roman"/>
@@ -1591,9 +616,7 @@
           <w:sz w:val="28"/>
           <w:u w:val="none"/>
         </w:rPr>
-        <w:t>1.</w:t>
-        <w:tab/>
-        <w:t>Sapakova S., Yesmukhamedov N., Sapakov A. Development of an image quality enhancement approach for diabetic retinopathy diagnosis // Eastern-European Journal of Enterprise Technologies. — 2025. — Vol. 4, No. 9(136). — P. 79–88. (Scopus, Q3). https://doi.org/10.15587/1729-4061.2025.335570</w:t>
+        <w:t xml:space="preserve"> Во введении обоснована актуальность темы, сформулированы цель, задачи, объект и предмет исследования, научная новизна, положения, выносимые на защиту, методологическая основа, значимость работы, достоверность результатов, апробация и публикации. Первая глава устанавливает клинический и технический контекст скрининга: характеризует градацию заболевания и требования скрининговой программы к среде с ограниченными ресурсами, выявляет источники потери качества изображений и её приборную составляющую, рассматривает достигнутое средствами свёрточных сетей и то, что автоматизированные системы предполагают о предобработке, и формулирует вытекающую из этой практики научную проблему. Вторая глава специфицирует методологию: излагает 8-этапный конвейер с теорией, обосновывающей каждый этап, формализует порог контрастного этапа и коррекцию освещения, описывает архитектуры классификации и их адаптацию к четырёхканальному входу, стратегию предобучения и дообучения, аппарат интерпретируемости и заранее фиксирует протокол оценивания. Третья глава излагает экспериментальную программу: внутридоменное факторное сопоставление, разложение по этапам со свипами параметров, прямое измерение расстояния «источник—цель», межнаборный и внешний клинический перенос, согласованность внимания с экспертной разметкой, поведение по группам камер и в режиме дефицита данных, статистическую валидацию и ограничивающие результаты условия. Четвёртая глава описывает систему скрининга: её архитектуру, поведение при инференсе без ускорителей и протокол приёма изображений, разграничивая существующее и оставшееся спецификацией. В заключении сведены итоги и направления дальнейшей работы.</w:t>
       </w:r>
     </w:p>
     <w:p>
@@ -1609,14 +632,8 @@
           <w:sz w:val="28"/>
           <w:u w:val="none"/>
         </w:rPr>
-        <w:t>Доклады в материалах международных конференций, индексируемых Scopus:</w:t>
+        <w:t>Личный вклад автора.</w:t>
       </w:r>
-    </w:p>
-    <w:p>
-      <w:pPr>
-        <w:ind w:left="709" w:hanging="397"/>
-        <w:jc w:val="both"/>
-      </w:pPr>
       <w:r>
         <w:rPr>
           <w:rFonts w:ascii="Times New Roman" w:hAnsi="Times New Roman" w:cs="Times New Roman" w:eastAsia="Times New Roman"/>
@@ -1625,9 +642,7 @@
           <w:sz w:val="28"/>
           <w:u w:val="none"/>
         </w:rPr>
-        <w:t>2.</w:t>
-        <w:tab/>
-        <w:t>Sapakova S., Yesmukhamedov N., Sapakov A., Yemberdiyeva A., Kozhamkulova Z. Methods for pre-processing and analysis of fundus images for detection of diabetic retinopathy // Procedia Computer Science. — 2025. — Vol. 272. — P. 496–501. (The 3rd International Workshop on Digital Society — DS 2025, г. Стамбул, Турция). https://doi.org/10.1016/j.procs.2025.10.237</w:t>
+        <w:t xml:space="preserve"> Основные результаты диссертации получены автором лично: концептуальное переосмысление предобработки как неотъемлемого компонента диагностической модели; разработка и формальная спецификация 8-этапного конвейера, включая стохастический CLAHE с двойным ограничением, адаптивную коррекцию освещения и входной канал маски поля зрения; метрика перекрытия «внимание—очаг»; контролируемый план экспериментов и система статистической валидации; архитектура системы скрининга. Все пять публикаций подготовлены в соавторстве; в каждой автором внесена та часть, на которую опирается диссертация: постановка задачи предобработки, проектирование и реализация конвейера, проведение экспериментов и написание соответствующих разделов.</w:t>
       </w:r>
     </w:p>
     <w:p>
@@ -1643,94 +658,7 @@
           <w:sz w:val="28"/>
           <w:u w:val="none"/>
         </w:rPr>
-        <w:t>Статьи в журналах, рекомендованных ККСОН Республики Казахстан:</w:t>
-      </w:r>
-    </w:p>
-    <w:p>
-      <w:pPr>
-        <w:ind w:left="709" w:hanging="397"/>
-        <w:jc w:val="both"/>
-      </w:pPr>
-      <w:r>
-        <w:rPr>
-          <w:rFonts w:ascii="Times New Roman" w:hAnsi="Times New Roman" w:cs="Times New Roman" w:eastAsia="Times New Roman"/>
-          <w:b w:val="0"/>
-          <w:i w:val="0"/>
-          <w:sz w:val="28"/>
-          <w:u w:val="none"/>
-        </w:rPr>
-        <w:t>3.</w:t>
-        <w:tab/>
-        <w:t>Yesmukhamedov N.S., Sapakova S., Al-Haddad S.A.R., Daniyarova D. Development of an information system architecture for healthcare institutions using artificial intelligence // Известия НАН РК, серия физико-математическая. — 2025. — Vol. 2(354). — P. 74–91. https://doi.org/10.32014/2025.2518-1726.345</w:t>
-      </w:r>
-    </w:p>
-    <w:p>
-      <w:pPr>
-        <w:ind w:left="709" w:hanging="397"/>
-        <w:jc w:val="both"/>
-      </w:pPr>
-      <w:r>
-        <w:rPr>
-          <w:rFonts w:ascii="Times New Roman" w:hAnsi="Times New Roman" w:cs="Times New Roman" w:eastAsia="Times New Roman"/>
-          <w:b w:val="0"/>
-          <w:i w:val="0"/>
-          <w:sz w:val="28"/>
-          <w:u w:val="none"/>
-        </w:rPr>
-        <w:t>4.</w:t>
-        <w:tab/>
-        <w:t>Yesmukhamedov N.S., Sapakova S.Z., Kozhamkulova Zh.Zh., Daniyarova D.R., Armankyzy R. Methods for preprocessing and analysis of fundus images for diabetic retinopathy detection // Вестник Казахстанско-Британского технического университета. — 2025. — № 4(75). — Т. 22. — С. 119–130. https://doi.org/10.55452/1998-6688-2025-22-4-119-130</w:t>
-      </w:r>
-    </w:p>
-    <w:p>
-      <w:pPr>
-        <w:ind w:left="709" w:hanging="397"/>
-        <w:jc w:val="both"/>
-      </w:pPr>
-      <w:r>
-        <w:rPr>
-          <w:rFonts w:ascii="Times New Roman" w:hAnsi="Times New Roman" w:cs="Times New Roman" w:eastAsia="Times New Roman"/>
-          <w:b w:val="0"/>
-          <w:i w:val="0"/>
-          <w:sz w:val="28"/>
-          <w:u w:val="none"/>
-        </w:rPr>
-        <w:t>5.</w:t>
-        <w:tab/>
-        <w:t>Sapakova S.Z., Daniyarova D.R., Yesmukhamedov N.S., Armankyzy R., Yemberdiyeva A.B., Kaldybaeva A.S. Mathematical modeling of laser exposure on fundus tissues in the treatment of diabetic retinopathy // Вестник КазУТБ. — 2025. — Т. 2, № 27-740. https://doi.org/10.58805/kazutb.v.2.27-740</w:t>
-      </w:r>
-    </w:p>
-    <w:p>
-      <w:pPr>
-        <w:keepNext/>
-        <w:spacing w:before="240" w:after="120"/>
-        <w:jc w:val="left"/>
-      </w:pPr>
-      <w:r>
-        <w:rPr>
-          <w:rFonts w:ascii="Times New Roman" w:hAnsi="Times New Roman" w:cs="Times New Roman" w:eastAsia="Times New Roman"/>
-          <w:b/>
-          <w:i w:val="0"/>
-          <w:sz w:val="28"/>
-          <w:u w:val="none"/>
-        </w:rPr>
-        <w:t>Основное содержание работы</w:t>
-      </w:r>
-    </w:p>
-    <w:p>
-      <w:pPr>
-        <w:ind w:firstLine="709"/>
-        <w:jc w:val="both"/>
-      </w:pPr>
-      <w:r>
-        <w:rPr>
-          <w:rFonts w:ascii="Times New Roman" w:hAnsi="Times New Roman" w:cs="Times New Roman" w:eastAsia="Times New Roman"/>
-          <w:b/>
-          <w:i w:val="0"/>
-          <w:sz w:val="28"/>
-          <w:u w:val="none"/>
-        </w:rPr>
-        <w:t>Во введении</w:t>
+        <w:t>Структура и объём работы.</w:t>
       </w:r>
       <w:r>
         <w:rPr>
@@ -1740,193 +668,7 @@
           <w:sz w:val="28"/>
           <w:u w:val="none"/>
         </w:rPr>
-        <w:t xml:space="preserve"> обоснована актуальность темы, сформулированы цель, задачи, объект и предмет исследования, центральная гипотеза, научная новизна, положения, выносимые на защиту, методологическая основа, теоретическая и практическая значимость, достоверность результатов, эмпирическая база, апробация, связь с научными программами и публикации, описаны структура и объём диссертации.</w:t>
-      </w:r>
-    </w:p>
-    <w:p>
-      <w:pPr>
-        <w:ind w:firstLine="709"/>
-        <w:jc w:val="both"/>
-      </w:pPr>
-      <w:r>
-        <w:rPr>
-          <w:rFonts w:ascii="Times New Roman" w:hAnsi="Times New Roman" w:cs="Times New Roman" w:eastAsia="Times New Roman"/>
-          <w:b/>
-          <w:i w:val="0"/>
-          <w:sz w:val="28"/>
-          <w:u w:val="none"/>
-        </w:rPr>
-        <w:t>Глава 1 — «Автоматизированный скрининг диабетической ретинопатии»</w:t>
-      </w:r>
-      <w:r>
-        <w:rPr>
-          <w:rFonts w:ascii="Times New Roman" w:hAnsi="Times New Roman" w:cs="Times New Roman" w:eastAsia="Times New Roman"/>
-          <w:b w:val="0"/>
-          <w:i w:val="0"/>
-          <w:sz w:val="28"/>
-          <w:u w:val="none"/>
-        </w:rPr>
-        <w:t xml:space="preserve"> устанавливает клинический и технический контекст скрининга: пятиклассовую порядковую градацию заболевания и клиническую цену ошибки градации, требования к скринингу в условиях ограниченных ресурсов, физику лазерной коагуляции как ограниченный теоретический контекст направления на лечение, источники потери качества изображений глазного дна и её приборную составляющую, достигнутое в области средствами свёрточных сетей (архитектуры, перенос знаний и самообучаемое предобучение, интерпретируемость), а также критический анализ существующих автоматизированных систем скрининга и условий, ограничивающих приводимые в них показатели, и завершается формулировкой научной проблемы и обоснованием направления исследования.</w:t>
-      </w:r>
-    </w:p>
-    <w:p>
-      <w:pPr>
-        <w:ind w:firstLine="709"/>
-        <w:jc w:val="both"/>
-      </w:pPr>
-      <w:r>
-        <w:rPr>
-          <w:rFonts w:ascii="Times New Roman" w:hAnsi="Times New Roman" w:cs="Times New Roman" w:eastAsia="Times New Roman"/>
-          <w:b/>
-          <w:i w:val="0"/>
-          <w:sz w:val="28"/>
-          <w:u w:val="none"/>
-        </w:rPr>
-        <w:t>Глава 2 — «Методология интегрированного конвейера»</w:t>
-      </w:r>
-      <w:r>
-        <w:rPr>
-          <w:rFonts w:ascii="Times New Roman" w:hAnsi="Times New Roman" w:cs="Times New Roman" w:eastAsia="Times New Roman"/>
-          <w:b w:val="0"/>
-          <w:i w:val="0"/>
-          <w:sz w:val="28"/>
-          <w:u w:val="none"/>
-        </w:rPr>
-        <w:t xml:space="preserve"> специфицирует интегрированную методологию. Она формализует 8-этапный конвейер предобработки поэтапно вместе с теоретическими основаниями каждого этапа — каноническую ориентацию и нормализацию поворота по опорным точкам, изотропное масштабирование с центрированным дополнением, маску поля зрения как четвёртый входной канал, адаптивную flat-field-коррекцию, масштабируемую по геометрии каждого изображения, и порог CLAHE с двойным ограничением, формализованный как минимум гистограммного и плиточного ограничений и применяемый стохастически при обучении. Далее специфицируются архитектуры классификации (ResNet-50 и EfficientNet-B3) и их адаптация к пятиклассовой градации со взвешенной (Focal) функцией потерь, стратегия предобучения и дообучения с приёмочным гейтом линейного зонда при замороженном экстракторе признаков, аппарат интерпретируемости (Grad-CAM, метрика перекрытия «внимание–очаг», IoU) с метриками качества изображений, а также иерархия оценивания и статистический протокол.</w:t>
-      </w:r>
-    </w:p>
-    <w:p>
-      <w:pPr>
-        <w:ind w:firstLine="709"/>
-        <w:jc w:val="both"/>
-      </w:pPr>
-      <w:r>
-        <w:rPr>
-          <w:rFonts w:ascii="Times New Roman" w:hAnsi="Times New Roman" w:cs="Times New Roman" w:eastAsia="Times New Roman"/>
-          <w:b/>
-          <w:i w:val="0"/>
-          <w:sz w:val="28"/>
-          <w:u w:val="none"/>
-        </w:rPr>
-        <w:t>Глава 3 — «Результаты экспериментов»</w:t>
-      </w:r>
-      <w:r>
-        <w:rPr>
-          <w:rFonts w:ascii="Times New Roman" w:hAnsi="Times New Roman" w:cs="Times New Roman" w:eastAsia="Times New Roman"/>
-          <w:b w:val="0"/>
-          <w:i w:val="0"/>
-          <w:sz w:val="28"/>
-          <w:u w:val="none"/>
-        </w:rPr>
-        <w:t xml:space="preserve"> излагает экспериментальную программу на уровневом корпусе: наборы данных и конфигурацию экспериментов; влияние конвейера на точность в факторном плане 2×2 (Эксперимент 1); кумулятивную абляцию этапов со свипами порога CLAHE и σ flat-field-коррекции (Эксперимент 2); прямое измерение расстояния «источник—цель» в пространстве признаков предпоследнего слоя на шести внешних корпусах; межнаборный перенос на APTOS 2019 и внешнюю клиническую оценку на IDRiD и Messidor-2 (Эксперименты 3 и 5) с поведением по группировкам камер (Эксперимент 6); согласованность карт внимания с экспертной пиксельной разметкой очагов (Эксперимент 4); обучение на малых клинических выборках (Эксперимент 7); а также статистическую валидацию и помещение результатов в контекст опубликованных систем без ранжирования среди них, завершаясь ограничениями и граничными условиями подхода.</w:t>
-      </w:r>
-    </w:p>
-    <w:p>
-      <w:pPr>
-        <w:ind w:firstLine="709"/>
-        <w:jc w:val="both"/>
-      </w:pPr>
-      <w:r>
-        <w:rPr>
-          <w:rFonts w:ascii="Times New Roman" w:hAnsi="Times New Roman" w:cs="Times New Roman" w:eastAsia="Times New Roman"/>
-          <w:b/>
-          <w:i w:val="0"/>
-          <w:sz w:val="28"/>
-          <w:u w:val="none"/>
-        </w:rPr>
-        <w:t>Глава 4 — «Система скрининга»</w:t>
-      </w:r>
-      <w:r>
-        <w:rPr>
-          <w:rFonts w:ascii="Times New Roman" w:hAnsi="Times New Roman" w:cs="Times New Roman" w:eastAsia="Times New Roman"/>
-          <w:b w:val="0"/>
-          <w:i w:val="0"/>
-          <w:sz w:val="28"/>
-          <w:u w:val="none"/>
-        </w:rPr>
-        <w:t xml:space="preserve"> описывает систему скрининга, построенную вокруг модели, последовательно разграничивая реализованное и оставшееся спецификацией: модульную архитектуру и её модули, сервисы предобработки и инференса с их интерфейсом, клинический рабочий процесс и интерфейс оператора, в котором офтальмолог просматривает случай и фиксирует вердикт, а также среду развёртывания и систему защиты данных (согласованную с GDPR/HIPAA по замыслу), с применимостью к инфраструктуре здравоохранения Казахстана, ограниченной отсутствием полевых испытаний в стране.</w:t>
-      </w:r>
-    </w:p>
-    <w:p>
-      <w:pPr>
-        <w:keepNext/>
-        <w:spacing w:before="240" w:after="120"/>
-        <w:jc w:val="left"/>
-      </w:pPr>
-      <w:r>
-        <w:rPr>
-          <w:rFonts w:ascii="Times New Roman" w:hAnsi="Times New Roman" w:cs="Times New Roman" w:eastAsia="Times New Roman"/>
-          <w:b/>
-          <w:i w:val="0"/>
-          <w:sz w:val="28"/>
-          <w:u w:val="none"/>
-        </w:rPr>
-        <w:t>Личный вклад автора</w:t>
-      </w:r>
-    </w:p>
-    <w:p>
-      <w:pPr>
-        <w:ind w:firstLine="709"/>
-        <w:jc w:val="both"/>
-      </w:pPr>
-      <w:r>
-        <w:rPr>
-          <w:rFonts w:ascii="Times New Roman" w:hAnsi="Times New Roman" w:cs="Times New Roman" w:eastAsia="Times New Roman"/>
-          <w:b w:val="0"/>
-          <w:i w:val="0"/>
-          <w:sz w:val="28"/>
-          <w:u w:val="none"/>
-        </w:rPr>
-        <w:t>Основные результаты диссертации получены автором лично: концептуальное переосмысление предобработки как неотъемлемого компонента диагностической модели (парадигма P2); разработка и формальная спецификация 8-этапного конвейера предобработки, включая стохастический CLAHE с двойным ограничением, адаптивную flat-field-коррекцию и входной канал маски FOV; метрика интерпретируемости перекрытия «внимание–очаг» (ALO); контролируемый план экспериментов и система статистической валидации; а также архитектура автоматизированной системы скрининга ДР. В совместных публикациях автором разработаны методы предобработки и анализа изображений глазного дна и подготовлены соответствующие части рукописей.</w:t>
-      </w:r>
-    </w:p>
-    <w:p>
-      <w:pPr>
-        <w:keepNext/>
-        <w:spacing w:before="240" w:after="120"/>
-        <w:jc w:val="left"/>
-      </w:pPr>
-      <w:r>
-        <w:rPr>
-          <w:rFonts w:ascii="Times New Roman" w:hAnsi="Times New Roman" w:cs="Times New Roman" w:eastAsia="Times New Roman"/>
-          <w:b/>
-          <w:i w:val="0"/>
-          <w:sz w:val="28"/>
-          <w:u w:val="none"/>
-        </w:rPr>
-        <w:t>Структура и объём диссертации</w:t>
-      </w:r>
-    </w:p>
-    <w:p>
-      <w:pPr>
-        <w:ind w:firstLine="709"/>
-        <w:jc w:val="both"/>
-      </w:pPr>
-      <w:r>
-        <w:rPr>
-          <w:rFonts w:ascii="Times New Roman" w:hAnsi="Times New Roman" w:cs="Times New Roman" w:eastAsia="Times New Roman"/>
-          <w:b w:val="0"/>
-          <w:i w:val="0"/>
-          <w:sz w:val="28"/>
-          <w:u w:val="none"/>
-        </w:rPr>
-        <w:t>Диссертация состоит из предваряющих разделов — нормативных ссылок, определений, обозначений и сокращений, — за которыми следуют введение, четыре главы, заключение, список использованных источников и пять приложений: исходный код конвейера предобработки, дополнительные экспериментальные результаты и матрицы ошибок, архитектура системы и работающий демонстратор, галерея карт внимания и дополнительные таблицы по оценке доменного сдвига на устройствах.</w:t>
-      </w:r>
-    </w:p>
-    <w:p>
-      <w:pPr>
-        <w:ind w:firstLine="709"/>
-        <w:jc w:val="both"/>
-      </w:pPr>
-      <w:r>
-        <w:rPr>
-          <w:rFonts w:ascii="Times New Roman" w:hAnsi="Times New Roman" w:cs="Times New Roman" w:eastAsia="Times New Roman"/>
-          <w:b w:val="0"/>
-          <w:i w:val="0"/>
-          <w:sz w:val="28"/>
-          <w:u w:val="none"/>
-        </w:rPr>
-        <w:t>Диссертация изложена на 113 страницах и содержит 19 таблиц и 16 рисунков. Список использованных источников насчитывает 102 наименования. Указанные объёмы приведены без учёта приложений.</w:t>
+        <w:t xml:space="preserve"> Диссертация состоит из предваряющих разделов, введения, четырёх глав, заключения, списка использованных источников и пяти приложений. Диссертация изложена на 113 страницах и содержит 19 таблиц и 16 рисунков. Список использованных источников насчитывает 102 наименования. Указанные объёмы приведены без учёта приложений.</w:t>
       </w:r>
     </w:p>
     <w:sectPr>

--- a/defense/docs/abstracts/abstract_ru.docx
+++ b/defense/docs/abstracts/abstract_ru.docx
@@ -32,7 +32,7 @@
           <w:sz w:val="28"/>
           <w:u w:val="none"/>
         </w:rPr>
-        <w:t>к диссертационной работе Есмухамедова Нурмаганбета Сейткалиулы на тему «Компьютерная система обработки и анализа данных глазного дна для поддержки лазерной коагуляции при лечении диабетической ретинопатии», представленной на соискание степени доктора философии (PhD) по образовательной программе 8D06102 — Компьютерная и программная инженерия</w:t>
+        <w:t>к диссертационной работе Есмухамедова Нурмаганбета Сейткалиулы на тему «Информационная система автоматического обнаружения заболеваний сетчатки на основе глубокого обучения с использованием изображений оптической когерентной томографии», представленной на соискание степени доктора философии (PhD) по образовательной программе 8D06102 — Компьютерная и программная инженерия</w:t>
       </w:r>
     </w:p>
     <w:p>

--- a/defense/docs/abstracts/abstract_ru.docx
+++ b/defense/docs/abstracts/abstract_ru.docx
@@ -64,7 +64,7 @@
           <w:sz w:val="28"/>
           <w:u w:val="none"/>
         </w:rPr>
-        <w:t xml:space="preserve"> Диссертация посвящена исследованию и формализации интеграции улучшения изображений глазного дна (предобработки) с классификацией на основе свёрточных нейронных сетей (CNN) для автоматизированной многостадийной диагностики диабетической ретинопатии (ДР). Центральная идея состоит в том, что предобработка является неотъемлемым компонентом диагностической модели, а не вспомогательной подготовкой данных, поскольку именно она определяет пространство признаков, доступное сети. Для её операционализации 8-этапный конвейер предобработки специфицирован и встроен в модель, а его эффект подвергнут контролируемому сопоставлению с эквивалентной базовой конфигурацией, обученной без конвейера, на восьми публичных и клинических наборах изображений.</w:t>
+        <w:t xml:space="preserve"> Диссертация посвящена интеграции улучшения изображений глазного дна (предобработки) с классификацией на основе свёрточных нейронных сетей (CNN) для автоматизированной диагностики диабетической ретинопатии (ДР): предобработка трактуется как неотъемлемый компонент диагностической модели, а не вспомогательная подготовка данных, поскольку она определяет доступное сети пространство признаков.</w:t>
       </w:r>
     </w:p>
     <w:p>
@@ -90,7 +90,7 @@
           <w:sz w:val="28"/>
           <w:u w:val="none"/>
         </w:rPr>
-        <w:t xml:space="preserve"> Диабетическая ретинопатия является микрососудистым осложнением диабета и одной из ведущих причин предотвратимой потери зрения среди населения трудоспособного возраста. Её ранние стадии, на которых появляются микроаневризмы и мелкие кровоизлияния, не затрагивающие остроту зрения, протекают бессимптомно, поэтому у пациента нет повода обратиться за помощью именно тогда, когда вмешательство наиболее действенно. Выявление, следовательно, зависит не от обращения, а от планового обследования когорты, определённой системным диагнозом. Скрининг прежде, чем стать диагностической задачей, является задачей объёма, и именно объём делает ограничение по мощности связывающим: ручная градация растёт линейно по времени специалиста, которое конечно и географически сосредоточено. Техническая осуществимость автоматизации установлена уже десятилетие, поэтому актуальность настоящей работы опирается не на утверждение, что автоматизированный скрининг ещё не продемонстрирован, а на условия, в которых демонстрации были получены: заявляемое качество устойчиво неравномерно, а изображения не являются стабильной основой — снимки, полученные разными камерами, операторами и при разном состоянии зрачка, различаются систематически, причём там, где мощность скрининга наиболее дефицитна, условия съёмки наименее контролируемы. Отсюда следует методологический вопрос: как модели такого рода специфицируются, а не насколько хорошо работает какая-либо одна из них. Предобработка может трактоваться как вспомогательная подготовка данных, не требующая методологического обсуждения, либо как неотъемлемый компонент модели, поскольку преобразование, применённое до первой свёртки, определяет пространство признаков, в котором сеть вынуждена работать. Если верно второе, то модель, приведённая без специфицированной предобработки, описана не полностью, а сравнение таких моделей есть сравнение частично неизвестных систем.</w:t>
+        <w:t xml:space="preserve"> Диабетическая ретинопатия — микрососудистое осложнение диабета и одна из ведущих причин предотвратимой потери зрения среди населения трудоспособного возраста. Её ранние стадии бессимптомны, поэтому выявление зависит не от обращения пациента, а от планового обследования когорты: скрининг есть прежде всего задача объёма, а ручная градация растёт линейно по конечному и географически сосредоточенному времени специалиста. Автоматизация технически осуществима уже десятилетие, поэтому вопрос — в условиях, в которых получены демонстрации: снимки разных камер, операторов и состояний зрачка различаются систематически, причём там, где мощность скрининга дефицитна, условия съёмки наименее контролируемы. Преобразование, применённое до первой свёртки, определяет пространство признаков сети, поэтому модель без специфицированной предобработки описана не полностью, а сравнение таких моделей есть сравнение частично неизвестных систем.</w:t>
       </w:r>
     </w:p>
     <w:p>
@@ -116,7 +116,7 @@
           <w:sz w:val="28"/>
           <w:u w:val="none"/>
         </w:rPr>
-        <w:t xml:space="preserve"> — разработать и экспериментально обосновать интегрированную систему улучшения изображений глазного дна и классификации на основе CNN для автоматизированной пятиклассовой диагностики ДР, в которой 8-этапный конвейер предобработки специфицирован как неотъемлемый компонент модели, и установить в контролируемом сопоставлении с эквивалентной конфигурацией, обученной без этого конвейера, какую разницу данная спецификация создаёт для качества диагностики, переносимости и интерпретируемости модели.</w:t>
+        <w:t xml:space="preserve"> — разработать и экспериментально обосновать интегрированную систему улучшения изображений глазного дна и классификации на основе CNN для автоматизированной пятиклассовой диагностики ДР, в которой 8-этапный конвейер специфицирован как неотъемлемый компонент модели, и установить в контролируемом сопоставлении с конфигурацией, обученной без него, какую разницу эта спецификация создаёт для качества диагностики, переносимости и интерпретируемости.</w:t>
       </w:r>
     </w:p>
     <w:p>
@@ -142,7 +142,7 @@
           <w:sz w:val="28"/>
           <w:u w:val="none"/>
         </w:rPr>
-        <w:t xml:space="preserve"> 1. Проанализировать проблемную область и сформулировать научную проблему: клиническую градацию заболевания, требования к скринингу в условиях ограниченных ресурсов, источники потери качества изображений и методологическую практику существующих автоматизированных систем (Глава 1). 2. Специфицировать интегрированную методологию: 8-этапный конвейер, архитектуры классификации, стратегию предобучения и дообучения, аппарат интерпретируемости и протокол оценивания (Глава 2). 3. Экспериментально оценить интегрированную конфигурацию в домене обучения и на семи внешних корпусах и статистически валидировать результаты (Глава 3). 4. Построить и описать систему скрининга вокруг модели, пригодную для сред без ускорителей инференса и с прерывистой связностью (Глава 4).</w:t>
+        <w:t xml:space="preserve"> 1. Проанализировать проблемную область — градацию заболевания, требования скрининга при ограниченных ресурсах, источники потери качества изображений — и сформулировать научную проблему (Глава 1). 2. Специфицировать методологию: конвейер, архитектуры классификации, стратегию предобучения и дообучения, аппарат интерпретируемости и протокол оценивания (Глава 2). 3. Оценить интегрированную конфигурацию в домене обучения и на семи внешних корпусах и статистически валидировать результаты (Глава 3). 4. Построить систему скрининга, пригодную для сред без ускорителей инференса и с прерывистой связностью (Глава 4).</w:t>
       </w:r>
     </w:p>
     <w:p>
@@ -168,7 +168,7 @@
           <w:sz w:val="28"/>
           <w:u w:val="none"/>
         </w:rPr>
-        <w:t xml:space="preserve"> является процесс автоматизированной многостадийной диагностики диабетической ретинопатии по цветным изображениям глазного дна средствами свёрточных нейронных сетей, изучаемый целиком — от изображения, каким оно выходит из камеры, до присваиваемой моделью степени тяжести.</w:t>
+        <w:t xml:space="preserve"> является процесс автоматизированной многостадийной диагностики диабетической ретинопатии по цветным изображениям глазного дна средствами свёрточных нейронных сетей.</w:t>
       </w:r>
     </w:p>
     <w:p>
@@ -194,7 +194,7 @@
           <w:sz w:val="28"/>
           <w:u w:val="none"/>
         </w:rPr>
-        <w:t xml:space="preserve"> являются методы интеграции предобработки изображений глазного дна с классификацией на основе CNN и свойства получаемой конфигурации: качество пятиклассовой диагностики, переносимость на невиданные корпуса, согласованность внимания модели с экспертной разметкой и поведение при смене доменов камер.</w:t>
+        <w:t xml:space="preserve"> являются методы интеграции предобработки с классификацией на основе CNN и свойства получаемой конфигурации: качество пятиклассовой диагностики, переносимость на невиданные корпуса, согласованность внимания с экспертной разметкой и поведение при смене доменов камер.</w:t>
       </w:r>
     </w:p>
     <w:p>
@@ -220,7 +220,7 @@
           <w:sz w:val="28"/>
           <w:u w:val="none"/>
         </w:rPr>
-        <w:t xml:space="preserve"> Методологической основой служит контролируемое экспериментальное сопоставление, при котором конфигурации противопоставляются с фиксацией всего, что не входит в манипулируемый фактор. Инструменты заимствованы из обработки изображений, глубокого обучения и статистического вывода: локализация диска зрительного нерва и фовеа предобученным замороженным детектором тепловых карт; изотропное масштабирование с центрированным дополнением, объявляемым сети отдельным каналом маски; адаптивная коррекция освещения и CLAHE с двойным ограничением порога в пространстве LAB; классификация архитектурами ResNet-50 и EfficientNet-B3 со взвешенной функцией потерь Focal Loss; интерпретируемость Grad-CAM с метриками перекрытия «внимание—очаг» и IoU; максимальное среднее расхождение по признакам предпоследнего слоя; 5-кратная перекрёстная проверка со стратификацией на уровне пациента, парные тесты, бутстреп-интервалы и поправки на множественность.</w:t>
+        <w:t xml:space="preserve"> Методологической основой служит контролируемое экспериментальное сопоставление с фиксацией всего, что не входит в манипулируемый фактор. Инструменты: локализация диска зрительного нерва и фовеа замороженным детектором; изотропное масштабирование с дополнением, объявляемым сети каналом маски; адаптивная коррекция освещения и CLAHE с двойным ограничением в пространстве LAB; ResNet-50 и EfficientNet-B3 со взвешенной Focal Loss; Grad-CAM с метриками перекрытия «внимание—очаг» и IoU; максимальное среднее расхождение по признакам предпоследнего слоя; 5-кратная перекрёстная проверка со стратификацией на уровне пациента.</w:t>
       </w:r>
     </w:p>
     <w:p>
@@ -246,7 +246,7 @@
           <w:sz w:val="28"/>
           <w:u w:val="none"/>
         </w:rPr>
-        <w:t xml:space="preserve"> — уровневый корпус из восьми публичных и клинических наборов изображений глазного дна, полученных камерами четырёх производителей (Canon, Topcon, Kowa, Zeiss): EyePACS (~35 126 размеченных изображений, обучение и абляция), неразмеченный срез которого (~53 576 изображений) служит корпусом внутридоменного предобучения и не пересекается с обучающим; APTOS 2019 (~3 662, межнаборный перенос); IDRiD (516 изображений, 81 с пиксельными масками очагов) и Messidor-2 (~1 748) для внешней клинической оценки; DDR (~13 673), ODIR-5K (~5 000) и RFMiD (~3 200) для оценки сдвига по устройствам; казахстанский клинический набор (60 изображений, 30 пациентов × 2 глаза) для обучения в режиме дефицита данных. Результаты по разным корпусам приводятся раздельно и не агрегируются в единый показатель.</w:t>
+        <w:t xml:space="preserve"> — восемь публичных и клинических наборов изображений глазного дна с камер четырёх производителей (Canon, Topcon, Kowa, Zeiss): EyePACS (~35 126 размеченных изображений, обучение и абляция) и его неразмеченный, не пересекающийся с обучающим срез (~53 576) для внутридоменного предобучения; APTOS 2019 (~3 662, межнаборный перенос); IDRiD (516, из них 81 с масками очагов) и Messidor-2 (~1 748) для внешней клинической оценки; DDR (~13 673), ODIR-5K (~5 000) и RFMiD (~3 200) для сдвига по устройствам; казахстанский клинический набор (60 изображений, 30 пациентов × 2 глаза) для режима дефицита данных. Результаты приводятся раздельно по корпусам и не агрегируются.</w:t>
       </w:r>
     </w:p>
     <w:p>
@@ -272,7 +272,7 @@
           <w:sz w:val="28"/>
           <w:u w:val="none"/>
         </w:rPr>
-        <w:t xml:space="preserve"> исследования состоит в следующем: 1. Главный вклад является концептуальным: предобработка переосмыслена из вспомогательной подготовки данных в неотъемлемый компонент диагностической модели — формализована как связывающая часть её спецификации и поставлена в контролируемое экспериментальное противопоставление, так что новым является не существование конвейера, а трактовка его как объекта эксперимента. 2. Пять элементов инженерной реализации специфицированы в ранее не сочетавшихся формах: изотропное масштабирование с центрированным дополнением; маска поля зрения четвёртым входным каналом; коррекция освещения, масштабируемая по геометрии каждого изображения и применяемая только внутри маски; статистики каналов по действительным пикселям; каноническая ориентация, разброс аугментации которой выводится из неопределённости локализации опорных точек. 3. Порог контрастного этапа определён как минимум гистограммного и плиточного ограничений и применяется стохастически при обучении, благодаря чему этап служит и оператором улучшения, и источником регуляризации; формулировка развивает ранее опубликованные работы соискателя. 4. Согласованность внимания измеряется долей аннотированного очага, покрытой вниманием модели, поскольку клинически значимым является именно покрытие очага. 5. Постулируемый механизм измерен, а не выведен из следствия: расстояние «источник—цель» вычислено на предпоследнем слое для обеих конфигураций на шести внешних корпусах, тогда как работы такого рода обыкновенно судят о нём по внешней точности. 6. Аналитически выявлен дефект семейства широко используемых мер внешней устойчивости: каждая нормирует внешнее качество ветви относительно её же внутридоменного и потому штрафует конфигурацию за внутридоменную силу.</w:t>
+        <w:t xml:space="preserve"> исследования состоит в следующем: 1. Главный вклад концептуален: предобработка формализована как связывающая часть спецификации диагностической модели и поставлена в контролируемое противопоставление; новым является не существование конвейера, а трактовка его как объекта эксперимента. 2. Пять элементов инженерной реализации специфицированы в ранее не сочетавшихся формах: изотропное масштабирование с центрированным дополнением; маска поля зрения четвёртым входным каналом; коррекция освещения по геометрии изображения внутри маски; статистики каналов по действительным пикселям; каноническая ориентация с разбросом аугментации из неопределённости локализации. 3. Порог контрастного этапа определён как минимум гистограммного и плиточного ограничений и применяется стохастически, служа и улучшением, и регуляризацией. 4. Согласованность внимания измеряется долей аннотированного очага, покрытой вниманием модели. 5. Постулируемый механизм измерен напрямую: расстояние «источник—цель» вычислено на предпоследнем слое для обеих конфигураций на шести внешних корпусах. 6. Выявлен дефект широко используемых мер внешней устойчивости: каждая нормирует внешнее качество ветви на её же внутридоменное.</w:t>
       </w:r>
     </w:p>
     <w:p>
@@ -298,7 +298,7 @@
           <w:sz w:val="28"/>
           <w:u w:val="none"/>
         </w:rPr>
-        <w:t xml:space="preserve"> 1. Выполнен критический анализ контекста автоматизированной диагностики ДР и вариабельности качества изображений, выявлены ограничения сквозной парадигмы и сформулирована научная проблема. 2. Разработан и формализован 8-этапный конвейер предобработки: канонический разворот, нормализация поворота по оси «диск—фовеа», обрезка по полю зрения с изотропным масштабированием и дополнением, маска поля зрения четвёртым входным каналом, адаптивная коррекция освещения, стохастический CLAHE с двойным ограничением, аугментация и наборо-специфичная нормализация. 3. Установлено превосходство интегрированной конфигурации над базовой на обучающем корпусе для обеих архитектур по всем трём компонентам конъюнктивного критерия. 4. Вклад отдельных этапов количественно оценён кумулятивной абляцией при единой инициализации, а параметры контрастного этапа и коррекции освещения обнаружили внутренний оптимум, подтверждённый на отложенных данных. 5. Сокращение расстояния до обучающего распределения измерено напрямую на шести внешних корпусах при обязательном использовании статистик домена-источника. 6. Показана переносимость на невиданные корпуса — межнаборная, по группам камер и на двух внешних клинических корпусах — и превосходство интегрированной конфигурации в режиме дефицита данных. 7. Спроектирована модульная архитектура автоматизированной системы скрининга ДР для сред с ограниченными ресурсами и построен её работающий демонстратор, выполняющий конвейер и обученный классификатор от начала до конца, строящий карты внимания и ведущий запись по каждому случаю.</w:t>
+        <w:t xml:space="preserve"> 1. Разработан и формализован 8-этапный конвейер: канонический разворот, нормализация поворота по оси «диск—фовеа», обрезка по полю зрения с изотропным масштабированием, маска поля зрения четвёртым каналом, коррекция освещения, стохастический CLAHE, аугментация и наборо-специфичная нормализация. 2. Выполнена экспериментальная программа, итоги которой изложены в положениях, выносимых на защиту. 3. Спроектирована модульная архитектура системы скрининга ДР для сред с ограниченными ресурсами и построен её работающий демонстратор.</w:t>
       </w:r>
     </w:p>
     <w:p>
@@ -324,7 +324,7 @@
           <w:sz w:val="28"/>
           <w:u w:val="none"/>
         </w:rPr>
-        <w:t xml:space="preserve"> 1. Предобработка изображений глазного дна является формализуемым и экспериментально проверяемым компонентом диагностической модели, а не вспомогательной подготовкой данных; положение методологическое. 2. Интегрированная конфигурация превосходит базовую на обучающем корпусе из 35 126 изображений на обеих архитектурах по всем трём компонентам конъюнктивного критерия: weighted F1 — на 6,54 и 6,55 процентного пункта, площадь под ROC-кривой — на 0,032 и 0,036, квадратично взвешенная каппа — на 0,11; все интервалы исключают ноль, поправку на множественность сравнения выдерживают, взаимодействия между ветвью и архитектурой нет. Положение касается конфигурации как целого: ветви различаются и инициализацией, поэтому никакая часть эффекта не приписывается предобработке в отдельности. 3. Вклады отдельных этапов конвейера разделимы: кумулятивная абляция по восьми уровням при единой инициализации поднимает weighted F1 с 0,7538 до 0,8193 монотонно и без инверсий на пяти фолдах, каждый из семи переходов даёт 0,0065–0,0143 при межфолдовом разбросе 0,0042–0,0060, а два фотометрических этапа вместе несут 41 % прироста. Оба параметра обнаруживают внутренний оптимум, подтверждённый на отложенных данных: 2,5 при гистограммном пороге 0,03 и 0,07 диаметра поля зрения. 4. Расстояние до обучающего распределения сокращается на каждом из шести внешних корпусов — на 0,070–0,093 на предпоследнем слое при интервалах, исключающих ноль, — причём преобразование не наблюдает ни одной статистики целевого корпуса. 5. Компетенция переносится на невиданные корпуса: коэффициент обобщения 0,898 против 0,858 и weighted F1 выше на 0,089 при межнаборном переносе; по пяти группам камер качество выше на каждой, а разброс между ними сокращается в 2,4 и 3,1 раза; на двух внешних клинических корпусах превосходство составляет 0,069 и 0,054 по weighted F1 — выше минимально клинически значимой величины 0,050. 6. Внимание модели перекрывается с аннотированными экспертом очагами теснее при интегрированной конфигурации на всех четырёх типах очагов — на 0,099–0,129 при p ≤ 0,0148 — и направление сохраняется при каждом пороге бинаризации; положение защищается как согласованность, а не как локализация патологии. 7. Выносятся также связанная термооптическая модель отклика тканей глазного дна при лазерном воздействии — как теоретический вклад — и модульная архитектура системы скрининга как проектный вклад, реализованный частично в виде работающего демонстратора.</w:t>
+        <w:t xml:space="preserve"> 1. Предобработка изображений глазного дна является формализуемым и экспериментально проверяемым компонентом диагностической модели, а не вспомогательной подготовкой данных; положение методологическое. 2. Интегрированная конфигурация превосходит базовую на обучающем корпусе из 35 126 изображений на обеих архитектурах по всем трём компонентам конъюнктивного критерия: weighted F1 — на 6,54 и 6,55 п.п., площадь под ROC-кривой — на 0,032 и 0,036, квадратичная каппа — на 0,11; все интервалы исключают ноль, поправку на множественность выдерживают, взаимодействия между ветвью и архитектурой нет. Ветви различаются и инициализацией, поэтому эффект относится к конфигурации в целом. 3. Вклады отдельных этапов разделимы: кумулятивная абляция по восьми уровням поднимает weighted F1 с 0,7538 до 0,8193 монотонно и без инверсий на пяти фолдах, каждый из семи переходов даёт 0,0065–0,0143, два фотометрических этапа несут 41 % прироста, а оба параметра имеют подтверждённый на отложенных данных внутренний оптимум: 2,5 при гистограммном пороге 0,03 и 0,07 диаметра поля зрения. 4. Расстояние до обучающего распределения сокращается на каждом из шести внешних корпусов — на 0,070–0,093 на предпоследнем слое при интервалах, исключающих ноль, — причём преобразование не наблюдает статистик целевого корпуса. 5. Компетенция переносится на невиданные корпуса: при межнаборном переносе коэффициент обобщения 0,898 против 0,858 и weighted F1 выше на 0,089; по пяти группам камер качество выше на каждой, а разброс сокращается в 2,4 и 3,1 раза; на двух внешних клинических корпусах превосходство 0,069 и 0,054 по weighted F1 — выше минимально клинически значимой величины 0,050. 6. Внимание модели теснее перекрывается с аннотированными экспертом очагами на всех четырёх типах очагов — на 0,099–0,129 при p ≤ 0,0148 — и направление сохраняется при каждом пороге бинаризации; положение защищается как согласованность, а не как локализация патологии. 7. Выносятся также термооптическая модель отклика тканей глазного дна при лазерном воздействии как теоретический вклад и модульная архитектура системы скрининга как проектный.</w:t>
       </w:r>
     </w:p>
     <w:p>
@@ -350,7 +350,7 @@
           <w:sz w:val="28"/>
           <w:u w:val="none"/>
         </w:rPr>
-        <w:t xml:space="preserve"> работы заключается в том, как поставлена и измерена задача. Переосмысление меняет то, что считается полным описанием диагностической модели этого класса, а вместе с ним и то, что считается корректным сравнением. Пять формализаций делают прежде неявные решения явными и проверяемыми: порог контрастного этапа, коррекция освещения, согласованность внимания как асимметричное перекрытие, постулируемый механизм как измеримое расстояние и ненейтральность семейства широко используемых мер устойчивости. Механизм, до сих пор привлекавшийся как объяснение, сделан измеримым — как величина, вычислимая на предпоследнем слое при заданном протокольном условии, — что делает механистическое утверждение фальсифицируемым независимо от объясняемых им утверждений о качестве.</w:t>
+        <w:t xml:space="preserve"> работы — в том, как поставлена и измерена задача: переосмысление меняет то, что считается полным описанием диагностической модели этого класса и корректным сравнением; пять формализаций делают прежде неявные решения явными и проверяемыми, а механизм, привлекавшийся как объяснение, сделан измеримым на предпоследнем слое, что делает механистическое утверждение фальсифицируемым независимо от утверждений о качестве.</w:t>
       </w:r>
     </w:p>
     <w:p>
@@ -376,7 +376,7 @@
           <w:sz w:val="28"/>
           <w:u w:val="none"/>
         </w:rPr>
-        <w:t xml:space="preserve"> Работа делает практически доступными четыре вещи, каждую со своим ограничением. Полностью специфицированный режим предобработки, воспроизведённый в приложении, значения параметров которого следует переустанавливать, а не наследовать. Систему скрининга с модулями предобработки, инференса, телемедицины в режиме store-and-forward и поддержки принятия решений в парадигме «врач в контуре», интегрируемую с системами PACS/EHR и национальной платформой электронного здравоохранения; её работающий демонстратор развёрнут и выполняет инференс на присланных изображениях, тогда как ориентированные на внедрение части остаются проектной спецификацией, а положения о защите данных суть соответствие по замыслу, а не сертифицированное соответствие. Протокол приёма изображений из внешних источников, валидированный только на том клиническом источнике, для которого создавался. И обоснование применимости к национальному контексту скрининга, ограниченное отсутствием полевых испытаний в стране. Система задумана как поддержка принятия решений, при которой диагноз и ответственность за него остаются за врачом.</w:t>
+        <w:t xml:space="preserve"> Практически доступны четыре вещи, каждая со своим ограничением: полностью специфицированный режим предобработки, параметры которого следует переустанавливать, а не наследовать; систему скрининга с модулями предобработки, инференса, телемедицины store-and-forward и поддержки решений в парадигме «врач в контуре», интегрируемую с PACS/EHR и национальной платформой электронного здравоохранения, — её демонстратор развёрнут и выполняет инференс, тогда как остальные части остаются проектной спецификацией, а защита данных есть соответствие по замыслу, а не сертифицированное; протокол приёма изображений из внешних источников, валидированный только на том клиническом источнике, для которого создавался; и обоснование применимости к национальному контексту скрининга, ограниченное отсутствием полевых испытаний в стране. Диагноз и ответственность за него остаются за врачом.</w:t>
       </w:r>
     </w:p>
     <w:p>
@@ -402,7 +402,7 @@
           <w:sz w:val="28"/>
           <w:u w:val="none"/>
         </w:rPr>
-        <w:t xml:space="preserve"> опирается на процедуру, а не на величину эффекта. Разбиение выполнено на уровне пациента со стратификацией по степеням тяжести; качество приводится по иерархии мер, зафиксированной заранее; различия оцениваются парными тестами на идентичных случаях, их неопределённость — ресэмплингом, а модель со смешанными эффектами отделяет межфолдовую вариацию от проверяемого эффекта. Самое сильное из этих оснований не видно в таблице и потому заявляется отдельно: критерий приёмки каждой гипотезы был зафиксирован до эксперимента, который её проверял, а критерий, написанный после того, как результат стал известен, может быть удовлетворён всегда. Три оговорки ограничивают аппарат в целом: поправка на множественность распространяется лишь на тот эксперимент, в рамках которого сравнения планировались; ряд оценок опирается на модели одного обученного фолда и потому занижает полную неопределённость в известную сторону; один эксперимент опирается на клинический корпус, не подлежащий перераспространению. Четыре оговорки относятся к отдельным положениям: упорядочение этапов действительно лишь на уровне групп, а параметрические оптимумы суть свойства данного корпуса, а не переносимые константы; сокращение расстояния действительно только по направлению — его величина не предсказывает прироста качества; ни коэффициент обобщения, ни порог удержания по группам камер не различают ветви, поэтому свидетельство переноса лежит в сравнении, а на втором клиническом корпусе запас над минимально значимой величиной составляет четыре тысячных; результат по вниманию получен на одном аннотированном корпусе. Не выносятся на защиту клиническая валидность, готовность к автономному внедрению, сертификация устройств, локализация патологии и превосходство над какой-либо поименованной опубликованной системой.</w:t>
+        <w:t xml:space="preserve"> опирается на процедуру, а не на величину эффекта: разбиение на уровне пациента со стратификацией по степеням тяжести, заранее зафиксированная иерархия мер, парные тесты на идентичных случаях, ресэмплинг и модель со смешанными эффектами. Критерий приёмки каждой гипотезы был зафиксирован до проверявшего её эксперимента. Три оговорки ограничивают аппарат в целом: поправка на множественность распространяется лишь на тот эксперимент, в рамках которого сравнения планировались; ряд оценок опирается на модели одного фолда и занижает полную неопределённость; один эксперимент опирается на клинический корпус, не подлежащий перераспространению. Четыре относятся к отдельным положениям: упорядочение этапов действительно лишь на уровне групп, а параметрические оптимумы суть свойства данного корпуса; сокращение расстояния действительно только по направлению; ни коэффициент обобщения, ни порог удержания по группам камер не различают ветви, а на втором клиническом корпусе запас над минимально значимой величиной составляет четыре тысячных; результат по вниманию получен на одном аннотированном корпусе. Не выносятся на защиту клиническая валидность, готовность к автономному внедрению, сертификация устройств, локализация патологии и превосходство над любой поименованной опубликованной системой.</w:t>
       </w:r>
     </w:p>
     <w:p>
@@ -428,7 +428,7 @@
           <w:sz w:val="28"/>
           <w:u w:val="none"/>
         </w:rPr>
-        <w:t xml:space="preserve"> Результаты исследования докладывались и обсуждались на 3-м Международном семинаре «Цифровое общество» (DS 2025, г. Стамбул, Турция, 28–30 октября 2025 г.) и опубликованы в международных рецензируемых журналах. Направление исследования соответствует государственным приоритетам цифровизации здравоохранения и развития технологий искусственного интеллекта Республики Казахстан, в частности Концепции развития искусственного интеллекта на 2024–2029 годы, Посланию Президента Республики Казахстан «Казахстан в эпоху искусственного интеллекта» от 8 сентября 2025 г. и Закону Республики Казахстан «Об искусственном интеллекте» от 17 ноября 2025 г. Работа выполнена в соответствии с подпунктом 2 пункта 3 статьи 20 Закона Республики Казахстан «О науке». Речь идёт о соответствии направления исследования опубликованным национальным приоритетам, а не о финансировании в рамках государственной программы или заказе какого-либо органа.</w:t>
+        <w:t xml:space="preserve"> Результаты докладывались на 3-м Международном семинаре «Цифровое общество» (DS 2025, г. Стамбул, Турция, 28–30 октября 2025 г.). Направление исследования соответствует государственным приоритетам цифровизации здравоохранения и развития искусственного интеллекта Республики Казахстан, в частности Концепции развития искусственного интеллекта на 2024–2029 годы и Закону «Об искусственном интеллекте» от 17 ноября 2025 г. Работа выполнена в соответствии с подпунктом 2 пункта 3 статьи 20 Закона Республики Казахстан «О науке». Речь идёт о соответствии направления опубликованным национальным приоритетам, а не о финансировании в рамках государственной программы.</w:t>
       </w:r>
     </w:p>
     <w:p>
@@ -454,7 +454,7 @@
           <w:sz w:val="28"/>
           <w:u w:val="none"/>
         </w:rPr>
-        <w:t xml:space="preserve"> Основные результаты диссертации опубликованы в 5 научных работах, в том числе: 1 статья в журнале, индексируемом Scopus и Web of Science (</w:t>
+        <w:t xml:space="preserve"> Основные результаты диссертации опубликованы в 5 научных работах: 1 статья в журнале, индексируемом Scopus и Web of Science (</w:t>
       </w:r>
       <w:r>
         <w:rPr>
@@ -494,103 +494,7 @@
           <w:sz w:val="28"/>
           <w:u w:val="none"/>
         </w:rPr>
-        <w:t>); 3 статьи в журналах, рекомендованных ККСОН Республики Казахстан.</w:t>
-      </w:r>
-    </w:p>
-    <w:p>
-      <w:pPr>
-        <w:ind w:firstLine="709"/>
-        <w:jc w:val="both"/>
-      </w:pPr>
-      <w:r>
-        <w:rPr>
-          <w:rFonts w:ascii="Times New Roman" w:hAnsi="Times New Roman" w:cs="Times New Roman" w:eastAsia="Times New Roman"/>
-          <w:b w:val="0"/>
-          <w:i w:val="0"/>
-          <w:sz w:val="28"/>
-          <w:u w:val="none"/>
-        </w:rPr>
-        <w:t>Результаты, полученные по теме диссертации, представлены в следующих публикациях:</w:t>
-      </w:r>
-    </w:p>
-    <w:p>
-      <w:pPr>
-        <w:ind w:firstLine="709"/>
-        <w:jc w:val="both"/>
-      </w:pPr>
-      <w:r>
-        <w:rPr>
-          <w:rFonts w:ascii="Times New Roman" w:hAnsi="Times New Roman" w:cs="Times New Roman" w:eastAsia="Times New Roman"/>
-          <w:b w:val="0"/>
-          <w:i w:val="0"/>
-          <w:sz w:val="28"/>
-          <w:u w:val="none"/>
-        </w:rPr>
-        <w:t>1. Sapakova S., Yesmukhamedov N., Sapakov A. Development of an image quality enhancement approach for diabetic retinopathy diagnosis // Eastern-European Journal of Enterprise Technologies. – 2025. – Vol. 4, No. 9(136). – P. 79–88. https://doi.org/10.15587/1729-4061.2025.335570.</w:t>
-      </w:r>
-    </w:p>
-    <w:p>
-      <w:pPr>
-        <w:ind w:firstLine="709"/>
-        <w:jc w:val="both"/>
-      </w:pPr>
-      <w:r>
-        <w:rPr>
-          <w:rFonts w:ascii="Times New Roman" w:hAnsi="Times New Roman" w:cs="Times New Roman" w:eastAsia="Times New Roman"/>
-          <w:b w:val="0"/>
-          <w:i w:val="0"/>
-          <w:sz w:val="28"/>
-          <w:u w:val="none"/>
-        </w:rPr>
-        <w:t>2. Sapakova S., Yesmukhamedov N., Sapakov A., Yemberdiyeva A., Kozhamkulova Z. Methods for pre-processing and analysis of fundus images for detection of diabetic retinopathy // Procedia Computer Science. – 2025. – Vol. 272. – P. 496–501 (The 3rd International Workshop on Digital Society, DS 2025, г. Стамбул, Турция). https://doi.org/10.1016/j.procs.2025.10.237.</w:t>
-      </w:r>
-    </w:p>
-    <w:p>
-      <w:pPr>
-        <w:ind w:firstLine="709"/>
-        <w:jc w:val="both"/>
-      </w:pPr>
-      <w:r>
-        <w:rPr>
-          <w:rFonts w:ascii="Times New Roman" w:hAnsi="Times New Roman" w:cs="Times New Roman" w:eastAsia="Times New Roman"/>
-          <w:b w:val="0"/>
-          <w:i w:val="0"/>
-          <w:sz w:val="28"/>
-          <w:u w:val="none"/>
-        </w:rPr>
-        <w:t>3. Yesmukhamedov N.S., Sapakova S., Al-Haddad S.A.R., Daniyarova D. Development of an information system architecture for healthcare institutions using artificial intelligence // Известия НАН РК, серия физико-математическая. – 2025. – Т. 2(354). – С. 74–91. https://doi.org/10.32014/2025.2518-1726.345.</w:t>
-      </w:r>
-    </w:p>
-    <w:p>
-      <w:pPr>
-        <w:ind w:firstLine="709"/>
-        <w:jc w:val="both"/>
-      </w:pPr>
-      <w:r>
-        <w:rPr>
-          <w:rFonts w:ascii="Times New Roman" w:hAnsi="Times New Roman" w:cs="Times New Roman" w:eastAsia="Times New Roman"/>
-          <w:b w:val="0"/>
-          <w:i w:val="0"/>
-          <w:sz w:val="28"/>
-          <w:u w:val="none"/>
-        </w:rPr>
-        <w:t>4. Yesmukhamedov N.S., Sapakova S.Z., Kozhamkulova Zh.Zh., Daniyarova D.R., Armankyzy R. Methods for preprocessing and analysis of fundus images for diabetic retinopathy detection // Вестник Казахстанско-Британского технического университета. – 2025. – № 4(75), Т. 22. – С. 119–130. https://doi.org/10.55452/1998-6688-2025-22-4-119-130.</w:t>
-      </w:r>
-    </w:p>
-    <w:p>
-      <w:pPr>
-        <w:ind w:firstLine="709"/>
-        <w:jc w:val="both"/>
-      </w:pPr>
-      <w:r>
-        <w:rPr>
-          <w:rFonts w:ascii="Times New Roman" w:hAnsi="Times New Roman" w:cs="Times New Roman" w:eastAsia="Times New Roman"/>
-          <w:b w:val="0"/>
-          <w:i w:val="0"/>
-          <w:sz w:val="28"/>
-          <w:u w:val="none"/>
-        </w:rPr>
-        <w:t>5. Sapakova S.Z., Daniyarova D.R., Yesmukhamedov N.S., Armankyzy R., Yemberdiyeva A.B., Kaldybaeva A.S. Mathematical modeling of laser exposure on fundus tissues in the treatment of diabetic retinopathy // Вестник КазУТБ. – 2025. – Т. 2, № 27-740. – С. 20–30. https://doi.org/10.58805/kazutb.v.2.27-740.</w:t>
+        <w:t>); 3 статьи в журналах, рекомендованных ККСОН Республики Казахстан. Полный перечень — в списке опубликованных работ по теме диссертации.</w:t>
       </w:r>
     </w:p>
     <w:p>
@@ -616,7 +520,7 @@
           <w:sz w:val="28"/>
           <w:u w:val="none"/>
         </w:rPr>
-        <w:t xml:space="preserve"> Во введении обоснована актуальность темы, сформулированы цель, задачи, объект и предмет исследования, научная новизна, положения, выносимые на защиту, методологическая основа, значимость работы, достоверность результатов, апробация и публикации. Первая глава устанавливает клинический и технический контекст скрининга: характеризует градацию заболевания и требования скрининговой программы к среде с ограниченными ресурсами, выявляет источники потери качества изображений и её приборную составляющую, рассматривает достигнутое средствами свёрточных сетей и то, что автоматизированные системы предполагают о предобработке, и формулирует вытекающую из этой практики научную проблему. Вторая глава специфицирует методологию: излагает 8-этапный конвейер с теорией, обосновывающей каждый этап, формализует порог контрастного этапа и коррекцию освещения, описывает архитектуры классификации и их адаптацию к четырёхканальному входу, стратегию предобучения и дообучения, аппарат интерпретируемости и заранее фиксирует протокол оценивания. Третья глава излагает экспериментальную программу: внутридоменное факторное сопоставление, разложение по этапам со свипами параметров, прямое измерение расстояния «источник—цель», межнаборный и внешний клинический перенос, согласованность внимания с экспертной разметкой, поведение по группам камер и в режиме дефицита данных, статистическую валидацию и ограничивающие результаты условия. Четвёртая глава описывает систему скрининга: её архитектуру, поведение при инференсе без ускорителей и протокол приёма изображений, разграничивая существующее и оставшееся спецификацией. В заключении сведены итоги и направления дальнейшей работы.</w:t>
+        <w:t xml:space="preserve"> Во введении обоснована актуальность темы и сформулированы цель, задачи, объект, предмет, новизна, положения на защиту, значимость, достоверность и апробация. Первая глава устанавливает клинический и технический контекст скрининга и формулирует научную проблему; вторая специфицирует методологию — конвейер, архитектуры классификации и их адаптацию к четырёхканальному входу, стратегию предобучения, аппарат интерпретируемости и заранее фиксируемый протокол оценивания; третья излагает экспериментальную программу — факторное сопоставление, абляцию этапов, измерение доменного расстояния, межнаборный, приборный и клинический перенос, согласованность внимания и режим дефицита данных; четвёртая описывает систему скрининга, разграничивая существующее и оставшееся спецификацией. В заключении сведены итоги и направления дальнейшей работы.</w:t>
       </w:r>
     </w:p>
     <w:p>
@@ -642,7 +546,7 @@
           <w:sz w:val="28"/>
           <w:u w:val="none"/>
         </w:rPr>
-        <w:t xml:space="preserve"> Основные результаты диссертации получены автором лично: концептуальное переосмысление предобработки как неотъемлемого компонента диагностической модели; разработка и формальная спецификация 8-этапного конвейера, включая стохастический CLAHE с двойным ограничением, адаптивную коррекцию освещения и входной канал маски поля зрения; метрика перекрытия «внимание—очаг»; контролируемый план экспериментов и система статистической валидации; архитектура системы скрининга. Все пять публикаций подготовлены в соавторстве; в каждой автором внесена та часть, на которую опирается диссертация: постановка задачи предобработки, проектирование и реализация конвейера, проведение экспериментов и написание соответствующих разделов.</w:t>
+        <w:t xml:space="preserve"> Основные результаты получены автором лично: переосмысление предобработки как неотъемлемого компонента диагностической модели; разработка и формальная спецификация 8-этапного конвейера; метрика перекрытия «внимание—очаг»; план экспериментов и система статистической валидации; архитектура системы скрининга. Все пять публикаций подготовлены в соавторстве; в каждой автором внесена та часть, на которую опирается диссертация.</w:t>
       </w:r>
     </w:p>
     <w:p>

--- a/defense/docs/abstracts/abstract_ru.docx
+++ b/defense/docs/abstracts/abstract_ru.docx
@@ -494,7 +494,7 @@
           <w:sz w:val="28"/>
           <w:u w:val="none"/>
         </w:rPr>
-        <w:t>); 3 статьи в журналах, рекомендованных ККСОН Республики Казахстан. Полный перечень — в списке опубликованных работ по теме диссертации.</w:t>
+        <w:t>); 3 статьи в журналах, рекомендованных ККСОН Республики Казахстан. Полный перечень — в списке опубликованных работ по теме диссертации. Кроме того, программный комплекс, реализующий метод, внесён в Государственный реестр прав на объекты, охраняемые авторским правом, Республики Казахстан (свидетельство № 78109 от 4 сентября 2026 года); оно воспроизведено в приложении к диссертации.</w:t>
       </w:r>
     </w:p>
     <w:p>
@@ -572,7 +572,7 @@
           <w:sz w:val="28"/>
           <w:u w:val="none"/>
         </w:rPr>
-        <w:t xml:space="preserve"> Диссертация состоит из предваряющих разделов, введения, четырёх глав, заключения, списка использованных источников и пяти приложений. Диссертация изложена на 113 страницах и содержит 19 таблиц и 16 рисунков. Список использованных источников насчитывает 102 наименования. Указанные объёмы приведены без учёта приложений.</w:t>
+        <w:t xml:space="preserve"> Диссертация состоит из предваряющих разделов, введения, четырёх глав, заключения, списка использованных источников и шести приложений. Диссертация изложена на 113 страницах и содержит 19 таблиц и 16 рисунков. Список использованных источников насчитывает 102 наименования. Указанные объёмы приведены без учёта приложений.</w:t>
       </w:r>
     </w:p>
     <w:sectPr>
